--- a/KIBET_ANNETTE_CCNA3Project.docx
+++ b/KIBET_ANNETTE_CCNA3Project.docx
@@ -307,7 +307,8 @@
     </w:p>
     <w:tbl>
       <w:tblPr>
-        <w:tblW w:w="9360" w:type="dxa"/>
+        <w:tblW w:w="8190" w:type="dxa"/>
+        <w:tblInd w:w="-5" w:type="dxa"/>
         <w:tblBorders>
           <w:top w:val="single" w:sz="4" w:space="0" w:color="auto"/>
           <w:left w:val="single" w:sz="4" w:space="0" w:color="auto"/>
@@ -316,6 +317,7 @@
           <w:insideH w:val="single" w:sz="4" w:space="0" w:color="auto"/>
           <w:insideV w:val="single" w:sz="4" w:space="0" w:color="auto"/>
         </w:tblBorders>
+        <w:tblLayout w:type="fixed"/>
         <w:tblCellMar>
           <w:left w:w="10" w:type="dxa"/>
           <w:right w:w="10" w:type="dxa"/>
@@ -323,14 +325,19 @@
         <w:tblLook w:val="04A0" w:firstRow="1" w:lastRow="0" w:firstColumn="1" w:lastColumn="0" w:noHBand="0" w:noVBand="1"/>
       </w:tblPr>
       <w:tblGrid>
-        <w:gridCol w:w="1600"/>
-        <w:gridCol w:w="3160"/>
-        <w:gridCol w:w="4600"/>
+        <w:gridCol w:w="1015"/>
+        <w:gridCol w:w="1325"/>
+        <w:gridCol w:w="1440"/>
+        <w:gridCol w:w="1440"/>
+        <w:gridCol w:w="2970"/>
       </w:tblGrid>
       <w:tr>
-        <w:tc>
-          <w:tcPr>
-            <w:tcW w:w="1600" w:type="dxa"/>
+        <w:trPr>
+          <w:trHeight w:val="1160"/>
+        </w:trPr>
+        <w:tc>
+          <w:tcPr>
+            <w:tcW w:w="1015" w:type="dxa"/>
             <w:shd w:val="clear" w:color="auto" w:fill="E6F1FB"/>
           </w:tcPr>
           <w:p>
@@ -354,7 +361,7 @@
         </w:tc>
         <w:tc>
           <w:tcPr>
-            <w:tcW w:w="3160" w:type="dxa"/>
+            <w:tcW w:w="1325" w:type="dxa"/>
             <w:shd w:val="clear" w:color="auto" w:fill="E6F1FB"/>
           </w:tcPr>
           <w:p>
@@ -378,7 +385,7 @@
         </w:tc>
         <w:tc>
           <w:tcPr>
-            <w:tcW w:w="4600" w:type="dxa"/>
+            <w:tcW w:w="1440" w:type="dxa"/>
             <w:shd w:val="clear" w:color="auto" w:fill="E6F1FB"/>
           </w:tcPr>
           <w:p>
@@ -400,11 +407,59 @@
             </w:r>
           </w:p>
         </w:tc>
+        <w:tc>
+          <w:tcPr>
+            <w:tcW w:w="1440" w:type="dxa"/>
+            <w:shd w:val="clear" w:color="auto" w:fill="E6F1FB"/>
+          </w:tcPr>
+          <w:p>
+            <w:pPr>
+              <w:rPr>
+                <w:sz w:val="24"/>
+                <w:szCs w:val="24"/>
+              </w:rPr>
+            </w:pPr>
+            <w:r>
+              <w:rPr>
+                <w:rFonts w:ascii="Times New Roman" w:eastAsia="Times New Roman" w:hAnsi="Times New Roman" w:cs="Times New Roman"/>
+                <w:b/>
+                <w:bCs/>
+                <w:sz w:val="24"/>
+                <w:szCs w:val="24"/>
+              </w:rPr>
+              <w:t>HSRP Gateway (virtual IP)</w:t>
+            </w:r>
+          </w:p>
+        </w:tc>
+        <w:tc>
+          <w:tcPr>
+            <w:tcW w:w="2970" w:type="dxa"/>
+            <w:shd w:val="clear" w:color="auto" w:fill="E6F1FB"/>
+          </w:tcPr>
+          <w:p>
+            <w:pPr>
+              <w:rPr>
+                <w:sz w:val="24"/>
+                <w:szCs w:val="24"/>
+              </w:rPr>
+            </w:pPr>
+            <w:r>
+              <w:rPr>
+                <w:rFonts w:ascii="Times New Roman" w:eastAsia="Times New Roman" w:hAnsi="Times New Roman" w:cs="Times New Roman"/>
+                <w:b/>
+                <w:bCs/>
+                <w:sz w:val="24"/>
+                <w:szCs w:val="24"/>
+              </w:rPr>
+              <w:t>DHCP Range</w:t>
+            </w:r>
+          </w:p>
+        </w:tc>
       </w:tr>
       <w:tr>
         <w:tc>
           <w:tcPr>
-            <w:tcW w:w="1600" w:type="dxa"/>
+            <w:tcW w:w="1015" w:type="dxa"/>
           </w:tcPr>
           <w:p>
             <w:pPr>
@@ -425,7 +480,7 @@
         </w:tc>
         <w:tc>
           <w:tcPr>
-            <w:tcW w:w="3160" w:type="dxa"/>
+            <w:tcW w:w="1325" w:type="dxa"/>
           </w:tcPr>
           <w:p>
             <w:pPr>
@@ -446,7 +501,7 @@
         </w:tc>
         <w:tc>
           <w:tcPr>
-            <w:tcW w:w="4600" w:type="dxa"/>
+            <w:tcW w:w="1440" w:type="dxa"/>
           </w:tcPr>
           <w:p>
             <w:pPr>
@@ -462,6 +517,48 @@
                 <w:szCs w:val="24"/>
               </w:rPr>
               <w:t>Sales employees</w:t>
+            </w:r>
+          </w:p>
+        </w:tc>
+        <w:tc>
+          <w:tcPr>
+            <w:tcW w:w="1440" w:type="dxa"/>
+          </w:tcPr>
+          <w:p>
+            <w:pPr>
+              <w:rPr>
+                <w:sz w:val="24"/>
+                <w:szCs w:val="24"/>
+              </w:rPr>
+            </w:pPr>
+            <w:r>
+              <w:rPr>
+                <w:rFonts w:ascii="Times New Roman" w:eastAsia="Times New Roman" w:hAnsi="Times New Roman" w:cs="Times New Roman"/>
+                <w:sz w:val="24"/>
+                <w:szCs w:val="24"/>
+              </w:rPr>
+              <w:t>10.10.10.1 / 10.20.10.1</w:t>
+            </w:r>
+          </w:p>
+        </w:tc>
+        <w:tc>
+          <w:tcPr>
+            <w:tcW w:w="2970" w:type="dxa"/>
+          </w:tcPr>
+          <w:p>
+            <w:pPr>
+              <w:rPr>
+                <w:sz w:val="24"/>
+                <w:szCs w:val="24"/>
+              </w:rPr>
+            </w:pPr>
+            <w:r>
+              <w:rPr>
+                <w:rFonts w:ascii="Times New Roman" w:eastAsia="Times New Roman" w:hAnsi="Times New Roman" w:cs="Times New Roman"/>
+                <w:sz w:val="24"/>
+                <w:szCs w:val="24"/>
+              </w:rPr>
+              <w:t>10.10.10.4-14 / 10.20.10.4-14</w:t>
             </w:r>
           </w:p>
         </w:tc>
@@ -469,7 +566,7 @@
       <w:tr>
         <w:tc>
           <w:tcPr>
-            <w:tcW w:w="1600" w:type="dxa"/>
+            <w:tcW w:w="1015" w:type="dxa"/>
           </w:tcPr>
           <w:p>
             <w:pPr>
@@ -490,7 +587,7 @@
         </w:tc>
         <w:tc>
           <w:tcPr>
-            <w:tcW w:w="3160" w:type="dxa"/>
+            <w:tcW w:w="1325" w:type="dxa"/>
           </w:tcPr>
           <w:p>
             <w:pPr>
@@ -511,7 +608,7 @@
         </w:tc>
         <w:tc>
           <w:tcPr>
-            <w:tcW w:w="4600" w:type="dxa"/>
+            <w:tcW w:w="1440" w:type="dxa"/>
           </w:tcPr>
           <w:p>
             <w:pPr>
@@ -527,6 +624,48 @@
                 <w:szCs w:val="24"/>
               </w:rPr>
               <w:t>Operations employees</w:t>
+            </w:r>
+          </w:p>
+        </w:tc>
+        <w:tc>
+          <w:tcPr>
+            <w:tcW w:w="1440" w:type="dxa"/>
+          </w:tcPr>
+          <w:p>
+            <w:pPr>
+              <w:rPr>
+                <w:sz w:val="24"/>
+                <w:szCs w:val="24"/>
+              </w:rPr>
+            </w:pPr>
+            <w:r>
+              <w:rPr>
+                <w:rFonts w:ascii="Times New Roman" w:eastAsia="Times New Roman" w:hAnsi="Times New Roman" w:cs="Times New Roman"/>
+                <w:sz w:val="24"/>
+                <w:szCs w:val="24"/>
+              </w:rPr>
+              <w:t>10.10.20.1 / 10.20.20.1</w:t>
+            </w:r>
+          </w:p>
+        </w:tc>
+        <w:tc>
+          <w:tcPr>
+            <w:tcW w:w="2970" w:type="dxa"/>
+          </w:tcPr>
+          <w:p>
+            <w:pPr>
+              <w:rPr>
+                <w:sz w:val="24"/>
+                <w:szCs w:val="24"/>
+              </w:rPr>
+            </w:pPr>
+            <w:r>
+              <w:rPr>
+                <w:rFonts w:ascii="Times New Roman" w:eastAsia="Times New Roman" w:hAnsi="Times New Roman" w:cs="Times New Roman"/>
+                <w:sz w:val="24"/>
+                <w:szCs w:val="24"/>
+              </w:rPr>
+              <w:t>10.10.20.4-14 / 10.20.20.4-14</w:t>
             </w:r>
           </w:p>
         </w:tc>
@@ -534,7 +673,7 @@
       <w:tr>
         <w:tc>
           <w:tcPr>
-            <w:tcW w:w="1600" w:type="dxa"/>
+            <w:tcW w:w="1015" w:type="dxa"/>
           </w:tcPr>
           <w:p>
             <w:pPr>
@@ -555,7 +694,7 @@
         </w:tc>
         <w:tc>
           <w:tcPr>
-            <w:tcW w:w="3160" w:type="dxa"/>
+            <w:tcW w:w="1325" w:type="dxa"/>
           </w:tcPr>
           <w:p>
             <w:pPr>
@@ -576,7 +715,7 @@
         </w:tc>
         <w:tc>
           <w:tcPr>
-            <w:tcW w:w="4600" w:type="dxa"/>
+            <w:tcW w:w="1440" w:type="dxa"/>
           </w:tcPr>
           <w:p>
             <w:pPr>
@@ -592,6 +731,48 @@
                 <w:szCs w:val="24"/>
               </w:rPr>
               <w:t>IT and network administrators</w:t>
+            </w:r>
+          </w:p>
+        </w:tc>
+        <w:tc>
+          <w:tcPr>
+            <w:tcW w:w="1440" w:type="dxa"/>
+          </w:tcPr>
+          <w:p>
+            <w:pPr>
+              <w:rPr>
+                <w:sz w:val="24"/>
+                <w:szCs w:val="24"/>
+              </w:rPr>
+            </w:pPr>
+            <w:r>
+              <w:rPr>
+                <w:rFonts w:ascii="Times New Roman" w:eastAsia="Times New Roman" w:hAnsi="Times New Roman" w:cs="Times New Roman"/>
+                <w:sz w:val="24"/>
+                <w:szCs w:val="24"/>
+              </w:rPr>
+              <w:t>10.10.30.1 / 10.20.30.1</w:t>
+            </w:r>
+          </w:p>
+        </w:tc>
+        <w:tc>
+          <w:tcPr>
+            <w:tcW w:w="2970" w:type="dxa"/>
+          </w:tcPr>
+          <w:p>
+            <w:pPr>
+              <w:rPr>
+                <w:sz w:val="24"/>
+                <w:szCs w:val="24"/>
+              </w:rPr>
+            </w:pPr>
+            <w:r>
+              <w:rPr>
+                <w:rFonts w:ascii="Times New Roman" w:eastAsia="Times New Roman" w:hAnsi="Times New Roman" w:cs="Times New Roman"/>
+                <w:sz w:val="24"/>
+                <w:szCs w:val="24"/>
+              </w:rPr>
+              <w:t>10.10.30.5-14 (HQ, .4 reserved for server) / 10.20.30.4-14</w:t>
             </w:r>
           </w:p>
         </w:tc>
@@ -599,7 +780,7 @@
       <w:tr>
         <w:tc>
           <w:tcPr>
-            <w:tcW w:w="1600" w:type="dxa"/>
+            <w:tcW w:w="1015" w:type="dxa"/>
           </w:tcPr>
           <w:p>
             <w:pPr>
@@ -620,7 +801,7 @@
         </w:tc>
         <w:tc>
           <w:tcPr>
-            <w:tcW w:w="3160" w:type="dxa"/>
+            <w:tcW w:w="1325" w:type="dxa"/>
           </w:tcPr>
           <w:p>
             <w:pPr>
@@ -641,7 +822,7 @@
         </w:tc>
         <w:tc>
           <w:tcPr>
-            <w:tcW w:w="4600" w:type="dxa"/>
+            <w:tcW w:w="1440" w:type="dxa"/>
           </w:tcPr>
           <w:p>
             <w:pPr>
@@ -657,6 +838,48 @@
                 <w:szCs w:val="24"/>
               </w:rPr>
               <w:t>Management users (Head Office only)</w:t>
+            </w:r>
+          </w:p>
+        </w:tc>
+        <w:tc>
+          <w:tcPr>
+            <w:tcW w:w="1440" w:type="dxa"/>
+          </w:tcPr>
+          <w:p>
+            <w:pPr>
+              <w:rPr>
+                <w:sz w:val="24"/>
+                <w:szCs w:val="24"/>
+              </w:rPr>
+            </w:pPr>
+            <w:r>
+              <w:rPr>
+                <w:rFonts w:ascii="Times New Roman" w:eastAsia="Times New Roman" w:hAnsi="Times New Roman" w:cs="Times New Roman"/>
+                <w:sz w:val="24"/>
+                <w:szCs w:val="24"/>
+              </w:rPr>
+              <w:t>10.10.40.1</w:t>
+            </w:r>
+          </w:p>
+        </w:tc>
+        <w:tc>
+          <w:tcPr>
+            <w:tcW w:w="2970" w:type="dxa"/>
+          </w:tcPr>
+          <w:p>
+            <w:pPr>
+              <w:rPr>
+                <w:sz w:val="24"/>
+                <w:szCs w:val="24"/>
+              </w:rPr>
+            </w:pPr>
+            <w:r>
+              <w:rPr>
+                <w:rFonts w:ascii="Times New Roman" w:eastAsia="Times New Roman" w:hAnsi="Times New Roman" w:cs="Times New Roman"/>
+                <w:sz w:val="24"/>
+                <w:szCs w:val="24"/>
+              </w:rPr>
+              <w:t>10.10.40.4-6</w:t>
             </w:r>
           </w:p>
         </w:tc>
@@ -664,7 +887,7 @@
       <w:tr>
         <w:tc>
           <w:tcPr>
-            <w:tcW w:w="1600" w:type="dxa"/>
+            <w:tcW w:w="1015" w:type="dxa"/>
           </w:tcPr>
           <w:p>
             <w:pPr>
@@ -685,7 +908,7 @@
         </w:tc>
         <w:tc>
           <w:tcPr>
-            <w:tcW w:w="3160" w:type="dxa"/>
+            <w:tcW w:w="1325" w:type="dxa"/>
           </w:tcPr>
           <w:p>
             <w:pPr>
@@ -706,7 +929,7 @@
         </w:tc>
         <w:tc>
           <w:tcPr>
-            <w:tcW w:w="4600" w:type="dxa"/>
+            <w:tcW w:w="1440" w:type="dxa"/>
           </w:tcPr>
           <w:p>
             <w:pPr>
@@ -722,6 +945,48 @@
                 <w:szCs w:val="24"/>
               </w:rPr>
               <w:t>Visitors and temporary users (wireless)</w:t>
+            </w:r>
+          </w:p>
+        </w:tc>
+        <w:tc>
+          <w:tcPr>
+            <w:tcW w:w="1440" w:type="dxa"/>
+          </w:tcPr>
+          <w:p>
+            <w:pPr>
+              <w:rPr>
+                <w:sz w:val="24"/>
+                <w:szCs w:val="24"/>
+              </w:rPr>
+            </w:pPr>
+            <w:r>
+              <w:rPr>
+                <w:rFonts w:ascii="Times New Roman" w:eastAsia="Times New Roman" w:hAnsi="Times New Roman" w:cs="Times New Roman"/>
+                <w:sz w:val="24"/>
+                <w:szCs w:val="24"/>
+              </w:rPr>
+              <w:t>10.10.50.1 / 10.20.50.1</w:t>
+            </w:r>
+          </w:p>
+        </w:tc>
+        <w:tc>
+          <w:tcPr>
+            <w:tcW w:w="2970" w:type="dxa"/>
+          </w:tcPr>
+          <w:p>
+            <w:pPr>
+              <w:rPr>
+                <w:sz w:val="24"/>
+                <w:szCs w:val="24"/>
+              </w:rPr>
+            </w:pPr>
+            <w:r>
+              <w:rPr>
+                <w:rFonts w:ascii="Times New Roman" w:eastAsia="Times New Roman" w:hAnsi="Times New Roman" w:cs="Times New Roman"/>
+                <w:sz w:val="24"/>
+                <w:szCs w:val="24"/>
+              </w:rPr>
+              <w:t>10.10.50.4-6 / 10.20.50.4-6</w:t>
             </w:r>
           </w:p>
         </w:tc>
@@ -729,7 +994,7 @@
       <w:tr>
         <w:tc>
           <w:tcPr>
-            <w:tcW w:w="1600" w:type="dxa"/>
+            <w:tcW w:w="1015" w:type="dxa"/>
           </w:tcPr>
           <w:p>
             <w:pPr>
@@ -750,7 +1015,7 @@
         </w:tc>
         <w:tc>
           <w:tcPr>
-            <w:tcW w:w="3160" w:type="dxa"/>
+            <w:tcW w:w="1325" w:type="dxa"/>
           </w:tcPr>
           <w:p>
             <w:pPr>
@@ -771,7 +1036,7 @@
         </w:tc>
         <w:tc>
           <w:tcPr>
-            <w:tcW w:w="4600" w:type="dxa"/>
+            <w:tcW w:w="1440" w:type="dxa"/>
           </w:tcPr>
           <w:p>
             <w:pPr>
@@ -787,6 +1052,48 @@
                 <w:szCs w:val="24"/>
               </w:rPr>
               <w:t>Management of network infrastructure</w:t>
+            </w:r>
+          </w:p>
+        </w:tc>
+        <w:tc>
+          <w:tcPr>
+            <w:tcW w:w="1440" w:type="dxa"/>
+          </w:tcPr>
+          <w:p>
+            <w:pPr>
+              <w:rPr>
+                <w:sz w:val="24"/>
+                <w:szCs w:val="24"/>
+              </w:rPr>
+            </w:pPr>
+            <w:r>
+              <w:rPr>
+                <w:rFonts w:ascii="Times New Roman" w:eastAsia="Times New Roman" w:hAnsi="Times New Roman" w:cs="Times New Roman"/>
+                <w:sz w:val="24"/>
+                <w:szCs w:val="24"/>
+              </w:rPr>
+              <w:t>10.10.99.1 / 10.20.99.1</w:t>
+            </w:r>
+          </w:p>
+        </w:tc>
+        <w:tc>
+          <w:tcPr>
+            <w:tcW w:w="2970" w:type="dxa"/>
+          </w:tcPr>
+          <w:p>
+            <w:pPr>
+              <w:rPr>
+                <w:sz w:val="24"/>
+                <w:szCs w:val="24"/>
+              </w:rPr>
+            </w:pPr>
+            <w:r>
+              <w:rPr>
+                <w:rFonts w:ascii="Times New Roman" w:eastAsia="Times New Roman" w:hAnsi="Times New Roman" w:cs="Times New Roman"/>
+                <w:sz w:val="24"/>
+                <w:szCs w:val="24"/>
+              </w:rPr>
+              <w:t>10.10.99.4-6 / 10.20.99.4-6 (switch SVIs only)</w:t>
             </w:r>
           </w:p>
         </w:tc>
@@ -922,64 +1229,47 @@
           <w:sz w:val="24"/>
           <w:szCs w:val="24"/>
         </w:rPr>
-        <w:t>VLAN ID&gt;.0, where the second octet identifies the site (10 = Head Office, 20 = Branch) and the third octet matches the VLAN ID. Subnets were sized by VLSM: /28 (14 usable addresses) for Sales, Operations, and IT, and /29 (6 usable addresses) for Management, Guest, and Network Management, based on actual device counts plus headroom for growth. Within every subnet, .1 is reserved for the HSRP virtual gateway, .2 for the active router's real interface, and .3 for the standby router's real interface, so the pattern is identical and predictable across all eleven subnets. The WAN link uses its own /30 block (10.0.0.0/30), separate from the site/VLAN pattern, since a point-to-point link only ever needs two usable addresses.</w:t>
-      </w:r>
-    </w:p>
-    <w:p>
-      <w:pPr>
-        <w:rPr>
-          <w:rFonts w:ascii="Times New Roman" w:hAnsi="Times New Roman" w:cs="Times New Roman"/>
-          <w:b/>
-          <w:sz w:val="24"/>
-          <w:szCs w:val="24"/>
-        </w:rPr>
+        <w:t xml:space="preserve">VLAN ID&gt;.0, where the second octet identifies the site (10 = Head Office, 20 = Branch) and the third octet matches the VLAN ID. Subnets were sized by VLSM: /28 (14 usable addresses) for Sales, Operations, and IT, and /29 (6 usable addresses) for </w:t>
+      </w:r>
+      <w:r>
+        <w:rPr>
+          <w:rFonts w:ascii="Times New Roman" w:eastAsia="Times New Roman" w:hAnsi="Times New Roman" w:cs="Times New Roman"/>
+          <w:sz w:val="24"/>
+          <w:szCs w:val="24"/>
+        </w:rPr>
+        <w:lastRenderedPageBreak/>
+        <w:t>Management, Guest, and Network Management, based on actual device counts plus headroom for growth. Within every subnet, .1 is reserved for the HSRP virtual gateway, .2 for the active router's real interface, and .3 for the standby router's real interface, so the pattern is identical and predictable across all eleven subnets. The WAN link uses its own /30 block (10.0.0.0/30), separate from the site/VLAN pattern, since a point-to-point link only ever needs two usable addresses.</w:t>
+      </w:r>
+    </w:p>
+    <w:p>
+      <w:pPr>
+        <w:spacing w:after="120"/>
+        <w:jc w:val="both"/>
       </w:pPr>
     </w:p>
     <w:tbl>
       <w:tblPr>
-        <w:tblW w:w="9360" w:type="dxa"/>
-        <w:tblBorders>
-          <w:top w:val="single" w:sz="4" w:space="0" w:color="auto"/>
-          <w:left w:val="single" w:sz="4" w:space="0" w:color="auto"/>
-          <w:bottom w:val="single" w:sz="4" w:space="0" w:color="auto"/>
-          <w:right w:val="single" w:sz="4" w:space="0" w:color="auto"/>
-          <w:insideH w:val="single" w:sz="4" w:space="0" w:color="auto"/>
-          <w:insideV w:val="single" w:sz="4" w:space="0" w:color="auto"/>
-        </w:tblBorders>
-        <w:tblCellMar>
-          <w:left w:w="10" w:type="dxa"/>
-          <w:right w:w="10" w:type="dxa"/>
-        </w:tblCellMar>
+        <w:tblStyle w:val="TableGrid"/>
+        <w:tblW w:w="0" w:type="auto"/>
         <w:tblLook w:val="04A0" w:firstRow="1" w:lastRow="0" w:firstColumn="1" w:lastColumn="0" w:noHBand="0" w:noVBand="1"/>
       </w:tblPr>
       <w:tblGrid>
-        <w:gridCol w:w="1699"/>
-        <w:gridCol w:w="1500"/>
-        <w:gridCol w:w="1500"/>
-        <w:gridCol w:w="1700"/>
-        <w:gridCol w:w="701"/>
-        <w:gridCol w:w="2260"/>
+        <w:gridCol w:w="1440"/>
+        <w:gridCol w:w="1550"/>
+        <w:gridCol w:w="1440"/>
+        <w:gridCol w:w="1836"/>
+        <w:gridCol w:w="1440"/>
+        <w:gridCol w:w="1469"/>
       </w:tblGrid>
       <w:tr>
         <w:tc>
           <w:tcPr>
-            <w:tcW w:w="1699" w:type="dxa"/>
-            <w:shd w:val="clear" w:color="auto" w:fill="E6F1FB"/>
-          </w:tcPr>
-          <w:p>
-            <w:pPr>
-              <w:rPr>
-                <w:sz w:val="24"/>
-                <w:szCs w:val="24"/>
-              </w:rPr>
-            </w:pPr>
-            <w:r>
-              <w:rPr>
-                <w:rFonts w:ascii="Times New Roman" w:eastAsia="Times New Roman" w:hAnsi="Times New Roman" w:cs="Times New Roman"/>
+            <w:tcW w:w="1440" w:type="dxa"/>
+          </w:tcPr>
+          <w:p>
+            <w:r>
+              <w:rPr>
                 <w:b/>
-                <w:bCs/>
-                <w:sz w:val="24"/>
-                <w:szCs w:val="24"/>
               </w:rPr>
               <w:t>Device</w:t>
             </w:r>
@@ -987,23 +1277,12 @@
         </w:tc>
         <w:tc>
           <w:tcPr>
-            <w:tcW w:w="1500" w:type="dxa"/>
-            <w:shd w:val="clear" w:color="auto" w:fill="E6F1FB"/>
-          </w:tcPr>
-          <w:p>
-            <w:pPr>
-              <w:rPr>
-                <w:sz w:val="24"/>
-                <w:szCs w:val="24"/>
-              </w:rPr>
-            </w:pPr>
-            <w:r>
-              <w:rPr>
-                <w:rFonts w:ascii="Times New Roman" w:eastAsia="Times New Roman" w:hAnsi="Times New Roman" w:cs="Times New Roman"/>
+            <w:tcW w:w="1440" w:type="dxa"/>
+          </w:tcPr>
+          <w:p>
+            <w:r>
+              <w:rPr>
                 <w:b/>
-                <w:bCs/>
-                <w:sz w:val="24"/>
-                <w:szCs w:val="24"/>
               </w:rPr>
               <w:t>Interface</w:t>
             </w:r>
@@ -1011,23 +1290,12 @@
         </w:tc>
         <w:tc>
           <w:tcPr>
-            <w:tcW w:w="1500" w:type="dxa"/>
-            <w:shd w:val="clear" w:color="auto" w:fill="E6F1FB"/>
-          </w:tcPr>
-          <w:p>
-            <w:pPr>
-              <w:rPr>
-                <w:sz w:val="24"/>
-                <w:szCs w:val="24"/>
-              </w:rPr>
-            </w:pPr>
-            <w:r>
-              <w:rPr>
-                <w:rFonts w:ascii="Times New Roman" w:eastAsia="Times New Roman" w:hAnsi="Times New Roman" w:cs="Times New Roman"/>
+            <w:tcW w:w="1440" w:type="dxa"/>
+          </w:tcPr>
+          <w:p>
+            <w:r>
+              <w:rPr>
                 <w:b/>
-                <w:bCs/>
-                <w:sz w:val="24"/>
-                <w:szCs w:val="24"/>
               </w:rPr>
               <w:t>IP Address</w:t>
             </w:r>
@@ -1035,23 +1303,12 @@
         </w:tc>
         <w:tc>
           <w:tcPr>
-            <w:tcW w:w="1700" w:type="dxa"/>
-            <w:shd w:val="clear" w:color="auto" w:fill="E6F1FB"/>
-          </w:tcPr>
-          <w:p>
-            <w:pPr>
-              <w:rPr>
-                <w:sz w:val="24"/>
-                <w:szCs w:val="24"/>
-              </w:rPr>
-            </w:pPr>
-            <w:r>
-              <w:rPr>
-                <w:rFonts w:ascii="Times New Roman" w:eastAsia="Times New Roman" w:hAnsi="Times New Roman" w:cs="Times New Roman"/>
+            <w:tcW w:w="1440" w:type="dxa"/>
+          </w:tcPr>
+          <w:p>
+            <w:r>
+              <w:rPr>
                 <w:b/>
-                <w:bCs/>
-                <w:sz w:val="24"/>
-                <w:szCs w:val="24"/>
               </w:rPr>
               <w:t>Subnet Mask</w:t>
             </w:r>
@@ -1059,23 +1316,12 @@
         </w:tc>
         <w:tc>
           <w:tcPr>
-            <w:tcW w:w="701" w:type="dxa"/>
-            <w:shd w:val="clear" w:color="auto" w:fill="E6F1FB"/>
-          </w:tcPr>
-          <w:p>
-            <w:pPr>
-              <w:rPr>
-                <w:sz w:val="24"/>
-                <w:szCs w:val="24"/>
-              </w:rPr>
-            </w:pPr>
-            <w:r>
-              <w:rPr>
-                <w:rFonts w:ascii="Times New Roman" w:eastAsia="Times New Roman" w:hAnsi="Times New Roman" w:cs="Times New Roman"/>
+            <w:tcW w:w="1440" w:type="dxa"/>
+          </w:tcPr>
+          <w:p>
+            <w:r>
+              <w:rPr>
                 <w:b/>
-                <w:bCs/>
-                <w:sz w:val="24"/>
-                <w:szCs w:val="24"/>
               </w:rPr>
               <w:t>VLAN</w:t>
             </w:r>
@@ -1083,23 +1329,12 @@
         </w:tc>
         <w:tc>
           <w:tcPr>
-            <w:tcW w:w="2260" w:type="dxa"/>
-            <w:shd w:val="clear" w:color="auto" w:fill="E6F1FB"/>
-          </w:tcPr>
-          <w:p>
-            <w:pPr>
-              <w:rPr>
-                <w:sz w:val="24"/>
-                <w:szCs w:val="24"/>
-              </w:rPr>
-            </w:pPr>
-            <w:r>
-              <w:rPr>
-                <w:rFonts w:ascii="Times New Roman" w:eastAsia="Times New Roman" w:hAnsi="Times New Roman" w:cs="Times New Roman"/>
+            <w:tcW w:w="1440" w:type="dxa"/>
+          </w:tcPr>
+          <w:p>
+            <w:r>
+              <w:rPr>
                 <w:b/>
-                <w:bCs/>
-                <w:sz w:val="24"/>
-                <w:szCs w:val="24"/>
               </w:rPr>
               <w:t>Notes</w:t>
             </w:r>
@@ -1109,169 +1344,61 @@
       <w:tr>
         <w:tc>
           <w:tcPr>
-            <w:tcW w:w="1699" w:type="dxa"/>
-            <w:vAlign w:val="center"/>
-          </w:tcPr>
-          <w:p>
-            <w:pPr>
-              <w:jc w:val="both"/>
-              <w:rPr>
-                <w:rFonts w:ascii="Times New Roman" w:hAnsi="Times New Roman" w:cs="Times New Roman"/>
-                <w:b/>
-                <w:bCs/>
-                <w:sz w:val="24"/>
-                <w:szCs w:val="24"/>
-              </w:rPr>
-            </w:pPr>
-            <w:r>
-              <w:rPr>
-                <w:rFonts w:ascii="Times New Roman" w:hAnsi="Times New Roman" w:cs="Times New Roman"/>
-                <w:b/>
-                <w:bCs/>
-                <w:sz w:val="24"/>
-                <w:szCs w:val="24"/>
-              </w:rPr>
-              <w:t>Device</w:t>
-            </w:r>
-          </w:p>
-        </w:tc>
-        <w:tc>
-          <w:tcPr>
-            <w:tcW w:w="1500" w:type="dxa"/>
-            <w:vAlign w:val="center"/>
-          </w:tcPr>
-          <w:p>
-            <w:pPr>
-              <w:jc w:val="both"/>
-              <w:rPr>
-                <w:rFonts w:ascii="Times New Roman" w:hAnsi="Times New Roman" w:cs="Times New Roman"/>
-                <w:b/>
-                <w:bCs/>
-                <w:sz w:val="24"/>
-                <w:szCs w:val="24"/>
-              </w:rPr>
-            </w:pPr>
-            <w:r>
-              <w:rPr>
-                <w:rFonts w:ascii="Times New Roman" w:hAnsi="Times New Roman" w:cs="Times New Roman"/>
-                <w:b/>
-                <w:bCs/>
-                <w:sz w:val="24"/>
-                <w:szCs w:val="24"/>
-              </w:rPr>
-              <w:t>Interface</w:t>
-            </w:r>
-          </w:p>
-        </w:tc>
-        <w:tc>
-          <w:tcPr>
-            <w:tcW w:w="1500" w:type="dxa"/>
-            <w:vAlign w:val="center"/>
-          </w:tcPr>
-          <w:p>
-            <w:pPr>
-              <w:jc w:val="both"/>
-              <w:rPr>
-                <w:rFonts w:ascii="Times New Roman" w:hAnsi="Times New Roman" w:cs="Times New Roman"/>
-                <w:b/>
-                <w:bCs/>
-                <w:sz w:val="24"/>
-                <w:szCs w:val="24"/>
-              </w:rPr>
-            </w:pPr>
-            <w:r>
-              <w:rPr>
-                <w:rFonts w:ascii="Times New Roman" w:hAnsi="Times New Roman" w:cs="Times New Roman"/>
-                <w:b/>
-                <w:bCs/>
-                <w:sz w:val="24"/>
-                <w:szCs w:val="24"/>
-              </w:rPr>
-              <w:t>IP Address</w:t>
-            </w:r>
-          </w:p>
-        </w:tc>
-        <w:tc>
-          <w:tcPr>
-            <w:tcW w:w="1700" w:type="dxa"/>
-            <w:vAlign w:val="center"/>
-          </w:tcPr>
-          <w:p>
-            <w:pPr>
-              <w:jc w:val="both"/>
-              <w:rPr>
-                <w:rFonts w:ascii="Times New Roman" w:hAnsi="Times New Roman" w:cs="Times New Roman"/>
-                <w:b/>
-                <w:bCs/>
-                <w:sz w:val="24"/>
-                <w:szCs w:val="24"/>
-              </w:rPr>
-            </w:pPr>
-            <w:r>
-              <w:rPr>
-                <w:rFonts w:ascii="Times New Roman" w:hAnsi="Times New Roman" w:cs="Times New Roman"/>
-                <w:b/>
-                <w:bCs/>
-                <w:sz w:val="24"/>
-                <w:szCs w:val="24"/>
-              </w:rPr>
-              <w:t>Subnet Mask</w:t>
-            </w:r>
-          </w:p>
-        </w:tc>
-        <w:tc>
-          <w:tcPr>
-            <w:tcW w:w="701" w:type="dxa"/>
-            <w:vAlign w:val="center"/>
-          </w:tcPr>
-          <w:p>
-            <w:pPr>
-              <w:jc w:val="both"/>
-              <w:rPr>
-                <w:rFonts w:ascii="Times New Roman" w:hAnsi="Times New Roman" w:cs="Times New Roman"/>
-                <w:b/>
-                <w:bCs/>
-                <w:sz w:val="24"/>
-                <w:szCs w:val="24"/>
-              </w:rPr>
-            </w:pPr>
-            <w:r>
-              <w:rPr>
-                <w:rFonts w:ascii="Times New Roman" w:hAnsi="Times New Roman" w:cs="Times New Roman"/>
-                <w:b/>
-                <w:bCs/>
-                <w:sz w:val="24"/>
-                <w:szCs w:val="24"/>
-              </w:rPr>
-              <w:t>VLAN</w:t>
-            </w:r>
-          </w:p>
-        </w:tc>
-        <w:tc>
-          <w:tcPr>
-            <w:tcW w:w="2260" w:type="dxa"/>
-            <w:vAlign w:val="center"/>
-          </w:tcPr>
-          <w:p>
-            <w:pPr>
-              <w:jc w:val="both"/>
-              <w:rPr>
-                <w:rFonts w:ascii="Times New Roman" w:hAnsi="Times New Roman" w:cs="Times New Roman"/>
-                <w:b/>
-                <w:bCs/>
-                <w:sz w:val="24"/>
-                <w:szCs w:val="24"/>
-              </w:rPr>
-            </w:pPr>
-            <w:r>
-              <w:rPr>
-                <w:rFonts w:ascii="Times New Roman" w:hAnsi="Times New Roman" w:cs="Times New Roman"/>
-                <w:b/>
-                <w:bCs/>
-                <w:sz w:val="24"/>
-                <w:szCs w:val="24"/>
-              </w:rPr>
-              <w:t>Notes</w:t>
+            <w:tcW w:w="1440" w:type="dxa"/>
+          </w:tcPr>
+          <w:p>
+            <w:r>
+              <w:t>HQ Routers (R1/R2)</w:t>
+            </w:r>
+          </w:p>
+        </w:tc>
+        <w:tc>
+          <w:tcPr>
+            <w:tcW w:w="1440" w:type="dxa"/>
+          </w:tcPr>
+          <w:p>
+            <w:r>
+              <w:t>G0/0.10</w:t>
+            </w:r>
+          </w:p>
+        </w:tc>
+        <w:tc>
+          <w:tcPr>
+            <w:tcW w:w="1440" w:type="dxa"/>
+          </w:tcPr>
+          <w:p>
+            <w:r>
+              <w:t>10.10.10.1 / .2 / .3</w:t>
+            </w:r>
+          </w:p>
+        </w:tc>
+        <w:tc>
+          <w:tcPr>
+            <w:tcW w:w="1440" w:type="dxa"/>
+          </w:tcPr>
+          <w:p>
+            <w:r>
+              <w:t>255.255.255.240</w:t>
+            </w:r>
+          </w:p>
+        </w:tc>
+        <w:tc>
+          <w:tcPr>
+            <w:tcW w:w="1440" w:type="dxa"/>
+          </w:tcPr>
+          <w:p>
+            <w:r>
+              <w:t>10</w:t>
+            </w:r>
+          </w:p>
+        </w:tc>
+        <w:tc>
+          <w:tcPr>
+            <w:tcW w:w="1440" w:type="dxa"/>
+          </w:tcPr>
+          <w:p>
+            <w:r>
+              <w:t>Sales</w:t>
             </w:r>
           </w:p>
         </w:tc>
@@ -1279,140 +1406,61 @@
       <w:tr>
         <w:tc>
           <w:tcPr>
-            <w:tcW w:w="1699" w:type="dxa"/>
-            <w:vAlign w:val="center"/>
-          </w:tcPr>
-          <w:p>
-            <w:pPr>
-              <w:rPr>
-                <w:rFonts w:ascii="Times New Roman" w:hAnsi="Times New Roman" w:cs="Times New Roman"/>
-                <w:sz w:val="24"/>
-                <w:szCs w:val="24"/>
-              </w:rPr>
-            </w:pPr>
-            <w:r>
-              <w:rPr>
-                <w:rFonts w:ascii="Times New Roman" w:hAnsi="Times New Roman" w:cs="Times New Roman"/>
-                <w:sz w:val="24"/>
-                <w:szCs w:val="24"/>
-              </w:rPr>
-              <w:lastRenderedPageBreak/>
-              <w:t>NEX-HQ-R1 / NEX-HQ-R2</w:t>
-            </w:r>
-          </w:p>
-        </w:tc>
-        <w:tc>
-          <w:tcPr>
-            <w:tcW w:w="1500" w:type="dxa"/>
-            <w:vAlign w:val="center"/>
-          </w:tcPr>
-          <w:p>
-            <w:pPr>
-              <w:rPr>
-                <w:rFonts w:ascii="Times New Roman" w:hAnsi="Times New Roman" w:cs="Times New Roman"/>
-                <w:sz w:val="24"/>
-                <w:szCs w:val="24"/>
-              </w:rPr>
-            </w:pPr>
-            <w:r>
-              <w:rPr>
-                <w:rFonts w:ascii="Times New Roman" w:hAnsi="Times New Roman" w:cs="Times New Roman"/>
-                <w:sz w:val="24"/>
-                <w:szCs w:val="24"/>
-              </w:rPr>
-              <w:t>Gi0/0/0.10</w:t>
-            </w:r>
-          </w:p>
-        </w:tc>
-        <w:tc>
-          <w:tcPr>
-            <w:tcW w:w="1500" w:type="dxa"/>
-            <w:vAlign w:val="center"/>
-          </w:tcPr>
-          <w:p>
-            <w:pPr>
-              <w:rPr>
-                <w:rFonts w:ascii="Times New Roman" w:hAnsi="Times New Roman" w:cs="Times New Roman"/>
-                <w:sz w:val="24"/>
-                <w:szCs w:val="24"/>
-              </w:rPr>
-            </w:pPr>
-            <w:r>
-              <w:rPr>
-                <w:rFonts w:ascii="Times New Roman" w:hAnsi="Times New Roman" w:cs="Times New Roman"/>
-                <w:sz w:val="24"/>
-                <w:szCs w:val="24"/>
-              </w:rPr>
-              <w:t>10.10.10.2 / 10.10.10.3</w:t>
-            </w:r>
-          </w:p>
-        </w:tc>
-        <w:tc>
-          <w:tcPr>
-            <w:tcW w:w="1700" w:type="dxa"/>
-            <w:vAlign w:val="center"/>
-          </w:tcPr>
-          <w:p>
-            <w:pPr>
-              <w:rPr>
-                <w:rFonts w:ascii="Times New Roman" w:hAnsi="Times New Roman" w:cs="Times New Roman"/>
-                <w:sz w:val="24"/>
-                <w:szCs w:val="24"/>
-              </w:rPr>
-            </w:pPr>
-            <w:r>
-              <w:rPr>
-                <w:rFonts w:ascii="Times New Roman" w:hAnsi="Times New Roman" w:cs="Times New Roman"/>
-                <w:sz w:val="24"/>
-                <w:szCs w:val="24"/>
-              </w:rPr>
+            <w:tcW w:w="1440" w:type="dxa"/>
+          </w:tcPr>
+          <w:p>
+            <w:r>
+              <w:t>HQ Routers (R1/R2)</w:t>
+            </w:r>
+          </w:p>
+        </w:tc>
+        <w:tc>
+          <w:tcPr>
+            <w:tcW w:w="1440" w:type="dxa"/>
+          </w:tcPr>
+          <w:p>
+            <w:r>
+              <w:t>G0/0.20</w:t>
+            </w:r>
+          </w:p>
+        </w:tc>
+        <w:tc>
+          <w:tcPr>
+            <w:tcW w:w="1440" w:type="dxa"/>
+          </w:tcPr>
+          <w:p>
+            <w:r>
+              <w:t>10.10.20.1 / .2 / .3</w:t>
+            </w:r>
+          </w:p>
+        </w:tc>
+        <w:tc>
+          <w:tcPr>
+            <w:tcW w:w="1440" w:type="dxa"/>
+          </w:tcPr>
+          <w:p>
+            <w:r>
               <w:t>255.255.255.240</w:t>
             </w:r>
           </w:p>
         </w:tc>
         <w:tc>
           <w:tcPr>
-            <w:tcW w:w="701" w:type="dxa"/>
-            <w:vAlign w:val="center"/>
-          </w:tcPr>
-          <w:p>
-            <w:pPr>
-              <w:rPr>
-                <w:rFonts w:ascii="Times New Roman" w:hAnsi="Times New Roman" w:cs="Times New Roman"/>
-                <w:sz w:val="24"/>
-                <w:szCs w:val="24"/>
-              </w:rPr>
-            </w:pPr>
-            <w:r>
-              <w:rPr>
-                <w:rFonts w:ascii="Times New Roman" w:hAnsi="Times New Roman" w:cs="Times New Roman"/>
-                <w:sz w:val="24"/>
-                <w:szCs w:val="24"/>
-              </w:rPr>
-              <w:t>10</w:t>
-            </w:r>
-          </w:p>
-        </w:tc>
-        <w:tc>
-          <w:tcPr>
-            <w:tcW w:w="2260" w:type="dxa"/>
-            <w:vAlign w:val="center"/>
-          </w:tcPr>
-          <w:p>
-            <w:pPr>
-              <w:rPr>
-                <w:rFonts w:ascii="Times New Roman" w:hAnsi="Times New Roman" w:cs="Times New Roman"/>
-                <w:sz w:val="24"/>
-                <w:szCs w:val="24"/>
-              </w:rPr>
-            </w:pPr>
-            <w:r>
-              <w:rPr>
-                <w:rFonts w:ascii="Times New Roman" w:hAnsi="Times New Roman" w:cs="Times New Roman"/>
-                <w:sz w:val="24"/>
-                <w:szCs w:val="24"/>
-              </w:rPr>
-              <w:t>Sales; HSRP gateway 10.10.10.1</w:t>
+            <w:tcW w:w="1440" w:type="dxa"/>
+          </w:tcPr>
+          <w:p>
+            <w:r>
+              <w:t>20</w:t>
+            </w:r>
+          </w:p>
+        </w:tc>
+        <w:tc>
+          <w:tcPr>
+            <w:tcW w:w="1440" w:type="dxa"/>
+          </w:tcPr>
+          <w:p>
+            <w:r>
+              <w:t>Operations</w:t>
             </w:r>
           </w:p>
         </w:tc>
@@ -1420,139 +1468,61 @@
       <w:tr>
         <w:tc>
           <w:tcPr>
-            <w:tcW w:w="1699" w:type="dxa"/>
-            <w:vAlign w:val="center"/>
-          </w:tcPr>
-          <w:p>
-            <w:pPr>
-              <w:rPr>
-                <w:rFonts w:ascii="Times New Roman" w:hAnsi="Times New Roman" w:cs="Times New Roman"/>
-                <w:sz w:val="24"/>
-                <w:szCs w:val="24"/>
-              </w:rPr>
-            </w:pPr>
-            <w:r>
-              <w:rPr>
-                <w:rFonts w:ascii="Times New Roman" w:hAnsi="Times New Roman" w:cs="Times New Roman"/>
-                <w:sz w:val="24"/>
-                <w:szCs w:val="24"/>
-              </w:rPr>
-              <w:t>NEX-HQ-R1 / NEX-HQ-R2</w:t>
-            </w:r>
-          </w:p>
-        </w:tc>
-        <w:tc>
-          <w:tcPr>
-            <w:tcW w:w="1500" w:type="dxa"/>
-            <w:vAlign w:val="center"/>
-          </w:tcPr>
-          <w:p>
-            <w:pPr>
-              <w:rPr>
-                <w:rFonts w:ascii="Times New Roman" w:hAnsi="Times New Roman" w:cs="Times New Roman"/>
-                <w:sz w:val="24"/>
-                <w:szCs w:val="24"/>
-              </w:rPr>
-            </w:pPr>
-            <w:r>
-              <w:rPr>
-                <w:rFonts w:ascii="Times New Roman" w:hAnsi="Times New Roman" w:cs="Times New Roman"/>
-                <w:sz w:val="24"/>
-                <w:szCs w:val="24"/>
-              </w:rPr>
-              <w:t>Gi0/0/0.20</w:t>
-            </w:r>
-          </w:p>
-        </w:tc>
-        <w:tc>
-          <w:tcPr>
-            <w:tcW w:w="1500" w:type="dxa"/>
-            <w:vAlign w:val="center"/>
-          </w:tcPr>
-          <w:p>
-            <w:pPr>
-              <w:rPr>
-                <w:rFonts w:ascii="Times New Roman" w:hAnsi="Times New Roman" w:cs="Times New Roman"/>
-                <w:sz w:val="24"/>
-                <w:szCs w:val="24"/>
-              </w:rPr>
-            </w:pPr>
-            <w:r>
-              <w:rPr>
-                <w:rFonts w:ascii="Times New Roman" w:hAnsi="Times New Roman" w:cs="Times New Roman"/>
-                <w:sz w:val="24"/>
-                <w:szCs w:val="24"/>
-              </w:rPr>
-              <w:t>10.10.20.2 / 10.10.20.3</w:t>
-            </w:r>
-          </w:p>
-        </w:tc>
-        <w:tc>
-          <w:tcPr>
-            <w:tcW w:w="1700" w:type="dxa"/>
-            <w:vAlign w:val="center"/>
-          </w:tcPr>
-          <w:p>
-            <w:pPr>
-              <w:rPr>
-                <w:rFonts w:ascii="Times New Roman" w:hAnsi="Times New Roman" w:cs="Times New Roman"/>
-                <w:sz w:val="24"/>
-                <w:szCs w:val="24"/>
-              </w:rPr>
-            </w:pPr>
-            <w:r>
-              <w:rPr>
-                <w:rFonts w:ascii="Times New Roman" w:hAnsi="Times New Roman" w:cs="Times New Roman"/>
-                <w:sz w:val="24"/>
-                <w:szCs w:val="24"/>
-              </w:rPr>
+            <w:tcW w:w="1440" w:type="dxa"/>
+          </w:tcPr>
+          <w:p>
+            <w:r>
+              <w:t>HQ Routers (R1/R2)</w:t>
+            </w:r>
+          </w:p>
+        </w:tc>
+        <w:tc>
+          <w:tcPr>
+            <w:tcW w:w="1440" w:type="dxa"/>
+          </w:tcPr>
+          <w:p>
+            <w:r>
+              <w:t>G0/0.30</w:t>
+            </w:r>
+          </w:p>
+        </w:tc>
+        <w:tc>
+          <w:tcPr>
+            <w:tcW w:w="1440" w:type="dxa"/>
+          </w:tcPr>
+          <w:p>
+            <w:r>
+              <w:t>10.10.30.1 / .2 / .3</w:t>
+            </w:r>
+          </w:p>
+        </w:tc>
+        <w:tc>
+          <w:tcPr>
+            <w:tcW w:w="1440" w:type="dxa"/>
+          </w:tcPr>
+          <w:p>
+            <w:r>
               <w:t>255.255.255.240</w:t>
             </w:r>
           </w:p>
         </w:tc>
         <w:tc>
           <w:tcPr>
-            <w:tcW w:w="701" w:type="dxa"/>
-            <w:vAlign w:val="center"/>
-          </w:tcPr>
-          <w:p>
-            <w:pPr>
-              <w:rPr>
-                <w:rFonts w:ascii="Times New Roman" w:hAnsi="Times New Roman" w:cs="Times New Roman"/>
-                <w:sz w:val="24"/>
-                <w:szCs w:val="24"/>
-              </w:rPr>
-            </w:pPr>
-            <w:r>
-              <w:rPr>
-                <w:rFonts w:ascii="Times New Roman" w:hAnsi="Times New Roman" w:cs="Times New Roman"/>
-                <w:sz w:val="24"/>
-                <w:szCs w:val="24"/>
-              </w:rPr>
-              <w:t>20</w:t>
-            </w:r>
-          </w:p>
-        </w:tc>
-        <w:tc>
-          <w:tcPr>
-            <w:tcW w:w="2260" w:type="dxa"/>
-            <w:vAlign w:val="center"/>
-          </w:tcPr>
-          <w:p>
-            <w:pPr>
-              <w:rPr>
-                <w:rFonts w:ascii="Times New Roman" w:hAnsi="Times New Roman" w:cs="Times New Roman"/>
-                <w:sz w:val="24"/>
-                <w:szCs w:val="24"/>
-              </w:rPr>
-            </w:pPr>
-            <w:r>
-              <w:rPr>
-                <w:rFonts w:ascii="Times New Roman" w:hAnsi="Times New Roman" w:cs="Times New Roman"/>
-                <w:sz w:val="24"/>
-                <w:szCs w:val="24"/>
-              </w:rPr>
-              <w:t>Operations; gateway 10.10.20.1</w:t>
+            <w:tcW w:w="1440" w:type="dxa"/>
+          </w:tcPr>
+          <w:p>
+            <w:r>
+              <w:t>30</w:t>
+            </w:r>
+          </w:p>
+        </w:tc>
+        <w:tc>
+          <w:tcPr>
+            <w:tcW w:w="1440" w:type="dxa"/>
+          </w:tcPr>
+          <w:p>
+            <w:r>
+              <w:t>IT</w:t>
             </w:r>
           </w:p>
         </w:tc>
@@ -1560,139 +1530,61 @@
       <w:tr>
         <w:tc>
           <w:tcPr>
-            <w:tcW w:w="1699" w:type="dxa"/>
-            <w:vAlign w:val="center"/>
-          </w:tcPr>
-          <w:p>
-            <w:pPr>
-              <w:rPr>
-                <w:rFonts w:ascii="Times New Roman" w:hAnsi="Times New Roman" w:cs="Times New Roman"/>
-                <w:sz w:val="24"/>
-                <w:szCs w:val="24"/>
-              </w:rPr>
-            </w:pPr>
-            <w:r>
-              <w:rPr>
-                <w:rFonts w:ascii="Times New Roman" w:hAnsi="Times New Roman" w:cs="Times New Roman"/>
-                <w:sz w:val="24"/>
-                <w:szCs w:val="24"/>
-              </w:rPr>
-              <w:t>NEX-HQ-R1 / NEX-HQ-R2</w:t>
-            </w:r>
-          </w:p>
-        </w:tc>
-        <w:tc>
-          <w:tcPr>
-            <w:tcW w:w="1500" w:type="dxa"/>
-            <w:vAlign w:val="center"/>
-          </w:tcPr>
-          <w:p>
-            <w:pPr>
-              <w:rPr>
-                <w:rFonts w:ascii="Times New Roman" w:hAnsi="Times New Roman" w:cs="Times New Roman"/>
-                <w:sz w:val="24"/>
-                <w:szCs w:val="24"/>
-              </w:rPr>
-            </w:pPr>
-            <w:r>
-              <w:rPr>
-                <w:rFonts w:ascii="Times New Roman" w:hAnsi="Times New Roman" w:cs="Times New Roman"/>
-                <w:sz w:val="24"/>
-                <w:szCs w:val="24"/>
-              </w:rPr>
-              <w:t>Gi0/0/0.30</w:t>
-            </w:r>
-          </w:p>
-        </w:tc>
-        <w:tc>
-          <w:tcPr>
-            <w:tcW w:w="1500" w:type="dxa"/>
-            <w:vAlign w:val="center"/>
-          </w:tcPr>
-          <w:p>
-            <w:pPr>
-              <w:rPr>
-                <w:rFonts w:ascii="Times New Roman" w:hAnsi="Times New Roman" w:cs="Times New Roman"/>
-                <w:sz w:val="24"/>
-                <w:szCs w:val="24"/>
-              </w:rPr>
-            </w:pPr>
-            <w:r>
-              <w:rPr>
-                <w:rFonts w:ascii="Times New Roman" w:hAnsi="Times New Roman" w:cs="Times New Roman"/>
-                <w:sz w:val="24"/>
-                <w:szCs w:val="24"/>
-              </w:rPr>
-              <w:t>10.10.30.2 / 10.10.30.3</w:t>
-            </w:r>
-          </w:p>
-        </w:tc>
-        <w:tc>
-          <w:tcPr>
-            <w:tcW w:w="1700" w:type="dxa"/>
-            <w:vAlign w:val="center"/>
-          </w:tcPr>
-          <w:p>
-            <w:pPr>
-              <w:rPr>
-                <w:rFonts w:ascii="Times New Roman" w:hAnsi="Times New Roman" w:cs="Times New Roman"/>
-                <w:sz w:val="24"/>
-                <w:szCs w:val="24"/>
-              </w:rPr>
-            </w:pPr>
-            <w:r>
-              <w:rPr>
-                <w:rFonts w:ascii="Times New Roman" w:hAnsi="Times New Roman" w:cs="Times New Roman"/>
-                <w:sz w:val="24"/>
-                <w:szCs w:val="24"/>
-              </w:rPr>
-              <w:t>255.255.255.240</w:t>
-            </w:r>
-          </w:p>
-        </w:tc>
-        <w:tc>
-          <w:tcPr>
-            <w:tcW w:w="701" w:type="dxa"/>
-            <w:vAlign w:val="center"/>
-          </w:tcPr>
-          <w:p>
-            <w:pPr>
-              <w:rPr>
-                <w:rFonts w:ascii="Times New Roman" w:hAnsi="Times New Roman" w:cs="Times New Roman"/>
-                <w:sz w:val="24"/>
-                <w:szCs w:val="24"/>
-              </w:rPr>
-            </w:pPr>
-            <w:r>
-              <w:rPr>
-                <w:rFonts w:ascii="Times New Roman" w:hAnsi="Times New Roman" w:cs="Times New Roman"/>
-                <w:sz w:val="24"/>
-                <w:szCs w:val="24"/>
-              </w:rPr>
-              <w:t>30</w:t>
-            </w:r>
-          </w:p>
-        </w:tc>
-        <w:tc>
-          <w:tcPr>
-            <w:tcW w:w="2260" w:type="dxa"/>
-            <w:vAlign w:val="center"/>
-          </w:tcPr>
-          <w:p>
-            <w:pPr>
-              <w:rPr>
-                <w:rFonts w:ascii="Times New Roman" w:hAnsi="Times New Roman" w:cs="Times New Roman"/>
-                <w:sz w:val="24"/>
-                <w:szCs w:val="24"/>
-              </w:rPr>
-            </w:pPr>
-            <w:r>
-              <w:rPr>
-                <w:rFonts w:ascii="Times New Roman" w:hAnsi="Times New Roman" w:cs="Times New Roman"/>
-                <w:sz w:val="24"/>
-                <w:szCs w:val="24"/>
-              </w:rPr>
-              <w:t>IT; gateway 10.10.30.1</w:t>
+            <w:tcW w:w="1440" w:type="dxa"/>
+          </w:tcPr>
+          <w:p>
+            <w:r>
+              <w:t>HQ Routers (R1/R2)</w:t>
+            </w:r>
+          </w:p>
+        </w:tc>
+        <w:tc>
+          <w:tcPr>
+            <w:tcW w:w="1440" w:type="dxa"/>
+          </w:tcPr>
+          <w:p>
+            <w:r>
+              <w:t>G0/0.40</w:t>
+            </w:r>
+          </w:p>
+        </w:tc>
+        <w:tc>
+          <w:tcPr>
+            <w:tcW w:w="1440" w:type="dxa"/>
+          </w:tcPr>
+          <w:p>
+            <w:r>
+              <w:t>10.10.40.1 / .2 / .3</w:t>
+            </w:r>
+          </w:p>
+        </w:tc>
+        <w:tc>
+          <w:tcPr>
+            <w:tcW w:w="1440" w:type="dxa"/>
+          </w:tcPr>
+          <w:p>
+            <w:r>
+              <w:t>255.255.255.248</w:t>
+            </w:r>
+          </w:p>
+        </w:tc>
+        <w:tc>
+          <w:tcPr>
+            <w:tcW w:w="1440" w:type="dxa"/>
+          </w:tcPr>
+          <w:p>
+            <w:r>
+              <w:t>40</w:t>
+            </w:r>
+          </w:p>
+        </w:tc>
+        <w:tc>
+          <w:tcPr>
+            <w:tcW w:w="1440" w:type="dxa"/>
+          </w:tcPr>
+          <w:p>
+            <w:r>
+              <w:t>Management</w:t>
             </w:r>
           </w:p>
         </w:tc>
@@ -1700,139 +1592,61 @@
       <w:tr>
         <w:tc>
           <w:tcPr>
-            <w:tcW w:w="1699" w:type="dxa"/>
-            <w:vAlign w:val="center"/>
-          </w:tcPr>
-          <w:p>
-            <w:pPr>
-              <w:rPr>
-                <w:rFonts w:ascii="Times New Roman" w:hAnsi="Times New Roman" w:cs="Times New Roman"/>
-                <w:sz w:val="24"/>
-                <w:szCs w:val="24"/>
-              </w:rPr>
-            </w:pPr>
-            <w:r>
-              <w:rPr>
-                <w:rFonts w:ascii="Times New Roman" w:hAnsi="Times New Roman" w:cs="Times New Roman"/>
-                <w:sz w:val="24"/>
-                <w:szCs w:val="24"/>
-              </w:rPr>
-              <w:t>NEX-HQ-R1 / NEX-HQ-R2</w:t>
-            </w:r>
-          </w:p>
-        </w:tc>
-        <w:tc>
-          <w:tcPr>
-            <w:tcW w:w="1500" w:type="dxa"/>
-            <w:vAlign w:val="center"/>
-          </w:tcPr>
-          <w:p>
-            <w:pPr>
-              <w:rPr>
-                <w:rFonts w:ascii="Times New Roman" w:hAnsi="Times New Roman" w:cs="Times New Roman"/>
-                <w:sz w:val="24"/>
-                <w:szCs w:val="24"/>
-              </w:rPr>
-            </w:pPr>
-            <w:r>
-              <w:rPr>
-                <w:rFonts w:ascii="Times New Roman" w:hAnsi="Times New Roman" w:cs="Times New Roman"/>
-                <w:sz w:val="24"/>
-                <w:szCs w:val="24"/>
-              </w:rPr>
-              <w:t>Gi0/0/0.40</w:t>
-            </w:r>
-          </w:p>
-        </w:tc>
-        <w:tc>
-          <w:tcPr>
-            <w:tcW w:w="1500" w:type="dxa"/>
-            <w:vAlign w:val="center"/>
-          </w:tcPr>
-          <w:p>
-            <w:pPr>
-              <w:rPr>
-                <w:rFonts w:ascii="Times New Roman" w:hAnsi="Times New Roman" w:cs="Times New Roman"/>
-                <w:sz w:val="24"/>
-                <w:szCs w:val="24"/>
-              </w:rPr>
-            </w:pPr>
-            <w:r>
-              <w:rPr>
-                <w:rFonts w:ascii="Times New Roman" w:hAnsi="Times New Roman" w:cs="Times New Roman"/>
-                <w:sz w:val="24"/>
-                <w:szCs w:val="24"/>
-              </w:rPr>
-              <w:t>10.10.40.2 / 10.10.40.3</w:t>
-            </w:r>
-          </w:p>
-        </w:tc>
-        <w:tc>
-          <w:tcPr>
-            <w:tcW w:w="1700" w:type="dxa"/>
-            <w:vAlign w:val="center"/>
-          </w:tcPr>
-          <w:p>
-            <w:pPr>
-              <w:rPr>
-                <w:rFonts w:ascii="Times New Roman" w:hAnsi="Times New Roman" w:cs="Times New Roman"/>
-                <w:sz w:val="24"/>
-                <w:szCs w:val="24"/>
-              </w:rPr>
-            </w:pPr>
-            <w:r>
-              <w:rPr>
-                <w:rFonts w:ascii="Times New Roman" w:hAnsi="Times New Roman" w:cs="Times New Roman"/>
-                <w:sz w:val="24"/>
-                <w:szCs w:val="24"/>
-              </w:rPr>
+            <w:tcW w:w="1440" w:type="dxa"/>
+          </w:tcPr>
+          <w:p>
+            <w:r>
+              <w:t>HQ Routers (R1/R2)</w:t>
+            </w:r>
+          </w:p>
+        </w:tc>
+        <w:tc>
+          <w:tcPr>
+            <w:tcW w:w="1440" w:type="dxa"/>
+          </w:tcPr>
+          <w:p>
+            <w:r>
+              <w:t>G0/0.50</w:t>
+            </w:r>
+          </w:p>
+        </w:tc>
+        <w:tc>
+          <w:tcPr>
+            <w:tcW w:w="1440" w:type="dxa"/>
+          </w:tcPr>
+          <w:p>
+            <w:r>
+              <w:t>10.10.50.1 / .2 / .3</w:t>
+            </w:r>
+          </w:p>
+        </w:tc>
+        <w:tc>
+          <w:tcPr>
+            <w:tcW w:w="1440" w:type="dxa"/>
+          </w:tcPr>
+          <w:p>
+            <w:r>
               <w:t>255.255.255.248</w:t>
             </w:r>
           </w:p>
         </w:tc>
         <w:tc>
           <w:tcPr>
-            <w:tcW w:w="701" w:type="dxa"/>
-            <w:vAlign w:val="center"/>
-          </w:tcPr>
-          <w:p>
-            <w:pPr>
-              <w:rPr>
-                <w:rFonts w:ascii="Times New Roman" w:hAnsi="Times New Roman" w:cs="Times New Roman"/>
-                <w:sz w:val="24"/>
-                <w:szCs w:val="24"/>
-              </w:rPr>
-            </w:pPr>
-            <w:r>
-              <w:rPr>
-                <w:rFonts w:ascii="Times New Roman" w:hAnsi="Times New Roman" w:cs="Times New Roman"/>
-                <w:sz w:val="24"/>
-                <w:szCs w:val="24"/>
-              </w:rPr>
-              <w:t>40</w:t>
-            </w:r>
-          </w:p>
-        </w:tc>
-        <w:tc>
-          <w:tcPr>
-            <w:tcW w:w="2260" w:type="dxa"/>
-            <w:vAlign w:val="center"/>
-          </w:tcPr>
-          <w:p>
-            <w:pPr>
-              <w:rPr>
-                <w:rFonts w:ascii="Times New Roman" w:hAnsi="Times New Roman" w:cs="Times New Roman"/>
-                <w:sz w:val="24"/>
-                <w:szCs w:val="24"/>
-              </w:rPr>
-            </w:pPr>
-            <w:r>
-              <w:rPr>
-                <w:rFonts w:ascii="Times New Roman" w:hAnsi="Times New Roman" w:cs="Times New Roman"/>
-                <w:sz w:val="24"/>
-                <w:szCs w:val="24"/>
-              </w:rPr>
-              <w:t>Management; gateway 10.10.40.1</w:t>
+            <w:tcW w:w="1440" w:type="dxa"/>
+          </w:tcPr>
+          <w:p>
+            <w:r>
+              <w:t>50</w:t>
+            </w:r>
+          </w:p>
+        </w:tc>
+        <w:tc>
+          <w:tcPr>
+            <w:tcW w:w="1440" w:type="dxa"/>
+          </w:tcPr>
+          <w:p>
+            <w:r>
+              <w:t>Guest</w:t>
             </w:r>
           </w:p>
         </w:tc>
@@ -1840,139 +1654,61 @@
       <w:tr>
         <w:tc>
           <w:tcPr>
-            <w:tcW w:w="1699" w:type="dxa"/>
-            <w:vAlign w:val="center"/>
-          </w:tcPr>
-          <w:p>
-            <w:pPr>
-              <w:rPr>
-                <w:rFonts w:ascii="Times New Roman" w:hAnsi="Times New Roman" w:cs="Times New Roman"/>
-                <w:sz w:val="24"/>
-                <w:szCs w:val="24"/>
-              </w:rPr>
-            </w:pPr>
-            <w:r>
-              <w:rPr>
-                <w:rFonts w:ascii="Times New Roman" w:hAnsi="Times New Roman" w:cs="Times New Roman"/>
-                <w:sz w:val="24"/>
-                <w:szCs w:val="24"/>
-              </w:rPr>
-              <w:t>NEX-HQ-R1 / NEX-HQ-R2</w:t>
-            </w:r>
-          </w:p>
-        </w:tc>
-        <w:tc>
-          <w:tcPr>
-            <w:tcW w:w="1500" w:type="dxa"/>
-            <w:vAlign w:val="center"/>
-          </w:tcPr>
-          <w:p>
-            <w:pPr>
-              <w:rPr>
-                <w:rFonts w:ascii="Times New Roman" w:hAnsi="Times New Roman" w:cs="Times New Roman"/>
-                <w:sz w:val="24"/>
-                <w:szCs w:val="24"/>
-              </w:rPr>
-            </w:pPr>
-            <w:r>
-              <w:rPr>
-                <w:rFonts w:ascii="Times New Roman" w:hAnsi="Times New Roman" w:cs="Times New Roman"/>
-                <w:sz w:val="24"/>
-                <w:szCs w:val="24"/>
-              </w:rPr>
-              <w:t>Gi0/0/0.50</w:t>
-            </w:r>
-          </w:p>
-        </w:tc>
-        <w:tc>
-          <w:tcPr>
-            <w:tcW w:w="1500" w:type="dxa"/>
-            <w:vAlign w:val="center"/>
-          </w:tcPr>
-          <w:p>
-            <w:pPr>
-              <w:rPr>
-                <w:rFonts w:ascii="Times New Roman" w:hAnsi="Times New Roman" w:cs="Times New Roman"/>
-                <w:sz w:val="24"/>
-                <w:szCs w:val="24"/>
-              </w:rPr>
-            </w:pPr>
-            <w:r>
-              <w:rPr>
-                <w:rFonts w:ascii="Times New Roman" w:hAnsi="Times New Roman" w:cs="Times New Roman"/>
-                <w:sz w:val="24"/>
-                <w:szCs w:val="24"/>
-              </w:rPr>
-              <w:t>10.10.50.2 / 10.10.50.3</w:t>
-            </w:r>
-          </w:p>
-        </w:tc>
-        <w:tc>
-          <w:tcPr>
-            <w:tcW w:w="1700" w:type="dxa"/>
-            <w:vAlign w:val="center"/>
-          </w:tcPr>
-          <w:p>
-            <w:pPr>
-              <w:rPr>
-                <w:rFonts w:ascii="Times New Roman" w:hAnsi="Times New Roman" w:cs="Times New Roman"/>
-                <w:sz w:val="24"/>
-                <w:szCs w:val="24"/>
-              </w:rPr>
-            </w:pPr>
-            <w:r>
-              <w:rPr>
-                <w:rFonts w:ascii="Times New Roman" w:hAnsi="Times New Roman" w:cs="Times New Roman"/>
-                <w:sz w:val="24"/>
-                <w:szCs w:val="24"/>
-              </w:rPr>
+            <w:tcW w:w="1440" w:type="dxa"/>
+          </w:tcPr>
+          <w:p>
+            <w:r>
+              <w:t>HQ Routers (R1/R2)</w:t>
+            </w:r>
+          </w:p>
+        </w:tc>
+        <w:tc>
+          <w:tcPr>
+            <w:tcW w:w="1440" w:type="dxa"/>
+          </w:tcPr>
+          <w:p>
+            <w:r>
+              <w:t>G0/0.99</w:t>
+            </w:r>
+          </w:p>
+        </w:tc>
+        <w:tc>
+          <w:tcPr>
+            <w:tcW w:w="1440" w:type="dxa"/>
+          </w:tcPr>
+          <w:p>
+            <w:r>
+              <w:t>10.10.99.1 / .2 / .3</w:t>
+            </w:r>
+          </w:p>
+        </w:tc>
+        <w:tc>
+          <w:tcPr>
+            <w:tcW w:w="1440" w:type="dxa"/>
+          </w:tcPr>
+          <w:p>
+            <w:r>
               <w:t>255.255.255.248</w:t>
             </w:r>
           </w:p>
         </w:tc>
         <w:tc>
           <w:tcPr>
-            <w:tcW w:w="701" w:type="dxa"/>
-            <w:vAlign w:val="center"/>
-          </w:tcPr>
-          <w:p>
-            <w:pPr>
-              <w:rPr>
-                <w:rFonts w:ascii="Times New Roman" w:hAnsi="Times New Roman" w:cs="Times New Roman"/>
-                <w:sz w:val="24"/>
-                <w:szCs w:val="24"/>
-              </w:rPr>
-            </w:pPr>
-            <w:r>
-              <w:rPr>
-                <w:rFonts w:ascii="Times New Roman" w:hAnsi="Times New Roman" w:cs="Times New Roman"/>
-                <w:sz w:val="24"/>
-                <w:szCs w:val="24"/>
-              </w:rPr>
-              <w:t>50</w:t>
-            </w:r>
-          </w:p>
-        </w:tc>
-        <w:tc>
-          <w:tcPr>
-            <w:tcW w:w="2260" w:type="dxa"/>
-            <w:vAlign w:val="center"/>
-          </w:tcPr>
-          <w:p>
-            <w:pPr>
-              <w:rPr>
-                <w:rFonts w:ascii="Times New Roman" w:hAnsi="Times New Roman" w:cs="Times New Roman"/>
-                <w:sz w:val="24"/>
-                <w:szCs w:val="24"/>
-              </w:rPr>
-            </w:pPr>
-            <w:r>
-              <w:rPr>
-                <w:rFonts w:ascii="Times New Roman" w:hAnsi="Times New Roman" w:cs="Times New Roman"/>
-                <w:sz w:val="24"/>
-                <w:szCs w:val="24"/>
-              </w:rPr>
-              <w:t>Guest; gateway 10.10.50.1</w:t>
+            <w:tcW w:w="1440" w:type="dxa"/>
+          </w:tcPr>
+          <w:p>
+            <w:r>
+              <w:t>99</w:t>
+            </w:r>
+          </w:p>
+        </w:tc>
+        <w:tc>
+          <w:tcPr>
+            <w:tcW w:w="1440" w:type="dxa"/>
+          </w:tcPr>
+          <w:p>
+            <w:r>
+              <w:t>Network Management</w:t>
             </w:r>
           </w:p>
         </w:tc>
@@ -1980,139 +1716,61 @@
       <w:tr>
         <w:tc>
           <w:tcPr>
-            <w:tcW w:w="1699" w:type="dxa"/>
-            <w:vAlign w:val="center"/>
-          </w:tcPr>
-          <w:p>
-            <w:pPr>
-              <w:rPr>
-                <w:rFonts w:ascii="Times New Roman" w:hAnsi="Times New Roman" w:cs="Times New Roman"/>
-                <w:sz w:val="24"/>
-                <w:szCs w:val="24"/>
-              </w:rPr>
-            </w:pPr>
-            <w:r>
-              <w:rPr>
-                <w:rFonts w:ascii="Times New Roman" w:hAnsi="Times New Roman" w:cs="Times New Roman"/>
-                <w:sz w:val="24"/>
-                <w:szCs w:val="24"/>
-              </w:rPr>
-              <w:t>NEX-HQ-R1 / NEX-HQ-R2</w:t>
-            </w:r>
-          </w:p>
-        </w:tc>
-        <w:tc>
-          <w:tcPr>
-            <w:tcW w:w="1500" w:type="dxa"/>
-            <w:vAlign w:val="center"/>
-          </w:tcPr>
-          <w:p>
-            <w:pPr>
-              <w:rPr>
-                <w:rFonts w:ascii="Times New Roman" w:hAnsi="Times New Roman" w:cs="Times New Roman"/>
-                <w:sz w:val="24"/>
-                <w:szCs w:val="24"/>
-              </w:rPr>
-            </w:pPr>
-            <w:r>
-              <w:rPr>
-                <w:rFonts w:ascii="Times New Roman" w:hAnsi="Times New Roman" w:cs="Times New Roman"/>
-                <w:sz w:val="24"/>
-                <w:szCs w:val="24"/>
-              </w:rPr>
-              <w:t>Gi0/0/0.99</w:t>
-            </w:r>
-          </w:p>
-        </w:tc>
-        <w:tc>
-          <w:tcPr>
-            <w:tcW w:w="1500" w:type="dxa"/>
-            <w:vAlign w:val="center"/>
-          </w:tcPr>
-          <w:p>
-            <w:pPr>
-              <w:rPr>
-                <w:rFonts w:ascii="Times New Roman" w:hAnsi="Times New Roman" w:cs="Times New Roman"/>
-                <w:sz w:val="24"/>
-                <w:szCs w:val="24"/>
-              </w:rPr>
-            </w:pPr>
-            <w:r>
-              <w:rPr>
-                <w:rFonts w:ascii="Times New Roman" w:hAnsi="Times New Roman" w:cs="Times New Roman"/>
-                <w:sz w:val="24"/>
-                <w:szCs w:val="24"/>
-              </w:rPr>
-              <w:t>10.10.99.2 / 10.10.99.3</w:t>
-            </w:r>
-          </w:p>
-        </w:tc>
-        <w:tc>
-          <w:tcPr>
-            <w:tcW w:w="1700" w:type="dxa"/>
-            <w:vAlign w:val="center"/>
-          </w:tcPr>
-          <w:p>
-            <w:pPr>
-              <w:rPr>
-                <w:rFonts w:ascii="Times New Roman" w:hAnsi="Times New Roman" w:cs="Times New Roman"/>
-                <w:sz w:val="24"/>
-                <w:szCs w:val="24"/>
-              </w:rPr>
-            </w:pPr>
-            <w:r>
-              <w:rPr>
-                <w:rFonts w:ascii="Times New Roman" w:hAnsi="Times New Roman" w:cs="Times New Roman"/>
-                <w:sz w:val="24"/>
-                <w:szCs w:val="24"/>
-              </w:rPr>
-              <w:t>255.255.255.248</w:t>
-            </w:r>
-          </w:p>
-        </w:tc>
-        <w:tc>
-          <w:tcPr>
-            <w:tcW w:w="701" w:type="dxa"/>
-            <w:vAlign w:val="center"/>
-          </w:tcPr>
-          <w:p>
-            <w:pPr>
-              <w:rPr>
-                <w:rFonts w:ascii="Times New Roman" w:hAnsi="Times New Roman" w:cs="Times New Roman"/>
-                <w:sz w:val="24"/>
-                <w:szCs w:val="24"/>
-              </w:rPr>
-            </w:pPr>
-            <w:r>
-              <w:rPr>
-                <w:rFonts w:ascii="Times New Roman" w:hAnsi="Times New Roman" w:cs="Times New Roman"/>
-                <w:sz w:val="24"/>
-                <w:szCs w:val="24"/>
-              </w:rPr>
-              <w:t>99</w:t>
-            </w:r>
-          </w:p>
-        </w:tc>
-        <w:tc>
-          <w:tcPr>
-            <w:tcW w:w="2260" w:type="dxa"/>
-            <w:vAlign w:val="center"/>
-          </w:tcPr>
-          <w:p>
-            <w:pPr>
-              <w:rPr>
-                <w:rFonts w:ascii="Times New Roman" w:hAnsi="Times New Roman" w:cs="Times New Roman"/>
-                <w:sz w:val="24"/>
-                <w:szCs w:val="24"/>
-              </w:rPr>
-            </w:pPr>
-            <w:r>
-              <w:rPr>
-                <w:rFonts w:ascii="Times New Roman" w:hAnsi="Times New Roman" w:cs="Times New Roman"/>
-                <w:sz w:val="24"/>
-                <w:szCs w:val="24"/>
-              </w:rPr>
-              <w:t>Network Mgmt; gateway 10.10.99.1</w:t>
+            <w:tcW w:w="1440" w:type="dxa"/>
+          </w:tcPr>
+          <w:p>
+            <w:r>
+              <w:t>Branch Routers (R1/R2)</w:t>
+            </w:r>
+          </w:p>
+        </w:tc>
+        <w:tc>
+          <w:tcPr>
+            <w:tcW w:w="1440" w:type="dxa"/>
+          </w:tcPr>
+          <w:p>
+            <w:r>
+              <w:t>G0/0.10</w:t>
+            </w:r>
+          </w:p>
+        </w:tc>
+        <w:tc>
+          <w:tcPr>
+            <w:tcW w:w="1440" w:type="dxa"/>
+          </w:tcPr>
+          <w:p>
+            <w:r>
+              <w:t>10.20.10.1 / .2 / .3</w:t>
+            </w:r>
+          </w:p>
+        </w:tc>
+        <w:tc>
+          <w:tcPr>
+            <w:tcW w:w="1440" w:type="dxa"/>
+          </w:tcPr>
+          <w:p>
+            <w:r>
+              <w:t>255.255.255.240</w:t>
+            </w:r>
+          </w:p>
+        </w:tc>
+        <w:tc>
+          <w:tcPr>
+            <w:tcW w:w="1440" w:type="dxa"/>
+          </w:tcPr>
+          <w:p>
+            <w:r>
+              <w:t>10</w:t>
+            </w:r>
+          </w:p>
+        </w:tc>
+        <w:tc>
+          <w:tcPr>
+            <w:tcW w:w="1440" w:type="dxa"/>
+          </w:tcPr>
+          <w:p>
+            <w:r>
+              <w:t>Sales</w:t>
             </w:r>
           </w:p>
         </w:tc>
@@ -2120,139 +1778,61 @@
       <w:tr>
         <w:tc>
           <w:tcPr>
-            <w:tcW w:w="1699" w:type="dxa"/>
-            <w:vAlign w:val="center"/>
-          </w:tcPr>
-          <w:p>
-            <w:pPr>
-              <w:rPr>
-                <w:rFonts w:ascii="Times New Roman" w:hAnsi="Times New Roman" w:cs="Times New Roman"/>
-                <w:sz w:val="24"/>
-                <w:szCs w:val="24"/>
-              </w:rPr>
-            </w:pPr>
-            <w:r>
-              <w:rPr>
-                <w:rFonts w:ascii="Times New Roman" w:hAnsi="Times New Roman" w:cs="Times New Roman"/>
-                <w:sz w:val="24"/>
-                <w:szCs w:val="24"/>
-              </w:rPr>
-              <w:t>NEX-BR-R1 / NEX-BR-R2</w:t>
-            </w:r>
-          </w:p>
-        </w:tc>
-        <w:tc>
-          <w:tcPr>
-            <w:tcW w:w="1500" w:type="dxa"/>
-            <w:vAlign w:val="center"/>
-          </w:tcPr>
-          <w:p>
-            <w:pPr>
-              <w:rPr>
-                <w:rFonts w:ascii="Times New Roman" w:hAnsi="Times New Roman" w:cs="Times New Roman"/>
-                <w:sz w:val="24"/>
-                <w:szCs w:val="24"/>
-              </w:rPr>
-            </w:pPr>
-            <w:r>
-              <w:rPr>
-                <w:rFonts w:ascii="Times New Roman" w:hAnsi="Times New Roman" w:cs="Times New Roman"/>
-                <w:sz w:val="24"/>
-                <w:szCs w:val="24"/>
-              </w:rPr>
-              <w:t>Gi0/0/0.10</w:t>
-            </w:r>
-          </w:p>
-        </w:tc>
-        <w:tc>
-          <w:tcPr>
-            <w:tcW w:w="1500" w:type="dxa"/>
-            <w:vAlign w:val="center"/>
-          </w:tcPr>
-          <w:p>
-            <w:pPr>
-              <w:rPr>
-                <w:rFonts w:ascii="Times New Roman" w:hAnsi="Times New Roman" w:cs="Times New Roman"/>
-                <w:sz w:val="24"/>
-                <w:szCs w:val="24"/>
-              </w:rPr>
-            </w:pPr>
-            <w:r>
-              <w:rPr>
-                <w:rFonts w:ascii="Times New Roman" w:hAnsi="Times New Roman" w:cs="Times New Roman"/>
-                <w:sz w:val="24"/>
-                <w:szCs w:val="24"/>
-              </w:rPr>
-              <w:t>10.20.10.2 / 10.20.10.3</w:t>
-            </w:r>
-          </w:p>
-        </w:tc>
-        <w:tc>
-          <w:tcPr>
-            <w:tcW w:w="1700" w:type="dxa"/>
-            <w:vAlign w:val="center"/>
-          </w:tcPr>
-          <w:p>
-            <w:pPr>
-              <w:rPr>
-                <w:rFonts w:ascii="Times New Roman" w:hAnsi="Times New Roman" w:cs="Times New Roman"/>
-                <w:sz w:val="24"/>
-                <w:szCs w:val="24"/>
-              </w:rPr>
-            </w:pPr>
-            <w:r>
-              <w:rPr>
-                <w:rFonts w:ascii="Times New Roman" w:hAnsi="Times New Roman" w:cs="Times New Roman"/>
-                <w:sz w:val="24"/>
-                <w:szCs w:val="24"/>
-              </w:rPr>
+            <w:tcW w:w="1440" w:type="dxa"/>
+          </w:tcPr>
+          <w:p>
+            <w:r>
+              <w:t>Branch Routers (R1/R2)</w:t>
+            </w:r>
+          </w:p>
+        </w:tc>
+        <w:tc>
+          <w:tcPr>
+            <w:tcW w:w="1440" w:type="dxa"/>
+          </w:tcPr>
+          <w:p>
+            <w:r>
+              <w:t>G0/0.20</w:t>
+            </w:r>
+          </w:p>
+        </w:tc>
+        <w:tc>
+          <w:tcPr>
+            <w:tcW w:w="1440" w:type="dxa"/>
+          </w:tcPr>
+          <w:p>
+            <w:r>
+              <w:t>10.20.20.1 / .2 / .3</w:t>
+            </w:r>
+          </w:p>
+        </w:tc>
+        <w:tc>
+          <w:tcPr>
+            <w:tcW w:w="1440" w:type="dxa"/>
+          </w:tcPr>
+          <w:p>
+            <w:r>
               <w:t>255.255.255.240</w:t>
             </w:r>
           </w:p>
         </w:tc>
         <w:tc>
           <w:tcPr>
-            <w:tcW w:w="701" w:type="dxa"/>
-            <w:vAlign w:val="center"/>
-          </w:tcPr>
-          <w:p>
-            <w:pPr>
-              <w:rPr>
-                <w:rFonts w:ascii="Times New Roman" w:hAnsi="Times New Roman" w:cs="Times New Roman"/>
-                <w:sz w:val="24"/>
-                <w:szCs w:val="24"/>
-              </w:rPr>
-            </w:pPr>
-            <w:r>
-              <w:rPr>
-                <w:rFonts w:ascii="Times New Roman" w:hAnsi="Times New Roman" w:cs="Times New Roman"/>
-                <w:sz w:val="24"/>
-                <w:szCs w:val="24"/>
-              </w:rPr>
-              <w:t>10</w:t>
-            </w:r>
-          </w:p>
-        </w:tc>
-        <w:tc>
-          <w:tcPr>
-            <w:tcW w:w="2260" w:type="dxa"/>
-            <w:vAlign w:val="center"/>
-          </w:tcPr>
-          <w:p>
-            <w:pPr>
-              <w:rPr>
-                <w:rFonts w:ascii="Times New Roman" w:hAnsi="Times New Roman" w:cs="Times New Roman"/>
-                <w:sz w:val="24"/>
-                <w:szCs w:val="24"/>
-              </w:rPr>
-            </w:pPr>
-            <w:r>
-              <w:rPr>
-                <w:rFonts w:ascii="Times New Roman" w:hAnsi="Times New Roman" w:cs="Times New Roman"/>
-                <w:sz w:val="24"/>
-                <w:szCs w:val="24"/>
-              </w:rPr>
-              <w:t>Sales; gateway 10.20.10.1</w:t>
+            <w:tcW w:w="1440" w:type="dxa"/>
+          </w:tcPr>
+          <w:p>
+            <w:r>
+              <w:t>20</w:t>
+            </w:r>
+          </w:p>
+        </w:tc>
+        <w:tc>
+          <w:tcPr>
+            <w:tcW w:w="1440" w:type="dxa"/>
+          </w:tcPr>
+          <w:p>
+            <w:r>
+              <w:t>Operations</w:t>
             </w:r>
           </w:p>
         </w:tc>
@@ -2260,139 +1840,61 @@
       <w:tr>
         <w:tc>
           <w:tcPr>
-            <w:tcW w:w="1699" w:type="dxa"/>
-            <w:vAlign w:val="center"/>
-          </w:tcPr>
-          <w:p>
-            <w:pPr>
-              <w:rPr>
-                <w:rFonts w:ascii="Times New Roman" w:hAnsi="Times New Roman" w:cs="Times New Roman"/>
-                <w:sz w:val="24"/>
-                <w:szCs w:val="24"/>
-              </w:rPr>
-            </w:pPr>
-            <w:r>
-              <w:rPr>
-                <w:rFonts w:ascii="Times New Roman" w:hAnsi="Times New Roman" w:cs="Times New Roman"/>
-                <w:sz w:val="24"/>
-                <w:szCs w:val="24"/>
-              </w:rPr>
-              <w:t>NEX-BR-R1 / NEX-BR-R2</w:t>
-            </w:r>
-          </w:p>
-        </w:tc>
-        <w:tc>
-          <w:tcPr>
-            <w:tcW w:w="1500" w:type="dxa"/>
-            <w:vAlign w:val="center"/>
-          </w:tcPr>
-          <w:p>
-            <w:pPr>
-              <w:rPr>
-                <w:rFonts w:ascii="Times New Roman" w:hAnsi="Times New Roman" w:cs="Times New Roman"/>
-                <w:sz w:val="24"/>
-                <w:szCs w:val="24"/>
-              </w:rPr>
-            </w:pPr>
-            <w:r>
-              <w:rPr>
-                <w:rFonts w:ascii="Times New Roman" w:hAnsi="Times New Roman" w:cs="Times New Roman"/>
-                <w:sz w:val="24"/>
-                <w:szCs w:val="24"/>
-              </w:rPr>
-              <w:t>Gi0/0/0.20</w:t>
-            </w:r>
-          </w:p>
-        </w:tc>
-        <w:tc>
-          <w:tcPr>
-            <w:tcW w:w="1500" w:type="dxa"/>
-            <w:vAlign w:val="center"/>
-          </w:tcPr>
-          <w:p>
-            <w:pPr>
-              <w:rPr>
-                <w:rFonts w:ascii="Times New Roman" w:hAnsi="Times New Roman" w:cs="Times New Roman"/>
-                <w:sz w:val="24"/>
-                <w:szCs w:val="24"/>
-              </w:rPr>
-            </w:pPr>
-            <w:r>
-              <w:rPr>
-                <w:rFonts w:ascii="Times New Roman" w:hAnsi="Times New Roman" w:cs="Times New Roman"/>
-                <w:sz w:val="24"/>
-                <w:szCs w:val="24"/>
-              </w:rPr>
-              <w:t>10.20.20.2 / 10.20.20.3</w:t>
-            </w:r>
-          </w:p>
-        </w:tc>
-        <w:tc>
-          <w:tcPr>
-            <w:tcW w:w="1700" w:type="dxa"/>
-            <w:vAlign w:val="center"/>
-          </w:tcPr>
-          <w:p>
-            <w:pPr>
-              <w:rPr>
-                <w:rFonts w:ascii="Times New Roman" w:hAnsi="Times New Roman" w:cs="Times New Roman"/>
-                <w:sz w:val="24"/>
-                <w:szCs w:val="24"/>
-              </w:rPr>
-            </w:pPr>
-            <w:r>
-              <w:rPr>
-                <w:rFonts w:ascii="Times New Roman" w:hAnsi="Times New Roman" w:cs="Times New Roman"/>
-                <w:sz w:val="24"/>
-                <w:szCs w:val="24"/>
-              </w:rPr>
+            <w:tcW w:w="1440" w:type="dxa"/>
+          </w:tcPr>
+          <w:p>
+            <w:r>
+              <w:t>Branch Routers (R1/R2)</w:t>
+            </w:r>
+          </w:p>
+        </w:tc>
+        <w:tc>
+          <w:tcPr>
+            <w:tcW w:w="1440" w:type="dxa"/>
+          </w:tcPr>
+          <w:p>
+            <w:r>
+              <w:t>G0/0.30</w:t>
+            </w:r>
+          </w:p>
+        </w:tc>
+        <w:tc>
+          <w:tcPr>
+            <w:tcW w:w="1440" w:type="dxa"/>
+          </w:tcPr>
+          <w:p>
+            <w:r>
+              <w:t>10.20.30.1 / .2 / .3</w:t>
+            </w:r>
+          </w:p>
+        </w:tc>
+        <w:tc>
+          <w:tcPr>
+            <w:tcW w:w="1440" w:type="dxa"/>
+          </w:tcPr>
+          <w:p>
+            <w:r>
               <w:t>255.255.255.240</w:t>
             </w:r>
           </w:p>
         </w:tc>
         <w:tc>
           <w:tcPr>
-            <w:tcW w:w="701" w:type="dxa"/>
-            <w:vAlign w:val="center"/>
-          </w:tcPr>
-          <w:p>
-            <w:pPr>
-              <w:rPr>
-                <w:rFonts w:ascii="Times New Roman" w:hAnsi="Times New Roman" w:cs="Times New Roman"/>
-                <w:sz w:val="24"/>
-                <w:szCs w:val="24"/>
-              </w:rPr>
-            </w:pPr>
-            <w:r>
-              <w:rPr>
-                <w:rFonts w:ascii="Times New Roman" w:hAnsi="Times New Roman" w:cs="Times New Roman"/>
-                <w:sz w:val="24"/>
-                <w:szCs w:val="24"/>
-              </w:rPr>
-              <w:t>20</w:t>
-            </w:r>
-          </w:p>
-        </w:tc>
-        <w:tc>
-          <w:tcPr>
-            <w:tcW w:w="2260" w:type="dxa"/>
-            <w:vAlign w:val="center"/>
-          </w:tcPr>
-          <w:p>
-            <w:pPr>
-              <w:rPr>
-                <w:rFonts w:ascii="Times New Roman" w:hAnsi="Times New Roman" w:cs="Times New Roman"/>
-                <w:sz w:val="24"/>
-                <w:szCs w:val="24"/>
-              </w:rPr>
-            </w:pPr>
-            <w:r>
-              <w:rPr>
-                <w:rFonts w:ascii="Times New Roman" w:hAnsi="Times New Roman" w:cs="Times New Roman"/>
-                <w:sz w:val="24"/>
-                <w:szCs w:val="24"/>
-              </w:rPr>
-              <w:t>Operations; gateway 10.20.20.1</w:t>
+            <w:tcW w:w="1440" w:type="dxa"/>
+          </w:tcPr>
+          <w:p>
+            <w:r>
+              <w:t>30</w:t>
+            </w:r>
+          </w:p>
+        </w:tc>
+        <w:tc>
+          <w:tcPr>
+            <w:tcW w:w="1440" w:type="dxa"/>
+          </w:tcPr>
+          <w:p>
+            <w:r>
+              <w:t>IT</w:t>
             </w:r>
           </w:p>
         </w:tc>
@@ -2400,139 +1902,61 @@
       <w:tr>
         <w:tc>
           <w:tcPr>
-            <w:tcW w:w="1699" w:type="dxa"/>
-            <w:vAlign w:val="center"/>
-          </w:tcPr>
-          <w:p>
-            <w:pPr>
-              <w:rPr>
-                <w:rFonts w:ascii="Times New Roman" w:hAnsi="Times New Roman" w:cs="Times New Roman"/>
-                <w:sz w:val="24"/>
-                <w:szCs w:val="24"/>
-              </w:rPr>
-            </w:pPr>
-            <w:r>
-              <w:rPr>
-                <w:rFonts w:ascii="Times New Roman" w:hAnsi="Times New Roman" w:cs="Times New Roman"/>
-                <w:sz w:val="24"/>
-                <w:szCs w:val="24"/>
-              </w:rPr>
-              <w:t>NEX-BR-R1 / NEX-BR-R2</w:t>
-            </w:r>
-          </w:p>
-        </w:tc>
-        <w:tc>
-          <w:tcPr>
-            <w:tcW w:w="1500" w:type="dxa"/>
-            <w:vAlign w:val="center"/>
-          </w:tcPr>
-          <w:p>
-            <w:pPr>
-              <w:rPr>
-                <w:rFonts w:ascii="Times New Roman" w:hAnsi="Times New Roman" w:cs="Times New Roman"/>
-                <w:sz w:val="24"/>
-                <w:szCs w:val="24"/>
-              </w:rPr>
-            </w:pPr>
-            <w:r>
-              <w:rPr>
-                <w:rFonts w:ascii="Times New Roman" w:hAnsi="Times New Roman" w:cs="Times New Roman"/>
-                <w:sz w:val="24"/>
-                <w:szCs w:val="24"/>
-              </w:rPr>
-              <w:t>Gi0/0/0.30</w:t>
-            </w:r>
-          </w:p>
-        </w:tc>
-        <w:tc>
-          <w:tcPr>
-            <w:tcW w:w="1500" w:type="dxa"/>
-            <w:vAlign w:val="center"/>
-          </w:tcPr>
-          <w:p>
-            <w:pPr>
-              <w:rPr>
-                <w:rFonts w:ascii="Times New Roman" w:hAnsi="Times New Roman" w:cs="Times New Roman"/>
-                <w:sz w:val="24"/>
-                <w:szCs w:val="24"/>
-              </w:rPr>
-            </w:pPr>
-            <w:r>
-              <w:rPr>
-                <w:rFonts w:ascii="Times New Roman" w:hAnsi="Times New Roman" w:cs="Times New Roman"/>
-                <w:sz w:val="24"/>
-                <w:szCs w:val="24"/>
-              </w:rPr>
-              <w:t>10.20.30.2 / 10.20.30.3</w:t>
-            </w:r>
-          </w:p>
-        </w:tc>
-        <w:tc>
-          <w:tcPr>
-            <w:tcW w:w="1700" w:type="dxa"/>
-            <w:vAlign w:val="center"/>
-          </w:tcPr>
-          <w:p>
-            <w:pPr>
-              <w:rPr>
-                <w:rFonts w:ascii="Times New Roman" w:hAnsi="Times New Roman" w:cs="Times New Roman"/>
-                <w:sz w:val="24"/>
-                <w:szCs w:val="24"/>
-              </w:rPr>
-            </w:pPr>
-            <w:r>
-              <w:rPr>
-                <w:rFonts w:ascii="Times New Roman" w:hAnsi="Times New Roman" w:cs="Times New Roman"/>
-                <w:sz w:val="24"/>
-                <w:szCs w:val="24"/>
-              </w:rPr>
-              <w:t>255.255.255.240</w:t>
-            </w:r>
-          </w:p>
-        </w:tc>
-        <w:tc>
-          <w:tcPr>
-            <w:tcW w:w="701" w:type="dxa"/>
-            <w:vAlign w:val="center"/>
-          </w:tcPr>
-          <w:p>
-            <w:pPr>
-              <w:rPr>
-                <w:rFonts w:ascii="Times New Roman" w:hAnsi="Times New Roman" w:cs="Times New Roman"/>
-                <w:sz w:val="24"/>
-                <w:szCs w:val="24"/>
-              </w:rPr>
-            </w:pPr>
-            <w:r>
-              <w:rPr>
-                <w:rFonts w:ascii="Times New Roman" w:hAnsi="Times New Roman" w:cs="Times New Roman"/>
-                <w:sz w:val="24"/>
-                <w:szCs w:val="24"/>
-              </w:rPr>
-              <w:t>30</w:t>
-            </w:r>
-          </w:p>
-        </w:tc>
-        <w:tc>
-          <w:tcPr>
-            <w:tcW w:w="2260" w:type="dxa"/>
-            <w:vAlign w:val="center"/>
-          </w:tcPr>
-          <w:p>
-            <w:pPr>
-              <w:rPr>
-                <w:rFonts w:ascii="Times New Roman" w:hAnsi="Times New Roman" w:cs="Times New Roman"/>
-                <w:sz w:val="24"/>
-                <w:szCs w:val="24"/>
-              </w:rPr>
-            </w:pPr>
-            <w:r>
-              <w:rPr>
-                <w:rFonts w:ascii="Times New Roman" w:hAnsi="Times New Roman" w:cs="Times New Roman"/>
-                <w:sz w:val="24"/>
-                <w:szCs w:val="24"/>
-              </w:rPr>
-              <w:t>IT; gateway 10.20.30.1</w:t>
+            <w:tcW w:w="1440" w:type="dxa"/>
+          </w:tcPr>
+          <w:p>
+            <w:r>
+              <w:t>Branch Routers (R1/R2)</w:t>
+            </w:r>
+          </w:p>
+        </w:tc>
+        <w:tc>
+          <w:tcPr>
+            <w:tcW w:w="1440" w:type="dxa"/>
+          </w:tcPr>
+          <w:p>
+            <w:r>
+              <w:t>G0/0.50</w:t>
+            </w:r>
+          </w:p>
+        </w:tc>
+        <w:tc>
+          <w:tcPr>
+            <w:tcW w:w="1440" w:type="dxa"/>
+          </w:tcPr>
+          <w:p>
+            <w:r>
+              <w:t>10.20.50.1 / .2 / .3</w:t>
+            </w:r>
+          </w:p>
+        </w:tc>
+        <w:tc>
+          <w:tcPr>
+            <w:tcW w:w="1440" w:type="dxa"/>
+          </w:tcPr>
+          <w:p>
+            <w:r>
+              <w:t>255.255.255.248</w:t>
+            </w:r>
+          </w:p>
+        </w:tc>
+        <w:tc>
+          <w:tcPr>
+            <w:tcW w:w="1440" w:type="dxa"/>
+          </w:tcPr>
+          <w:p>
+            <w:r>
+              <w:t>50</w:t>
+            </w:r>
+          </w:p>
+        </w:tc>
+        <w:tc>
+          <w:tcPr>
+            <w:tcW w:w="1440" w:type="dxa"/>
+          </w:tcPr>
+          <w:p>
+            <w:r>
+              <w:t>Guest</w:t>
             </w:r>
           </w:p>
         </w:tc>
@@ -2540,139 +1964,61 @@
       <w:tr>
         <w:tc>
           <w:tcPr>
-            <w:tcW w:w="1699" w:type="dxa"/>
-            <w:vAlign w:val="center"/>
-          </w:tcPr>
-          <w:p>
-            <w:pPr>
-              <w:rPr>
-                <w:rFonts w:ascii="Times New Roman" w:hAnsi="Times New Roman" w:cs="Times New Roman"/>
-                <w:sz w:val="24"/>
-                <w:szCs w:val="24"/>
-              </w:rPr>
-            </w:pPr>
-            <w:r>
-              <w:rPr>
-                <w:rFonts w:ascii="Times New Roman" w:hAnsi="Times New Roman" w:cs="Times New Roman"/>
-                <w:sz w:val="24"/>
-                <w:szCs w:val="24"/>
-              </w:rPr>
-              <w:t>NEX-BR-R1 / NEX-BR-R2</w:t>
-            </w:r>
-          </w:p>
-        </w:tc>
-        <w:tc>
-          <w:tcPr>
-            <w:tcW w:w="1500" w:type="dxa"/>
-            <w:vAlign w:val="center"/>
-          </w:tcPr>
-          <w:p>
-            <w:pPr>
-              <w:rPr>
-                <w:rFonts w:ascii="Times New Roman" w:hAnsi="Times New Roman" w:cs="Times New Roman"/>
-                <w:sz w:val="24"/>
-                <w:szCs w:val="24"/>
-              </w:rPr>
-            </w:pPr>
-            <w:r>
-              <w:rPr>
-                <w:rFonts w:ascii="Times New Roman" w:hAnsi="Times New Roman" w:cs="Times New Roman"/>
-                <w:sz w:val="24"/>
-                <w:szCs w:val="24"/>
-              </w:rPr>
-              <w:t>Gi0/0/0.50</w:t>
-            </w:r>
-          </w:p>
-        </w:tc>
-        <w:tc>
-          <w:tcPr>
-            <w:tcW w:w="1500" w:type="dxa"/>
-            <w:vAlign w:val="center"/>
-          </w:tcPr>
-          <w:p>
-            <w:pPr>
-              <w:rPr>
-                <w:rFonts w:ascii="Times New Roman" w:hAnsi="Times New Roman" w:cs="Times New Roman"/>
-                <w:sz w:val="24"/>
-                <w:szCs w:val="24"/>
-              </w:rPr>
-            </w:pPr>
-            <w:r>
-              <w:rPr>
-                <w:rFonts w:ascii="Times New Roman" w:hAnsi="Times New Roman" w:cs="Times New Roman"/>
-                <w:sz w:val="24"/>
-                <w:szCs w:val="24"/>
-              </w:rPr>
-              <w:t>10.20.50.2 / 10.20.50.3</w:t>
-            </w:r>
-          </w:p>
-        </w:tc>
-        <w:tc>
-          <w:tcPr>
-            <w:tcW w:w="1700" w:type="dxa"/>
-            <w:vAlign w:val="center"/>
-          </w:tcPr>
-          <w:p>
-            <w:pPr>
-              <w:rPr>
-                <w:rFonts w:ascii="Times New Roman" w:hAnsi="Times New Roman" w:cs="Times New Roman"/>
-                <w:sz w:val="24"/>
-                <w:szCs w:val="24"/>
-              </w:rPr>
-            </w:pPr>
-            <w:r>
-              <w:rPr>
-                <w:rFonts w:ascii="Times New Roman" w:hAnsi="Times New Roman" w:cs="Times New Roman"/>
-                <w:sz w:val="24"/>
-                <w:szCs w:val="24"/>
-              </w:rPr>
+            <w:tcW w:w="1440" w:type="dxa"/>
+          </w:tcPr>
+          <w:p>
+            <w:r>
+              <w:t>Branch Routers (R1/R2)</w:t>
+            </w:r>
+          </w:p>
+        </w:tc>
+        <w:tc>
+          <w:tcPr>
+            <w:tcW w:w="1440" w:type="dxa"/>
+          </w:tcPr>
+          <w:p>
+            <w:r>
+              <w:t>G0/0.99</w:t>
+            </w:r>
+          </w:p>
+        </w:tc>
+        <w:tc>
+          <w:tcPr>
+            <w:tcW w:w="1440" w:type="dxa"/>
+          </w:tcPr>
+          <w:p>
+            <w:r>
+              <w:t>10.20.99.1 / .2 / .3</w:t>
+            </w:r>
+          </w:p>
+        </w:tc>
+        <w:tc>
+          <w:tcPr>
+            <w:tcW w:w="1440" w:type="dxa"/>
+          </w:tcPr>
+          <w:p>
+            <w:r>
               <w:t>255.255.255.248</w:t>
             </w:r>
           </w:p>
         </w:tc>
         <w:tc>
           <w:tcPr>
-            <w:tcW w:w="701" w:type="dxa"/>
-            <w:vAlign w:val="center"/>
-          </w:tcPr>
-          <w:p>
-            <w:pPr>
-              <w:rPr>
-                <w:rFonts w:ascii="Times New Roman" w:hAnsi="Times New Roman" w:cs="Times New Roman"/>
-                <w:sz w:val="24"/>
-                <w:szCs w:val="24"/>
-              </w:rPr>
-            </w:pPr>
-            <w:r>
-              <w:rPr>
-                <w:rFonts w:ascii="Times New Roman" w:hAnsi="Times New Roman" w:cs="Times New Roman"/>
-                <w:sz w:val="24"/>
-                <w:szCs w:val="24"/>
-              </w:rPr>
-              <w:t>50</w:t>
-            </w:r>
-          </w:p>
-        </w:tc>
-        <w:tc>
-          <w:tcPr>
-            <w:tcW w:w="2260" w:type="dxa"/>
-            <w:vAlign w:val="center"/>
-          </w:tcPr>
-          <w:p>
-            <w:pPr>
-              <w:rPr>
-                <w:rFonts w:ascii="Times New Roman" w:hAnsi="Times New Roman" w:cs="Times New Roman"/>
-                <w:sz w:val="24"/>
-                <w:szCs w:val="24"/>
-              </w:rPr>
-            </w:pPr>
-            <w:r>
-              <w:rPr>
-                <w:rFonts w:ascii="Times New Roman" w:hAnsi="Times New Roman" w:cs="Times New Roman"/>
-                <w:sz w:val="24"/>
-                <w:szCs w:val="24"/>
-              </w:rPr>
-              <w:t>Guest; gateway 10.20.50.1</w:t>
+            <w:tcW w:w="1440" w:type="dxa"/>
+          </w:tcPr>
+          <w:p>
+            <w:r>
+              <w:t>99</w:t>
+            </w:r>
+          </w:p>
+        </w:tc>
+        <w:tc>
+          <w:tcPr>
+            <w:tcW w:w="1440" w:type="dxa"/>
+          </w:tcPr>
+          <w:p>
+            <w:r>
+              <w:t>Network Management</w:t>
             </w:r>
           </w:p>
         </w:tc>
@@ -2680,139 +2026,61 @@
       <w:tr>
         <w:tc>
           <w:tcPr>
-            <w:tcW w:w="1699" w:type="dxa"/>
-            <w:vAlign w:val="center"/>
-          </w:tcPr>
-          <w:p>
-            <w:pPr>
-              <w:rPr>
-                <w:rFonts w:ascii="Times New Roman" w:hAnsi="Times New Roman" w:cs="Times New Roman"/>
-                <w:sz w:val="24"/>
-                <w:szCs w:val="24"/>
-              </w:rPr>
-            </w:pPr>
-            <w:r>
-              <w:rPr>
-                <w:rFonts w:ascii="Times New Roman" w:hAnsi="Times New Roman" w:cs="Times New Roman"/>
-                <w:sz w:val="24"/>
-                <w:szCs w:val="24"/>
-              </w:rPr>
-              <w:t>NEX-BR-R1 / NEX-BR-R2</w:t>
-            </w:r>
-          </w:p>
-        </w:tc>
-        <w:tc>
-          <w:tcPr>
-            <w:tcW w:w="1500" w:type="dxa"/>
-            <w:vAlign w:val="center"/>
-          </w:tcPr>
-          <w:p>
-            <w:pPr>
-              <w:rPr>
-                <w:rFonts w:ascii="Times New Roman" w:hAnsi="Times New Roman" w:cs="Times New Roman"/>
-                <w:sz w:val="24"/>
-                <w:szCs w:val="24"/>
-              </w:rPr>
-            </w:pPr>
-            <w:r>
-              <w:rPr>
-                <w:rFonts w:ascii="Times New Roman" w:hAnsi="Times New Roman" w:cs="Times New Roman"/>
-                <w:sz w:val="24"/>
-                <w:szCs w:val="24"/>
-              </w:rPr>
-              <w:t>Gi0/0/0.99</w:t>
-            </w:r>
-          </w:p>
-        </w:tc>
-        <w:tc>
-          <w:tcPr>
-            <w:tcW w:w="1500" w:type="dxa"/>
-            <w:vAlign w:val="center"/>
-          </w:tcPr>
-          <w:p>
-            <w:pPr>
-              <w:rPr>
-                <w:rFonts w:ascii="Times New Roman" w:hAnsi="Times New Roman" w:cs="Times New Roman"/>
-                <w:sz w:val="24"/>
-                <w:szCs w:val="24"/>
-              </w:rPr>
-            </w:pPr>
-            <w:r>
-              <w:rPr>
-                <w:rFonts w:ascii="Times New Roman" w:hAnsi="Times New Roman" w:cs="Times New Roman"/>
-                <w:sz w:val="24"/>
-                <w:szCs w:val="24"/>
-              </w:rPr>
-              <w:t>10.20.99.2 / 10.20.99.3</w:t>
-            </w:r>
-          </w:p>
-        </w:tc>
-        <w:tc>
-          <w:tcPr>
-            <w:tcW w:w="1700" w:type="dxa"/>
-            <w:vAlign w:val="center"/>
-          </w:tcPr>
-          <w:p>
-            <w:pPr>
-              <w:rPr>
-                <w:rFonts w:ascii="Times New Roman" w:hAnsi="Times New Roman" w:cs="Times New Roman"/>
-                <w:sz w:val="24"/>
-                <w:szCs w:val="24"/>
-              </w:rPr>
-            </w:pPr>
-            <w:r>
-              <w:rPr>
-                <w:rFonts w:ascii="Times New Roman" w:hAnsi="Times New Roman" w:cs="Times New Roman"/>
-                <w:sz w:val="24"/>
-                <w:szCs w:val="24"/>
-              </w:rPr>
+            <w:tcW w:w="1440" w:type="dxa"/>
+          </w:tcPr>
+          <w:p>
+            <w:r>
+              <w:t>HQ-SW1</w:t>
+            </w:r>
+          </w:p>
+        </w:tc>
+        <w:tc>
+          <w:tcPr>
+            <w:tcW w:w="1440" w:type="dxa"/>
+          </w:tcPr>
+          <w:p>
+            <w:r>
+              <w:t>VLAN 99</w:t>
+            </w:r>
+          </w:p>
+        </w:tc>
+        <w:tc>
+          <w:tcPr>
+            <w:tcW w:w="1440" w:type="dxa"/>
+          </w:tcPr>
+          <w:p>
+            <w:r>
+              <w:t>10.10.99.4</w:t>
+            </w:r>
+          </w:p>
+        </w:tc>
+        <w:tc>
+          <w:tcPr>
+            <w:tcW w:w="1440" w:type="dxa"/>
+          </w:tcPr>
+          <w:p>
+            <w:r>
               <w:t>255.255.255.248</w:t>
             </w:r>
           </w:p>
         </w:tc>
         <w:tc>
           <w:tcPr>
-            <w:tcW w:w="701" w:type="dxa"/>
-            <w:vAlign w:val="center"/>
-          </w:tcPr>
-          <w:p>
-            <w:pPr>
-              <w:rPr>
-                <w:rFonts w:ascii="Times New Roman" w:hAnsi="Times New Roman" w:cs="Times New Roman"/>
-                <w:sz w:val="24"/>
-                <w:szCs w:val="24"/>
-              </w:rPr>
-            </w:pPr>
-            <w:r>
-              <w:rPr>
-                <w:rFonts w:ascii="Times New Roman" w:hAnsi="Times New Roman" w:cs="Times New Roman"/>
-                <w:sz w:val="24"/>
-                <w:szCs w:val="24"/>
-              </w:rPr>
+            <w:tcW w:w="1440" w:type="dxa"/>
+          </w:tcPr>
+          <w:p>
+            <w:r>
               <w:t>99</w:t>
             </w:r>
           </w:p>
         </w:tc>
         <w:tc>
           <w:tcPr>
-            <w:tcW w:w="2260" w:type="dxa"/>
-            <w:vAlign w:val="center"/>
-          </w:tcPr>
-          <w:p>
-            <w:pPr>
-              <w:rPr>
-                <w:rFonts w:ascii="Times New Roman" w:hAnsi="Times New Roman" w:cs="Times New Roman"/>
-                <w:sz w:val="24"/>
-                <w:szCs w:val="24"/>
-              </w:rPr>
-            </w:pPr>
-            <w:r>
-              <w:rPr>
-                <w:rFonts w:ascii="Times New Roman" w:hAnsi="Times New Roman" w:cs="Times New Roman"/>
-                <w:sz w:val="24"/>
-                <w:szCs w:val="24"/>
-              </w:rPr>
-              <w:t>Network Mgmt; gateway 10.20.99.1</w:t>
+            <w:tcW w:w="1440" w:type="dxa"/>
+          </w:tcPr>
+          <w:p>
+            <w:r>
+              <w:t>Switch management</w:t>
             </w:r>
           </w:p>
         </w:tc>
@@ -2820,139 +2088,61 @@
       <w:tr>
         <w:tc>
           <w:tcPr>
-            <w:tcW w:w="1699" w:type="dxa"/>
-            <w:vAlign w:val="center"/>
-          </w:tcPr>
-          <w:p>
-            <w:pPr>
-              <w:rPr>
-                <w:rFonts w:ascii="Times New Roman" w:hAnsi="Times New Roman" w:cs="Times New Roman"/>
-                <w:sz w:val="24"/>
-                <w:szCs w:val="24"/>
-              </w:rPr>
-            </w:pPr>
-            <w:r>
-              <w:rPr>
-                <w:rFonts w:ascii="Times New Roman" w:hAnsi="Times New Roman" w:cs="Times New Roman"/>
-                <w:sz w:val="24"/>
-                <w:szCs w:val="24"/>
-              </w:rPr>
-              <w:t>NEX-HQ-R1 / NEX-BR-R1</w:t>
-            </w:r>
-          </w:p>
-        </w:tc>
-        <w:tc>
-          <w:tcPr>
-            <w:tcW w:w="1500" w:type="dxa"/>
-            <w:vAlign w:val="center"/>
-          </w:tcPr>
-          <w:p>
-            <w:pPr>
-              <w:rPr>
-                <w:rFonts w:ascii="Times New Roman" w:hAnsi="Times New Roman" w:cs="Times New Roman"/>
-                <w:sz w:val="24"/>
-                <w:szCs w:val="24"/>
-              </w:rPr>
-            </w:pPr>
-            <w:r>
-              <w:rPr>
-                <w:rFonts w:ascii="Times New Roman" w:hAnsi="Times New Roman" w:cs="Times New Roman"/>
-                <w:sz w:val="24"/>
-                <w:szCs w:val="24"/>
-              </w:rPr>
-              <w:t>Se0/1/0</w:t>
-            </w:r>
-          </w:p>
-        </w:tc>
-        <w:tc>
-          <w:tcPr>
-            <w:tcW w:w="1500" w:type="dxa"/>
-            <w:vAlign w:val="center"/>
-          </w:tcPr>
-          <w:p>
-            <w:pPr>
-              <w:rPr>
-                <w:rFonts w:ascii="Times New Roman" w:hAnsi="Times New Roman" w:cs="Times New Roman"/>
-                <w:sz w:val="24"/>
-                <w:szCs w:val="24"/>
-              </w:rPr>
-            </w:pPr>
-            <w:r>
-              <w:rPr>
-                <w:rFonts w:ascii="Times New Roman" w:hAnsi="Times New Roman" w:cs="Times New Roman"/>
-                <w:sz w:val="24"/>
-                <w:szCs w:val="24"/>
-              </w:rPr>
-              <w:t>10.0.0.1 / 10.0.0.2</w:t>
-            </w:r>
-          </w:p>
-        </w:tc>
-        <w:tc>
-          <w:tcPr>
-            <w:tcW w:w="1700" w:type="dxa"/>
-            <w:vAlign w:val="center"/>
-          </w:tcPr>
-          <w:p>
-            <w:pPr>
-              <w:rPr>
-                <w:rFonts w:ascii="Times New Roman" w:hAnsi="Times New Roman" w:cs="Times New Roman"/>
-                <w:sz w:val="24"/>
-                <w:szCs w:val="24"/>
-              </w:rPr>
-            </w:pPr>
-            <w:r>
-              <w:rPr>
-                <w:rFonts w:ascii="Times New Roman" w:hAnsi="Times New Roman" w:cs="Times New Roman"/>
-                <w:sz w:val="24"/>
-                <w:szCs w:val="24"/>
-              </w:rPr>
-              <w:t>255.255.255.252</w:t>
-            </w:r>
-          </w:p>
-        </w:tc>
-        <w:tc>
-          <w:tcPr>
-            <w:tcW w:w="701" w:type="dxa"/>
-            <w:vAlign w:val="center"/>
-          </w:tcPr>
-          <w:p>
-            <w:pPr>
-              <w:rPr>
-                <w:rFonts w:ascii="Times New Roman" w:hAnsi="Times New Roman" w:cs="Times New Roman"/>
-                <w:sz w:val="24"/>
-                <w:szCs w:val="24"/>
-              </w:rPr>
-            </w:pPr>
-            <w:r>
-              <w:rPr>
-                <w:rFonts w:ascii="Times New Roman" w:hAnsi="Times New Roman" w:cs="Times New Roman"/>
-                <w:sz w:val="24"/>
-                <w:szCs w:val="24"/>
-              </w:rPr>
-              <w:t>-</w:t>
-            </w:r>
-          </w:p>
-        </w:tc>
-        <w:tc>
-          <w:tcPr>
-            <w:tcW w:w="2260" w:type="dxa"/>
-            <w:vAlign w:val="center"/>
-          </w:tcPr>
-          <w:p>
-            <w:pPr>
-              <w:rPr>
-                <w:rFonts w:ascii="Times New Roman" w:hAnsi="Times New Roman" w:cs="Times New Roman"/>
-                <w:sz w:val="24"/>
-                <w:szCs w:val="24"/>
-              </w:rPr>
-            </w:pPr>
-            <w:r>
-              <w:rPr>
-                <w:rFonts w:ascii="Times New Roman" w:hAnsi="Times New Roman" w:cs="Times New Roman"/>
-                <w:sz w:val="24"/>
-                <w:szCs w:val="24"/>
-              </w:rPr>
-              <w:t>WAN link (DCE / DTE)</w:t>
+            <w:tcW w:w="1440" w:type="dxa"/>
+          </w:tcPr>
+          <w:p>
+            <w:r>
+              <w:t>HQ File Server</w:t>
+            </w:r>
+          </w:p>
+        </w:tc>
+        <w:tc>
+          <w:tcPr>
+            <w:tcW w:w="1440" w:type="dxa"/>
+          </w:tcPr>
+          <w:p>
+            <w:r>
+              <w:t>FastEthernet0</w:t>
+            </w:r>
+          </w:p>
+        </w:tc>
+        <w:tc>
+          <w:tcPr>
+            <w:tcW w:w="1440" w:type="dxa"/>
+          </w:tcPr>
+          <w:p>
+            <w:r>
+              <w:t>10.10.30.4</w:t>
+            </w:r>
+          </w:p>
+        </w:tc>
+        <w:tc>
+          <w:tcPr>
+            <w:tcW w:w="1440" w:type="dxa"/>
+          </w:tcPr>
+          <w:p>
+            <w:r>
+              <w:t>255.255.255.240</w:t>
+            </w:r>
+          </w:p>
+        </w:tc>
+        <w:tc>
+          <w:tcPr>
+            <w:tcW w:w="1440" w:type="dxa"/>
+          </w:tcPr>
+          <w:p>
+            <w:r>
+              <w:t>30</w:t>
+            </w:r>
+          </w:p>
+        </w:tc>
+        <w:tc>
+          <w:tcPr>
+            <w:tcW w:w="1440" w:type="dxa"/>
+          </w:tcPr>
+          <w:p>
+            <w:r>
+              <w:t>File server</w:t>
             </w:r>
           </w:p>
         </w:tc>
@@ -2960,139 +2150,60 @@
       <w:tr>
         <w:tc>
           <w:tcPr>
-            <w:tcW w:w="1699" w:type="dxa"/>
-            <w:vAlign w:val="center"/>
-          </w:tcPr>
-          <w:p>
-            <w:pPr>
-              <w:rPr>
-                <w:rFonts w:ascii="Times New Roman" w:hAnsi="Times New Roman" w:cs="Times New Roman"/>
-                <w:sz w:val="24"/>
-                <w:szCs w:val="24"/>
-              </w:rPr>
-            </w:pPr>
-            <w:r>
-              <w:rPr>
-                <w:rFonts w:ascii="Times New Roman" w:hAnsi="Times New Roman" w:cs="Times New Roman"/>
-                <w:sz w:val="24"/>
-                <w:szCs w:val="24"/>
-              </w:rPr>
-              <w:t>NEX-HQ-SW1 / NEX-HQ-SW2</w:t>
-            </w:r>
-          </w:p>
-        </w:tc>
-        <w:tc>
-          <w:tcPr>
-            <w:tcW w:w="1500" w:type="dxa"/>
-            <w:vAlign w:val="center"/>
-          </w:tcPr>
-          <w:p>
-            <w:pPr>
-              <w:rPr>
-                <w:rFonts w:ascii="Times New Roman" w:hAnsi="Times New Roman" w:cs="Times New Roman"/>
-                <w:sz w:val="24"/>
-                <w:szCs w:val="24"/>
-              </w:rPr>
-            </w:pPr>
-            <w:r>
-              <w:rPr>
-                <w:rFonts w:ascii="Times New Roman" w:hAnsi="Times New Roman" w:cs="Times New Roman"/>
-                <w:sz w:val="24"/>
-                <w:szCs w:val="24"/>
-              </w:rPr>
-              <w:t>VLAN 99</w:t>
-            </w:r>
-          </w:p>
-        </w:tc>
-        <w:tc>
-          <w:tcPr>
-            <w:tcW w:w="1500" w:type="dxa"/>
-            <w:vAlign w:val="center"/>
-          </w:tcPr>
-          <w:p>
-            <w:pPr>
-              <w:rPr>
-                <w:rFonts w:ascii="Times New Roman" w:hAnsi="Times New Roman" w:cs="Times New Roman"/>
-                <w:sz w:val="24"/>
-                <w:szCs w:val="24"/>
-              </w:rPr>
-            </w:pPr>
-            <w:r>
-              <w:rPr>
-                <w:rFonts w:ascii="Times New Roman" w:hAnsi="Times New Roman" w:cs="Times New Roman"/>
-                <w:sz w:val="24"/>
-                <w:szCs w:val="24"/>
-              </w:rPr>
-              <w:t>10.10.99.4 / 10.10.99.5</w:t>
-            </w:r>
-          </w:p>
-        </w:tc>
-        <w:tc>
-          <w:tcPr>
-            <w:tcW w:w="1700" w:type="dxa"/>
-            <w:vAlign w:val="center"/>
-          </w:tcPr>
-          <w:p>
-            <w:pPr>
-              <w:rPr>
-                <w:rFonts w:ascii="Times New Roman" w:hAnsi="Times New Roman" w:cs="Times New Roman"/>
-                <w:sz w:val="24"/>
-                <w:szCs w:val="24"/>
-              </w:rPr>
-            </w:pPr>
-            <w:r>
-              <w:rPr>
-                <w:rFonts w:ascii="Times New Roman" w:hAnsi="Times New Roman" w:cs="Times New Roman"/>
-                <w:sz w:val="24"/>
-                <w:szCs w:val="24"/>
-              </w:rPr>
-              <w:t>255.255.255.248</w:t>
-            </w:r>
-          </w:p>
-        </w:tc>
-        <w:tc>
-          <w:tcPr>
-            <w:tcW w:w="701" w:type="dxa"/>
-            <w:vAlign w:val="center"/>
-          </w:tcPr>
-          <w:p>
-            <w:pPr>
-              <w:rPr>
-                <w:rFonts w:ascii="Times New Roman" w:hAnsi="Times New Roman" w:cs="Times New Roman"/>
-                <w:sz w:val="24"/>
-                <w:szCs w:val="24"/>
-              </w:rPr>
-            </w:pPr>
-            <w:r>
-              <w:rPr>
-                <w:rFonts w:ascii="Times New Roman" w:hAnsi="Times New Roman" w:cs="Times New Roman"/>
-                <w:sz w:val="24"/>
-                <w:szCs w:val="24"/>
-              </w:rPr>
-              <w:t>99</w:t>
-            </w:r>
-          </w:p>
-        </w:tc>
-        <w:tc>
-          <w:tcPr>
-            <w:tcW w:w="2260" w:type="dxa"/>
-            <w:vAlign w:val="center"/>
-          </w:tcPr>
-          <w:p>
-            <w:pPr>
-              <w:rPr>
-                <w:rFonts w:ascii="Times New Roman" w:hAnsi="Times New Roman" w:cs="Times New Roman"/>
-                <w:sz w:val="24"/>
-                <w:szCs w:val="24"/>
-              </w:rPr>
-            </w:pPr>
-            <w:r>
-              <w:rPr>
-                <w:rFonts w:ascii="Times New Roman" w:hAnsi="Times New Roman" w:cs="Times New Roman"/>
-                <w:sz w:val="24"/>
-                <w:szCs w:val="24"/>
-              </w:rPr>
-              <w:t>Management interfaces</w:t>
+            <w:tcW w:w="1440" w:type="dxa"/>
+          </w:tcPr>
+          <w:p>
+            <w:r>
+              <w:t>HQ-RTR1</w:t>
+            </w:r>
+          </w:p>
+        </w:tc>
+        <w:tc>
+          <w:tcPr>
+            <w:tcW w:w="1440" w:type="dxa"/>
+          </w:tcPr>
+          <w:p>
+            <w:r>
+              <w:t>Serial0/1/0</w:t>
+            </w:r>
+          </w:p>
+        </w:tc>
+        <w:tc>
+          <w:tcPr>
+            <w:tcW w:w="1440" w:type="dxa"/>
+          </w:tcPr>
+          <w:p>
+            <w:r>
+              <w:t>10.0.0.1</w:t>
+            </w:r>
+          </w:p>
+        </w:tc>
+        <w:tc>
+          <w:tcPr>
+            <w:tcW w:w="1440" w:type="dxa"/>
+          </w:tcPr>
+          <w:p>
+            <w:r>
+              <w:t>255.255.255.252</w:t>
+            </w:r>
+          </w:p>
+        </w:tc>
+        <w:tc>
+          <w:tcPr>
+            <w:tcW w:w="1440" w:type="dxa"/>
+          </w:tcPr>
+          <w:p>
+            <w:bookmarkStart w:id="0" w:name="_GoBack"/>
+            <w:bookmarkEnd w:id="0"/>
+          </w:p>
+        </w:tc>
+        <w:tc>
+          <w:tcPr>
+            <w:tcW w:w="1440" w:type="dxa"/>
+          </w:tcPr>
+          <w:p>
+            <w:r>
+              <w:t>WAN connection</w:t>
             </w:r>
           </w:p>
         </w:tc>
@@ -3100,2321 +2211,68 @@
       <w:tr>
         <w:tc>
           <w:tcPr>
-            <w:tcW w:w="1699" w:type="dxa"/>
-            <w:vAlign w:val="center"/>
-          </w:tcPr>
-          <w:p>
-            <w:pPr>
-              <w:rPr>
-                <w:rFonts w:ascii="Times New Roman" w:hAnsi="Times New Roman" w:cs="Times New Roman"/>
-                <w:sz w:val="24"/>
-                <w:szCs w:val="24"/>
-              </w:rPr>
-            </w:pPr>
-            <w:r>
-              <w:rPr>
-                <w:rFonts w:ascii="Times New Roman" w:hAnsi="Times New Roman" w:cs="Times New Roman"/>
-                <w:sz w:val="24"/>
-                <w:szCs w:val="24"/>
-              </w:rPr>
-              <w:t>NEX-BR-SW1 / NEX-BR-SW2</w:t>
-            </w:r>
-          </w:p>
-        </w:tc>
-        <w:tc>
-          <w:tcPr>
-            <w:tcW w:w="1500" w:type="dxa"/>
-            <w:vAlign w:val="center"/>
-          </w:tcPr>
-          <w:p>
-            <w:pPr>
-              <w:rPr>
-                <w:rFonts w:ascii="Times New Roman" w:hAnsi="Times New Roman" w:cs="Times New Roman"/>
-                <w:sz w:val="24"/>
-                <w:szCs w:val="24"/>
-              </w:rPr>
-            </w:pPr>
-            <w:r>
-              <w:rPr>
-                <w:rFonts w:ascii="Times New Roman" w:hAnsi="Times New Roman" w:cs="Times New Roman"/>
-                <w:sz w:val="24"/>
-                <w:szCs w:val="24"/>
-              </w:rPr>
-              <w:t>VLAN 99</w:t>
-            </w:r>
-          </w:p>
-        </w:tc>
-        <w:tc>
-          <w:tcPr>
-            <w:tcW w:w="1500" w:type="dxa"/>
-            <w:vAlign w:val="center"/>
-          </w:tcPr>
-          <w:p>
-            <w:pPr>
-              <w:rPr>
-                <w:rFonts w:ascii="Times New Roman" w:hAnsi="Times New Roman" w:cs="Times New Roman"/>
-                <w:sz w:val="24"/>
-                <w:szCs w:val="24"/>
-              </w:rPr>
-            </w:pPr>
-            <w:r>
-              <w:rPr>
-                <w:rFonts w:ascii="Times New Roman" w:hAnsi="Times New Roman" w:cs="Times New Roman"/>
-                <w:sz w:val="24"/>
-                <w:szCs w:val="24"/>
-              </w:rPr>
-              <w:t>10.20.99.4 / 10.20.99.5</w:t>
-            </w:r>
-          </w:p>
-        </w:tc>
-        <w:tc>
-          <w:tcPr>
-            <w:tcW w:w="1700" w:type="dxa"/>
-            <w:vAlign w:val="center"/>
-          </w:tcPr>
-          <w:p>
-            <w:pPr>
-              <w:rPr>
-                <w:rFonts w:ascii="Times New Roman" w:hAnsi="Times New Roman" w:cs="Times New Roman"/>
-                <w:sz w:val="24"/>
-                <w:szCs w:val="24"/>
-              </w:rPr>
-            </w:pPr>
-            <w:r>
-              <w:rPr>
-                <w:rFonts w:ascii="Times New Roman" w:hAnsi="Times New Roman" w:cs="Times New Roman"/>
-                <w:sz w:val="24"/>
-                <w:szCs w:val="24"/>
-              </w:rPr>
-              <w:t>255.255.255.248</w:t>
-            </w:r>
-          </w:p>
-        </w:tc>
-        <w:tc>
-          <w:tcPr>
-            <w:tcW w:w="701" w:type="dxa"/>
-            <w:vAlign w:val="center"/>
-          </w:tcPr>
-          <w:p>
-            <w:pPr>
-              <w:rPr>
-                <w:rFonts w:ascii="Times New Roman" w:hAnsi="Times New Roman" w:cs="Times New Roman"/>
-                <w:sz w:val="24"/>
-                <w:szCs w:val="24"/>
-              </w:rPr>
-            </w:pPr>
-            <w:r>
-              <w:rPr>
-                <w:rFonts w:ascii="Times New Roman" w:hAnsi="Times New Roman" w:cs="Times New Roman"/>
-                <w:sz w:val="24"/>
-                <w:szCs w:val="24"/>
-              </w:rPr>
-              <w:t>99</w:t>
-            </w:r>
-          </w:p>
-        </w:tc>
-        <w:tc>
-          <w:tcPr>
-            <w:tcW w:w="2260" w:type="dxa"/>
-            <w:vAlign w:val="center"/>
-          </w:tcPr>
-          <w:p>
-            <w:pPr>
-              <w:rPr>
-                <w:rFonts w:ascii="Times New Roman" w:hAnsi="Times New Roman" w:cs="Times New Roman"/>
-                <w:sz w:val="24"/>
-                <w:szCs w:val="24"/>
-              </w:rPr>
-            </w:pPr>
-            <w:r>
-              <w:rPr>
-                <w:rFonts w:ascii="Times New Roman" w:hAnsi="Times New Roman" w:cs="Times New Roman"/>
-                <w:sz w:val="24"/>
-                <w:szCs w:val="24"/>
-              </w:rPr>
-              <w:t>Management interfaces</w:t>
-            </w:r>
-          </w:p>
-        </w:tc>
-      </w:tr>
-      <w:tr>
-        <w:tc>
-          <w:tcPr>
-            <w:tcW w:w="1699" w:type="dxa"/>
-            <w:vAlign w:val="center"/>
-          </w:tcPr>
-          <w:p>
-            <w:pPr>
-              <w:rPr>
-                <w:rFonts w:ascii="Times New Roman" w:hAnsi="Times New Roman" w:cs="Times New Roman"/>
-                <w:sz w:val="24"/>
-                <w:szCs w:val="24"/>
-              </w:rPr>
-            </w:pPr>
-            <w:r>
-              <w:rPr>
-                <w:rFonts w:ascii="Times New Roman" w:hAnsi="Times New Roman" w:cs="Times New Roman"/>
-                <w:sz w:val="24"/>
-                <w:szCs w:val="24"/>
-              </w:rPr>
-              <w:t>NEX-HQ-Fileserver</w:t>
-            </w:r>
-            <w:bookmarkStart w:id="0" w:name="_GoBack"/>
-            <w:bookmarkEnd w:id="0"/>
-          </w:p>
-        </w:tc>
-        <w:tc>
-          <w:tcPr>
-            <w:tcW w:w="1500" w:type="dxa"/>
-            <w:vAlign w:val="center"/>
-          </w:tcPr>
-          <w:p>
-            <w:pPr>
-              <w:rPr>
-                <w:rFonts w:ascii="Times New Roman" w:hAnsi="Times New Roman" w:cs="Times New Roman"/>
-                <w:sz w:val="24"/>
-                <w:szCs w:val="24"/>
-              </w:rPr>
-            </w:pPr>
-            <w:r>
-              <w:rPr>
-                <w:rFonts w:ascii="Times New Roman" w:hAnsi="Times New Roman" w:cs="Times New Roman"/>
-                <w:sz w:val="24"/>
-                <w:szCs w:val="24"/>
-              </w:rPr>
-              <w:t>FastEthernet0</w:t>
-            </w:r>
-          </w:p>
-        </w:tc>
-        <w:tc>
-          <w:tcPr>
-            <w:tcW w:w="1500" w:type="dxa"/>
-            <w:vAlign w:val="center"/>
-          </w:tcPr>
-          <w:p>
-            <w:pPr>
-              <w:rPr>
-                <w:rFonts w:ascii="Times New Roman" w:hAnsi="Times New Roman" w:cs="Times New Roman"/>
-                <w:sz w:val="24"/>
-                <w:szCs w:val="24"/>
-              </w:rPr>
-            </w:pPr>
-            <w:r>
-              <w:rPr>
-                <w:rFonts w:ascii="Times New Roman" w:hAnsi="Times New Roman" w:cs="Times New Roman"/>
-                <w:sz w:val="24"/>
-                <w:szCs w:val="24"/>
-              </w:rPr>
-              <w:t>10.10.30.4</w:t>
-            </w:r>
-          </w:p>
-        </w:tc>
-        <w:tc>
-          <w:tcPr>
-            <w:tcW w:w="1700" w:type="dxa"/>
-            <w:vAlign w:val="center"/>
-          </w:tcPr>
-          <w:p>
-            <w:pPr>
-              <w:rPr>
-                <w:rFonts w:ascii="Times New Roman" w:hAnsi="Times New Roman" w:cs="Times New Roman"/>
-                <w:sz w:val="24"/>
-                <w:szCs w:val="24"/>
-              </w:rPr>
-            </w:pPr>
-            <w:r>
-              <w:rPr>
-                <w:rFonts w:ascii="Times New Roman" w:hAnsi="Times New Roman" w:cs="Times New Roman"/>
-                <w:sz w:val="24"/>
-                <w:szCs w:val="24"/>
-              </w:rPr>
-              <w:t>255.255.255.240</w:t>
-            </w:r>
-          </w:p>
-        </w:tc>
-        <w:tc>
-          <w:tcPr>
-            <w:tcW w:w="701" w:type="dxa"/>
-            <w:vAlign w:val="center"/>
-          </w:tcPr>
-          <w:p>
-            <w:pPr>
-              <w:rPr>
-                <w:rFonts w:ascii="Times New Roman" w:hAnsi="Times New Roman" w:cs="Times New Roman"/>
-                <w:sz w:val="24"/>
-                <w:szCs w:val="24"/>
-              </w:rPr>
-            </w:pPr>
-            <w:r>
-              <w:rPr>
-                <w:rFonts w:ascii="Times New Roman" w:hAnsi="Times New Roman" w:cs="Times New Roman"/>
-                <w:sz w:val="24"/>
-                <w:szCs w:val="24"/>
-              </w:rPr>
-              <w:t>30</w:t>
-            </w:r>
-          </w:p>
-        </w:tc>
-        <w:tc>
-          <w:tcPr>
-            <w:tcW w:w="2260" w:type="dxa"/>
-            <w:vAlign w:val="center"/>
-          </w:tcPr>
-          <w:p>
-            <w:pPr>
-              <w:rPr>
-                <w:rFonts w:ascii="Times New Roman" w:hAnsi="Times New Roman" w:cs="Times New Roman"/>
-                <w:sz w:val="24"/>
-                <w:szCs w:val="24"/>
-              </w:rPr>
-            </w:pPr>
-            <w:r>
-              <w:rPr>
-                <w:rFonts w:ascii="Times New Roman" w:hAnsi="Times New Roman" w:cs="Times New Roman"/>
-                <w:sz w:val="24"/>
-                <w:szCs w:val="24"/>
-              </w:rPr>
-              <w:t>Static, IT file server</w:t>
-            </w:r>
-          </w:p>
-        </w:tc>
-      </w:tr>
-      <w:tr>
-        <w:tc>
-          <w:tcPr>
-            <w:tcW w:w="1699" w:type="dxa"/>
-            <w:vAlign w:val="center"/>
-          </w:tcPr>
-          <w:p>
-            <w:pPr>
-              <w:rPr>
-                <w:rFonts w:ascii="Times New Roman" w:hAnsi="Times New Roman" w:cs="Times New Roman"/>
-                <w:sz w:val="24"/>
-                <w:szCs w:val="24"/>
-              </w:rPr>
-            </w:pPr>
-            <w:r>
-              <w:rPr>
-                <w:rFonts w:ascii="Times New Roman" w:hAnsi="Times New Roman" w:cs="Times New Roman"/>
-                <w:sz w:val="24"/>
-                <w:szCs w:val="24"/>
-              </w:rPr>
-              <w:t>NEX-HQ-R1 / NEX-HQ-R2</w:t>
-            </w:r>
-          </w:p>
-        </w:tc>
-        <w:tc>
-          <w:tcPr>
-            <w:tcW w:w="1500" w:type="dxa"/>
-            <w:vAlign w:val="center"/>
-          </w:tcPr>
-          <w:p>
-            <w:pPr>
-              <w:rPr>
-                <w:rFonts w:ascii="Times New Roman" w:hAnsi="Times New Roman" w:cs="Times New Roman"/>
-                <w:sz w:val="24"/>
-                <w:szCs w:val="24"/>
-              </w:rPr>
-            </w:pPr>
-            <w:r>
-              <w:rPr>
-                <w:rFonts w:ascii="Times New Roman" w:hAnsi="Times New Roman" w:cs="Times New Roman"/>
-                <w:sz w:val="24"/>
-                <w:szCs w:val="24"/>
-              </w:rPr>
-              <w:t>Gi0/0/0.10</w:t>
-            </w:r>
-          </w:p>
-        </w:tc>
-        <w:tc>
-          <w:tcPr>
-            <w:tcW w:w="1500" w:type="dxa"/>
-            <w:vAlign w:val="center"/>
-          </w:tcPr>
-          <w:p>
-            <w:pPr>
-              <w:rPr>
-                <w:rFonts w:ascii="Times New Roman" w:hAnsi="Times New Roman" w:cs="Times New Roman"/>
-                <w:sz w:val="24"/>
-                <w:szCs w:val="24"/>
-              </w:rPr>
-            </w:pPr>
-            <w:r>
-              <w:rPr>
-                <w:rFonts w:ascii="Times New Roman" w:hAnsi="Times New Roman" w:cs="Times New Roman"/>
-                <w:sz w:val="24"/>
-                <w:szCs w:val="24"/>
-              </w:rPr>
-              <w:t>10.10.10.2 / 10.10.10.3</w:t>
-            </w:r>
-          </w:p>
-        </w:tc>
-        <w:tc>
-          <w:tcPr>
-            <w:tcW w:w="1700" w:type="dxa"/>
-            <w:vAlign w:val="center"/>
-          </w:tcPr>
-          <w:p>
-            <w:pPr>
-              <w:rPr>
-                <w:rFonts w:ascii="Times New Roman" w:hAnsi="Times New Roman" w:cs="Times New Roman"/>
-                <w:sz w:val="24"/>
-                <w:szCs w:val="24"/>
-              </w:rPr>
-            </w:pPr>
-            <w:r>
-              <w:rPr>
-                <w:rFonts w:ascii="Times New Roman" w:hAnsi="Times New Roman" w:cs="Times New Roman"/>
-                <w:sz w:val="24"/>
-                <w:szCs w:val="24"/>
-              </w:rPr>
-              <w:t>255.255.255.240</w:t>
-            </w:r>
-          </w:p>
-        </w:tc>
-        <w:tc>
-          <w:tcPr>
-            <w:tcW w:w="701" w:type="dxa"/>
-            <w:vAlign w:val="center"/>
-          </w:tcPr>
-          <w:p>
-            <w:pPr>
-              <w:rPr>
-                <w:rFonts w:ascii="Times New Roman" w:hAnsi="Times New Roman" w:cs="Times New Roman"/>
-                <w:sz w:val="24"/>
-                <w:szCs w:val="24"/>
-              </w:rPr>
-            </w:pPr>
-            <w:r>
-              <w:rPr>
-                <w:rFonts w:ascii="Times New Roman" w:hAnsi="Times New Roman" w:cs="Times New Roman"/>
-                <w:sz w:val="24"/>
-                <w:szCs w:val="24"/>
-              </w:rPr>
-              <w:t>10</w:t>
-            </w:r>
-          </w:p>
-        </w:tc>
-        <w:tc>
-          <w:tcPr>
-            <w:tcW w:w="2260" w:type="dxa"/>
-            <w:vAlign w:val="center"/>
-          </w:tcPr>
-          <w:p>
-            <w:pPr>
-              <w:rPr>
-                <w:rFonts w:ascii="Times New Roman" w:hAnsi="Times New Roman" w:cs="Times New Roman"/>
-                <w:sz w:val="24"/>
-                <w:szCs w:val="24"/>
-              </w:rPr>
-            </w:pPr>
-            <w:r>
-              <w:rPr>
-                <w:rFonts w:ascii="Times New Roman" w:hAnsi="Times New Roman" w:cs="Times New Roman"/>
-                <w:sz w:val="24"/>
-                <w:szCs w:val="24"/>
-              </w:rPr>
-              <w:t>Sales; HSRP gateway 10.10.10.1</w:t>
-            </w:r>
-          </w:p>
-        </w:tc>
-      </w:tr>
-      <w:tr>
-        <w:tc>
-          <w:tcPr>
-            <w:tcW w:w="1699" w:type="dxa"/>
-            <w:vAlign w:val="center"/>
-          </w:tcPr>
-          <w:p>
-            <w:pPr>
-              <w:rPr>
-                <w:rFonts w:ascii="Times New Roman" w:hAnsi="Times New Roman" w:cs="Times New Roman"/>
-                <w:sz w:val="24"/>
-                <w:szCs w:val="24"/>
-              </w:rPr>
-            </w:pPr>
-            <w:r>
-              <w:rPr>
-                <w:rFonts w:ascii="Times New Roman" w:hAnsi="Times New Roman" w:cs="Times New Roman"/>
-                <w:sz w:val="24"/>
-                <w:szCs w:val="24"/>
-              </w:rPr>
-              <w:lastRenderedPageBreak/>
-              <w:t>NEX-HQ-R1 / NEX-HQ-R2</w:t>
-            </w:r>
-          </w:p>
-        </w:tc>
-        <w:tc>
-          <w:tcPr>
-            <w:tcW w:w="1500" w:type="dxa"/>
-            <w:vAlign w:val="center"/>
-          </w:tcPr>
-          <w:p>
-            <w:pPr>
-              <w:rPr>
-                <w:rFonts w:ascii="Times New Roman" w:hAnsi="Times New Roman" w:cs="Times New Roman"/>
-                <w:sz w:val="24"/>
-                <w:szCs w:val="24"/>
-              </w:rPr>
-            </w:pPr>
-            <w:r>
-              <w:rPr>
-                <w:rFonts w:ascii="Times New Roman" w:hAnsi="Times New Roman" w:cs="Times New Roman"/>
-                <w:sz w:val="24"/>
-                <w:szCs w:val="24"/>
-              </w:rPr>
-              <w:t>Gi0/0/0.20</w:t>
-            </w:r>
-          </w:p>
-        </w:tc>
-        <w:tc>
-          <w:tcPr>
-            <w:tcW w:w="1500" w:type="dxa"/>
-            <w:vAlign w:val="center"/>
-          </w:tcPr>
-          <w:p>
-            <w:pPr>
-              <w:rPr>
-                <w:rFonts w:ascii="Times New Roman" w:hAnsi="Times New Roman" w:cs="Times New Roman"/>
-                <w:sz w:val="24"/>
-                <w:szCs w:val="24"/>
-              </w:rPr>
-            </w:pPr>
-            <w:r>
-              <w:rPr>
-                <w:rFonts w:ascii="Times New Roman" w:hAnsi="Times New Roman" w:cs="Times New Roman"/>
-                <w:sz w:val="24"/>
-                <w:szCs w:val="24"/>
-              </w:rPr>
-              <w:t>10.10.20.2 / 10.10.20.3</w:t>
-            </w:r>
-          </w:p>
-        </w:tc>
-        <w:tc>
-          <w:tcPr>
-            <w:tcW w:w="1700" w:type="dxa"/>
-            <w:vAlign w:val="center"/>
-          </w:tcPr>
-          <w:p>
-            <w:pPr>
-              <w:rPr>
-                <w:rFonts w:ascii="Times New Roman" w:hAnsi="Times New Roman" w:cs="Times New Roman"/>
-                <w:sz w:val="24"/>
-                <w:szCs w:val="24"/>
-              </w:rPr>
-            </w:pPr>
-            <w:r>
-              <w:rPr>
-                <w:rFonts w:ascii="Times New Roman" w:hAnsi="Times New Roman" w:cs="Times New Roman"/>
-                <w:sz w:val="24"/>
-                <w:szCs w:val="24"/>
-              </w:rPr>
-              <w:t>255.255.255.240</w:t>
-            </w:r>
-          </w:p>
-        </w:tc>
-        <w:tc>
-          <w:tcPr>
-            <w:tcW w:w="701" w:type="dxa"/>
-            <w:vAlign w:val="center"/>
-          </w:tcPr>
-          <w:p>
-            <w:pPr>
-              <w:rPr>
-                <w:rFonts w:ascii="Times New Roman" w:hAnsi="Times New Roman" w:cs="Times New Roman"/>
-                <w:sz w:val="24"/>
-                <w:szCs w:val="24"/>
-              </w:rPr>
-            </w:pPr>
-            <w:r>
-              <w:rPr>
-                <w:rFonts w:ascii="Times New Roman" w:hAnsi="Times New Roman" w:cs="Times New Roman"/>
-                <w:sz w:val="24"/>
-                <w:szCs w:val="24"/>
-              </w:rPr>
-              <w:t>20</w:t>
-            </w:r>
-          </w:p>
-        </w:tc>
-        <w:tc>
-          <w:tcPr>
-            <w:tcW w:w="2260" w:type="dxa"/>
-            <w:vAlign w:val="center"/>
-          </w:tcPr>
-          <w:p>
-            <w:pPr>
-              <w:rPr>
-                <w:rFonts w:ascii="Times New Roman" w:hAnsi="Times New Roman" w:cs="Times New Roman"/>
-                <w:sz w:val="24"/>
-                <w:szCs w:val="24"/>
-              </w:rPr>
-            </w:pPr>
-            <w:r>
-              <w:rPr>
-                <w:rFonts w:ascii="Times New Roman" w:hAnsi="Times New Roman" w:cs="Times New Roman"/>
-                <w:sz w:val="24"/>
-                <w:szCs w:val="24"/>
-              </w:rPr>
-              <w:t>Operations; gateway 10.10.20.1</w:t>
-            </w:r>
-          </w:p>
-        </w:tc>
-      </w:tr>
-      <w:tr>
-        <w:tc>
-          <w:tcPr>
-            <w:tcW w:w="1699" w:type="dxa"/>
-            <w:vAlign w:val="center"/>
-          </w:tcPr>
-          <w:p>
-            <w:pPr>
-              <w:rPr>
-                <w:rFonts w:ascii="Times New Roman" w:hAnsi="Times New Roman" w:cs="Times New Roman"/>
-                <w:sz w:val="24"/>
-                <w:szCs w:val="24"/>
-              </w:rPr>
-            </w:pPr>
-            <w:r>
-              <w:rPr>
-                <w:rFonts w:ascii="Times New Roman" w:hAnsi="Times New Roman" w:cs="Times New Roman"/>
-                <w:sz w:val="24"/>
-                <w:szCs w:val="24"/>
-              </w:rPr>
-              <w:t>NEX-HQ-R1 / NEX-HQ-R2</w:t>
-            </w:r>
-          </w:p>
-        </w:tc>
-        <w:tc>
-          <w:tcPr>
-            <w:tcW w:w="1500" w:type="dxa"/>
-            <w:vAlign w:val="center"/>
-          </w:tcPr>
-          <w:p>
-            <w:pPr>
-              <w:rPr>
-                <w:rFonts w:ascii="Times New Roman" w:hAnsi="Times New Roman" w:cs="Times New Roman"/>
-                <w:sz w:val="24"/>
-                <w:szCs w:val="24"/>
-              </w:rPr>
-            </w:pPr>
-            <w:r>
-              <w:rPr>
-                <w:rFonts w:ascii="Times New Roman" w:hAnsi="Times New Roman" w:cs="Times New Roman"/>
-                <w:sz w:val="24"/>
-                <w:szCs w:val="24"/>
-              </w:rPr>
-              <w:t>Gi0/0/0.30</w:t>
-            </w:r>
-          </w:p>
-        </w:tc>
-        <w:tc>
-          <w:tcPr>
-            <w:tcW w:w="1500" w:type="dxa"/>
-            <w:vAlign w:val="center"/>
-          </w:tcPr>
-          <w:p>
-            <w:pPr>
-              <w:rPr>
-                <w:rFonts w:ascii="Times New Roman" w:hAnsi="Times New Roman" w:cs="Times New Roman"/>
-                <w:sz w:val="24"/>
-                <w:szCs w:val="24"/>
-              </w:rPr>
-            </w:pPr>
-            <w:r>
-              <w:rPr>
-                <w:rFonts w:ascii="Times New Roman" w:hAnsi="Times New Roman" w:cs="Times New Roman"/>
-                <w:sz w:val="24"/>
-                <w:szCs w:val="24"/>
-              </w:rPr>
-              <w:t>10.10.30.2 / 10.10.30.3</w:t>
-            </w:r>
-          </w:p>
-        </w:tc>
-        <w:tc>
-          <w:tcPr>
-            <w:tcW w:w="1700" w:type="dxa"/>
-            <w:vAlign w:val="center"/>
-          </w:tcPr>
-          <w:p>
-            <w:pPr>
-              <w:rPr>
-                <w:rFonts w:ascii="Times New Roman" w:hAnsi="Times New Roman" w:cs="Times New Roman"/>
-                <w:sz w:val="24"/>
-                <w:szCs w:val="24"/>
-              </w:rPr>
-            </w:pPr>
-            <w:r>
-              <w:rPr>
-                <w:rFonts w:ascii="Times New Roman" w:hAnsi="Times New Roman" w:cs="Times New Roman"/>
-                <w:sz w:val="24"/>
-                <w:szCs w:val="24"/>
-              </w:rPr>
-              <w:t>255.255.255.240</w:t>
-            </w:r>
-          </w:p>
-        </w:tc>
-        <w:tc>
-          <w:tcPr>
-            <w:tcW w:w="701" w:type="dxa"/>
-            <w:vAlign w:val="center"/>
-          </w:tcPr>
-          <w:p>
-            <w:pPr>
-              <w:rPr>
-                <w:rFonts w:ascii="Times New Roman" w:hAnsi="Times New Roman" w:cs="Times New Roman"/>
-                <w:sz w:val="24"/>
-                <w:szCs w:val="24"/>
-              </w:rPr>
-            </w:pPr>
-            <w:r>
-              <w:rPr>
-                <w:rFonts w:ascii="Times New Roman" w:hAnsi="Times New Roman" w:cs="Times New Roman"/>
-                <w:sz w:val="24"/>
-                <w:szCs w:val="24"/>
-              </w:rPr>
-              <w:t>30</w:t>
-            </w:r>
-          </w:p>
-        </w:tc>
-        <w:tc>
-          <w:tcPr>
-            <w:tcW w:w="2260" w:type="dxa"/>
-            <w:vAlign w:val="center"/>
-          </w:tcPr>
-          <w:p>
-            <w:pPr>
-              <w:rPr>
-                <w:rFonts w:ascii="Times New Roman" w:hAnsi="Times New Roman" w:cs="Times New Roman"/>
-                <w:sz w:val="24"/>
-                <w:szCs w:val="24"/>
-              </w:rPr>
-            </w:pPr>
-            <w:r>
-              <w:rPr>
-                <w:rFonts w:ascii="Times New Roman" w:hAnsi="Times New Roman" w:cs="Times New Roman"/>
-                <w:sz w:val="24"/>
-                <w:szCs w:val="24"/>
-              </w:rPr>
-              <w:t>IT; gateway 10.10.30.1</w:t>
-            </w:r>
-          </w:p>
-        </w:tc>
-      </w:tr>
-      <w:tr>
-        <w:tc>
-          <w:tcPr>
-            <w:tcW w:w="1699" w:type="dxa"/>
-            <w:vAlign w:val="center"/>
-          </w:tcPr>
-          <w:p>
-            <w:pPr>
-              <w:rPr>
-                <w:rFonts w:ascii="Times New Roman" w:hAnsi="Times New Roman" w:cs="Times New Roman"/>
-                <w:sz w:val="24"/>
-                <w:szCs w:val="24"/>
-              </w:rPr>
-            </w:pPr>
-            <w:r>
-              <w:rPr>
-                <w:rFonts w:ascii="Times New Roman" w:hAnsi="Times New Roman" w:cs="Times New Roman"/>
-                <w:sz w:val="24"/>
-                <w:szCs w:val="24"/>
-              </w:rPr>
-              <w:t>NEX-HQ-R1 / NEX-HQ-R2</w:t>
-            </w:r>
-          </w:p>
-        </w:tc>
-        <w:tc>
-          <w:tcPr>
-            <w:tcW w:w="1500" w:type="dxa"/>
-            <w:vAlign w:val="center"/>
-          </w:tcPr>
-          <w:p>
-            <w:pPr>
-              <w:rPr>
-                <w:rFonts w:ascii="Times New Roman" w:hAnsi="Times New Roman" w:cs="Times New Roman"/>
-                <w:sz w:val="24"/>
-                <w:szCs w:val="24"/>
-              </w:rPr>
-            </w:pPr>
-            <w:r>
-              <w:rPr>
-                <w:rFonts w:ascii="Times New Roman" w:hAnsi="Times New Roman" w:cs="Times New Roman"/>
-                <w:sz w:val="24"/>
-                <w:szCs w:val="24"/>
-              </w:rPr>
-              <w:t>Gi0/0/0.40</w:t>
-            </w:r>
-          </w:p>
-        </w:tc>
-        <w:tc>
-          <w:tcPr>
-            <w:tcW w:w="1500" w:type="dxa"/>
-            <w:vAlign w:val="center"/>
-          </w:tcPr>
-          <w:p>
-            <w:pPr>
-              <w:rPr>
-                <w:rFonts w:ascii="Times New Roman" w:hAnsi="Times New Roman" w:cs="Times New Roman"/>
-                <w:sz w:val="24"/>
-                <w:szCs w:val="24"/>
-              </w:rPr>
-            </w:pPr>
-            <w:r>
-              <w:rPr>
-                <w:rFonts w:ascii="Times New Roman" w:hAnsi="Times New Roman" w:cs="Times New Roman"/>
-                <w:sz w:val="24"/>
-                <w:szCs w:val="24"/>
-              </w:rPr>
-              <w:t>10.10.40.2 / 10.10.40.3</w:t>
-            </w:r>
-          </w:p>
-        </w:tc>
-        <w:tc>
-          <w:tcPr>
-            <w:tcW w:w="1700" w:type="dxa"/>
-            <w:vAlign w:val="center"/>
-          </w:tcPr>
-          <w:p>
-            <w:pPr>
-              <w:rPr>
-                <w:rFonts w:ascii="Times New Roman" w:hAnsi="Times New Roman" w:cs="Times New Roman"/>
-                <w:sz w:val="24"/>
-                <w:szCs w:val="24"/>
-              </w:rPr>
-            </w:pPr>
-            <w:r>
-              <w:rPr>
-                <w:rFonts w:ascii="Times New Roman" w:hAnsi="Times New Roman" w:cs="Times New Roman"/>
-                <w:sz w:val="24"/>
-                <w:szCs w:val="24"/>
-              </w:rPr>
-              <w:t>255.255.255.248</w:t>
-            </w:r>
-          </w:p>
-        </w:tc>
-        <w:tc>
-          <w:tcPr>
-            <w:tcW w:w="701" w:type="dxa"/>
-            <w:vAlign w:val="center"/>
-          </w:tcPr>
-          <w:p>
-            <w:pPr>
-              <w:rPr>
-                <w:rFonts w:ascii="Times New Roman" w:hAnsi="Times New Roman" w:cs="Times New Roman"/>
-                <w:sz w:val="24"/>
-                <w:szCs w:val="24"/>
-              </w:rPr>
-            </w:pPr>
-            <w:r>
-              <w:rPr>
-                <w:rFonts w:ascii="Times New Roman" w:hAnsi="Times New Roman" w:cs="Times New Roman"/>
-                <w:sz w:val="24"/>
-                <w:szCs w:val="24"/>
-              </w:rPr>
-              <w:t>40</w:t>
-            </w:r>
-          </w:p>
-        </w:tc>
-        <w:tc>
-          <w:tcPr>
-            <w:tcW w:w="2260" w:type="dxa"/>
-            <w:vAlign w:val="center"/>
-          </w:tcPr>
-          <w:p>
-            <w:pPr>
-              <w:rPr>
-                <w:rFonts w:ascii="Times New Roman" w:hAnsi="Times New Roman" w:cs="Times New Roman"/>
-                <w:sz w:val="24"/>
-                <w:szCs w:val="24"/>
-              </w:rPr>
-            </w:pPr>
-            <w:r>
-              <w:rPr>
-                <w:rFonts w:ascii="Times New Roman" w:hAnsi="Times New Roman" w:cs="Times New Roman"/>
-                <w:sz w:val="24"/>
-                <w:szCs w:val="24"/>
-              </w:rPr>
-              <w:t>Management; gateway 10.10.40.1</w:t>
-            </w:r>
-          </w:p>
-        </w:tc>
-      </w:tr>
-      <w:tr>
-        <w:tc>
-          <w:tcPr>
-            <w:tcW w:w="1699" w:type="dxa"/>
-            <w:vAlign w:val="center"/>
-          </w:tcPr>
-          <w:p>
-            <w:pPr>
-              <w:rPr>
-                <w:rFonts w:ascii="Times New Roman" w:hAnsi="Times New Roman" w:cs="Times New Roman"/>
-                <w:sz w:val="24"/>
-                <w:szCs w:val="24"/>
-              </w:rPr>
-            </w:pPr>
-            <w:r>
-              <w:rPr>
-                <w:rFonts w:ascii="Times New Roman" w:hAnsi="Times New Roman" w:cs="Times New Roman"/>
-                <w:sz w:val="24"/>
-                <w:szCs w:val="24"/>
-              </w:rPr>
-              <w:t>NEX-HQ-R1 / NEX-HQ-R2</w:t>
-            </w:r>
-          </w:p>
-        </w:tc>
-        <w:tc>
-          <w:tcPr>
-            <w:tcW w:w="1500" w:type="dxa"/>
-            <w:vAlign w:val="center"/>
-          </w:tcPr>
-          <w:p>
-            <w:pPr>
-              <w:rPr>
-                <w:rFonts w:ascii="Times New Roman" w:hAnsi="Times New Roman" w:cs="Times New Roman"/>
-                <w:sz w:val="24"/>
-                <w:szCs w:val="24"/>
-              </w:rPr>
-            </w:pPr>
-            <w:r>
-              <w:rPr>
-                <w:rFonts w:ascii="Times New Roman" w:hAnsi="Times New Roman" w:cs="Times New Roman"/>
-                <w:sz w:val="24"/>
-                <w:szCs w:val="24"/>
-              </w:rPr>
-              <w:t>Gi0/0/0.50</w:t>
-            </w:r>
-          </w:p>
-        </w:tc>
-        <w:tc>
-          <w:tcPr>
-            <w:tcW w:w="1500" w:type="dxa"/>
-            <w:vAlign w:val="center"/>
-          </w:tcPr>
-          <w:p>
-            <w:pPr>
-              <w:rPr>
-                <w:rFonts w:ascii="Times New Roman" w:hAnsi="Times New Roman" w:cs="Times New Roman"/>
-                <w:sz w:val="24"/>
-                <w:szCs w:val="24"/>
-              </w:rPr>
-            </w:pPr>
-            <w:r>
-              <w:rPr>
-                <w:rFonts w:ascii="Times New Roman" w:hAnsi="Times New Roman" w:cs="Times New Roman"/>
-                <w:sz w:val="24"/>
-                <w:szCs w:val="24"/>
-              </w:rPr>
-              <w:t>10.10.50.2 / 10.10.50.3</w:t>
-            </w:r>
-          </w:p>
-        </w:tc>
-        <w:tc>
-          <w:tcPr>
-            <w:tcW w:w="1700" w:type="dxa"/>
-            <w:vAlign w:val="center"/>
-          </w:tcPr>
-          <w:p>
-            <w:pPr>
-              <w:rPr>
-                <w:rFonts w:ascii="Times New Roman" w:hAnsi="Times New Roman" w:cs="Times New Roman"/>
-                <w:sz w:val="24"/>
-                <w:szCs w:val="24"/>
-              </w:rPr>
-            </w:pPr>
-            <w:r>
-              <w:rPr>
-                <w:rFonts w:ascii="Times New Roman" w:hAnsi="Times New Roman" w:cs="Times New Roman"/>
-                <w:sz w:val="24"/>
-                <w:szCs w:val="24"/>
-              </w:rPr>
-              <w:t>255.255.255.248</w:t>
-            </w:r>
-          </w:p>
-        </w:tc>
-        <w:tc>
-          <w:tcPr>
-            <w:tcW w:w="701" w:type="dxa"/>
-            <w:vAlign w:val="center"/>
-          </w:tcPr>
-          <w:p>
-            <w:pPr>
-              <w:rPr>
-                <w:rFonts w:ascii="Times New Roman" w:hAnsi="Times New Roman" w:cs="Times New Roman"/>
-                <w:sz w:val="24"/>
-                <w:szCs w:val="24"/>
-              </w:rPr>
-            </w:pPr>
-            <w:r>
-              <w:rPr>
-                <w:rFonts w:ascii="Times New Roman" w:hAnsi="Times New Roman" w:cs="Times New Roman"/>
-                <w:sz w:val="24"/>
-                <w:szCs w:val="24"/>
-              </w:rPr>
-              <w:t>50</w:t>
-            </w:r>
-          </w:p>
-        </w:tc>
-        <w:tc>
-          <w:tcPr>
-            <w:tcW w:w="2260" w:type="dxa"/>
-            <w:vAlign w:val="center"/>
-          </w:tcPr>
-          <w:p>
-            <w:pPr>
-              <w:rPr>
-                <w:rFonts w:ascii="Times New Roman" w:hAnsi="Times New Roman" w:cs="Times New Roman"/>
-                <w:sz w:val="24"/>
-                <w:szCs w:val="24"/>
-              </w:rPr>
-            </w:pPr>
-            <w:r>
-              <w:rPr>
-                <w:rFonts w:ascii="Times New Roman" w:hAnsi="Times New Roman" w:cs="Times New Roman"/>
-                <w:sz w:val="24"/>
-                <w:szCs w:val="24"/>
-              </w:rPr>
-              <w:t>Guest; gateway 10.10.50.1</w:t>
-            </w:r>
-          </w:p>
-        </w:tc>
-      </w:tr>
-      <w:tr>
-        <w:tc>
-          <w:tcPr>
-            <w:tcW w:w="1699" w:type="dxa"/>
-            <w:vAlign w:val="center"/>
-          </w:tcPr>
-          <w:p>
-            <w:pPr>
-              <w:rPr>
-                <w:rFonts w:ascii="Times New Roman" w:hAnsi="Times New Roman" w:cs="Times New Roman"/>
-                <w:sz w:val="24"/>
-                <w:szCs w:val="24"/>
-              </w:rPr>
-            </w:pPr>
-            <w:r>
-              <w:rPr>
-                <w:rFonts w:ascii="Times New Roman" w:hAnsi="Times New Roman" w:cs="Times New Roman"/>
-                <w:sz w:val="24"/>
-                <w:szCs w:val="24"/>
-              </w:rPr>
-              <w:t>NEX-HQ-R1 / NEX-HQ-R2</w:t>
-            </w:r>
-          </w:p>
-        </w:tc>
-        <w:tc>
-          <w:tcPr>
-            <w:tcW w:w="1500" w:type="dxa"/>
-            <w:vAlign w:val="center"/>
-          </w:tcPr>
-          <w:p>
-            <w:pPr>
-              <w:rPr>
-                <w:rFonts w:ascii="Times New Roman" w:hAnsi="Times New Roman" w:cs="Times New Roman"/>
-                <w:sz w:val="24"/>
-                <w:szCs w:val="24"/>
-              </w:rPr>
-            </w:pPr>
-            <w:r>
-              <w:rPr>
-                <w:rFonts w:ascii="Times New Roman" w:hAnsi="Times New Roman" w:cs="Times New Roman"/>
-                <w:sz w:val="24"/>
-                <w:szCs w:val="24"/>
-              </w:rPr>
-              <w:t>Gi0/0/0.99</w:t>
-            </w:r>
-          </w:p>
-        </w:tc>
-        <w:tc>
-          <w:tcPr>
-            <w:tcW w:w="1500" w:type="dxa"/>
-            <w:vAlign w:val="center"/>
-          </w:tcPr>
-          <w:p>
-            <w:pPr>
-              <w:rPr>
-                <w:rFonts w:ascii="Times New Roman" w:hAnsi="Times New Roman" w:cs="Times New Roman"/>
-                <w:sz w:val="24"/>
-                <w:szCs w:val="24"/>
-              </w:rPr>
-            </w:pPr>
-            <w:r>
-              <w:rPr>
-                <w:rFonts w:ascii="Times New Roman" w:hAnsi="Times New Roman" w:cs="Times New Roman"/>
-                <w:sz w:val="24"/>
-                <w:szCs w:val="24"/>
-              </w:rPr>
-              <w:t>10.10.99.2 / 10.10.99.3</w:t>
-            </w:r>
-          </w:p>
-        </w:tc>
-        <w:tc>
-          <w:tcPr>
-            <w:tcW w:w="1700" w:type="dxa"/>
-            <w:vAlign w:val="center"/>
-          </w:tcPr>
-          <w:p>
-            <w:pPr>
-              <w:rPr>
-                <w:rFonts w:ascii="Times New Roman" w:hAnsi="Times New Roman" w:cs="Times New Roman"/>
-                <w:sz w:val="24"/>
-                <w:szCs w:val="24"/>
-              </w:rPr>
-            </w:pPr>
-            <w:r>
-              <w:rPr>
-                <w:rFonts w:ascii="Times New Roman" w:hAnsi="Times New Roman" w:cs="Times New Roman"/>
-                <w:sz w:val="24"/>
-                <w:szCs w:val="24"/>
-              </w:rPr>
-              <w:t>255.255.255.248</w:t>
-            </w:r>
-          </w:p>
-        </w:tc>
-        <w:tc>
-          <w:tcPr>
-            <w:tcW w:w="701" w:type="dxa"/>
-            <w:vAlign w:val="center"/>
-          </w:tcPr>
-          <w:p>
-            <w:pPr>
-              <w:rPr>
-                <w:rFonts w:ascii="Times New Roman" w:hAnsi="Times New Roman" w:cs="Times New Roman"/>
-                <w:sz w:val="24"/>
-                <w:szCs w:val="24"/>
-              </w:rPr>
-            </w:pPr>
-            <w:r>
-              <w:rPr>
-                <w:rFonts w:ascii="Times New Roman" w:hAnsi="Times New Roman" w:cs="Times New Roman"/>
-                <w:sz w:val="24"/>
-                <w:szCs w:val="24"/>
-              </w:rPr>
-              <w:t>99</w:t>
-            </w:r>
-          </w:p>
-        </w:tc>
-        <w:tc>
-          <w:tcPr>
-            <w:tcW w:w="2260" w:type="dxa"/>
-            <w:vAlign w:val="center"/>
-          </w:tcPr>
-          <w:p>
-            <w:pPr>
-              <w:rPr>
-                <w:rFonts w:ascii="Times New Roman" w:hAnsi="Times New Roman" w:cs="Times New Roman"/>
-                <w:sz w:val="24"/>
-                <w:szCs w:val="24"/>
-              </w:rPr>
-            </w:pPr>
-            <w:r>
-              <w:rPr>
-                <w:rFonts w:ascii="Times New Roman" w:hAnsi="Times New Roman" w:cs="Times New Roman"/>
-                <w:sz w:val="24"/>
-                <w:szCs w:val="24"/>
-              </w:rPr>
-              <w:t>Network Mgmt; gateway 10.10.99.1</w:t>
-            </w:r>
-          </w:p>
-        </w:tc>
-      </w:tr>
-      <w:tr>
-        <w:tc>
-          <w:tcPr>
-            <w:tcW w:w="1699" w:type="dxa"/>
-            <w:vAlign w:val="center"/>
-          </w:tcPr>
-          <w:p>
-            <w:pPr>
-              <w:rPr>
-                <w:rFonts w:ascii="Times New Roman" w:hAnsi="Times New Roman" w:cs="Times New Roman"/>
-                <w:sz w:val="24"/>
-                <w:szCs w:val="24"/>
-              </w:rPr>
-            </w:pPr>
-            <w:r>
-              <w:rPr>
-                <w:rFonts w:ascii="Times New Roman" w:hAnsi="Times New Roman" w:cs="Times New Roman"/>
-                <w:sz w:val="24"/>
-                <w:szCs w:val="24"/>
-              </w:rPr>
-              <w:t>NEX-BR-R1 / NEX-BR-R2</w:t>
-            </w:r>
-          </w:p>
-        </w:tc>
-        <w:tc>
-          <w:tcPr>
-            <w:tcW w:w="1500" w:type="dxa"/>
-            <w:vAlign w:val="center"/>
-          </w:tcPr>
-          <w:p>
-            <w:pPr>
-              <w:rPr>
-                <w:rFonts w:ascii="Times New Roman" w:hAnsi="Times New Roman" w:cs="Times New Roman"/>
-                <w:sz w:val="24"/>
-                <w:szCs w:val="24"/>
-              </w:rPr>
-            </w:pPr>
-            <w:r>
-              <w:rPr>
-                <w:rFonts w:ascii="Times New Roman" w:hAnsi="Times New Roman" w:cs="Times New Roman"/>
-                <w:sz w:val="24"/>
-                <w:szCs w:val="24"/>
-              </w:rPr>
-              <w:t>Gi0/0/0.10</w:t>
-            </w:r>
-          </w:p>
-        </w:tc>
-        <w:tc>
-          <w:tcPr>
-            <w:tcW w:w="1500" w:type="dxa"/>
-            <w:vAlign w:val="center"/>
-          </w:tcPr>
-          <w:p>
-            <w:pPr>
-              <w:rPr>
-                <w:rFonts w:ascii="Times New Roman" w:hAnsi="Times New Roman" w:cs="Times New Roman"/>
-                <w:sz w:val="24"/>
-                <w:szCs w:val="24"/>
-              </w:rPr>
-            </w:pPr>
-            <w:r>
-              <w:rPr>
-                <w:rFonts w:ascii="Times New Roman" w:hAnsi="Times New Roman" w:cs="Times New Roman"/>
-                <w:sz w:val="24"/>
-                <w:szCs w:val="24"/>
-              </w:rPr>
-              <w:t>10.20.10.2 / 10.20.10.3</w:t>
-            </w:r>
-          </w:p>
-        </w:tc>
-        <w:tc>
-          <w:tcPr>
-            <w:tcW w:w="1700" w:type="dxa"/>
-            <w:vAlign w:val="center"/>
-          </w:tcPr>
-          <w:p>
-            <w:pPr>
-              <w:rPr>
-                <w:rFonts w:ascii="Times New Roman" w:hAnsi="Times New Roman" w:cs="Times New Roman"/>
-                <w:sz w:val="24"/>
-                <w:szCs w:val="24"/>
-              </w:rPr>
-            </w:pPr>
-            <w:r>
-              <w:rPr>
-                <w:rFonts w:ascii="Times New Roman" w:hAnsi="Times New Roman" w:cs="Times New Roman"/>
-                <w:sz w:val="24"/>
-                <w:szCs w:val="24"/>
-              </w:rPr>
-              <w:t>255.255.255.240</w:t>
-            </w:r>
-          </w:p>
-        </w:tc>
-        <w:tc>
-          <w:tcPr>
-            <w:tcW w:w="701" w:type="dxa"/>
-            <w:vAlign w:val="center"/>
-          </w:tcPr>
-          <w:p>
-            <w:pPr>
-              <w:rPr>
-                <w:rFonts w:ascii="Times New Roman" w:hAnsi="Times New Roman" w:cs="Times New Roman"/>
-                <w:sz w:val="24"/>
-                <w:szCs w:val="24"/>
-              </w:rPr>
-            </w:pPr>
-            <w:r>
-              <w:rPr>
-                <w:rFonts w:ascii="Times New Roman" w:hAnsi="Times New Roman" w:cs="Times New Roman"/>
-                <w:sz w:val="24"/>
-                <w:szCs w:val="24"/>
-              </w:rPr>
-              <w:t>10</w:t>
-            </w:r>
-          </w:p>
-        </w:tc>
-        <w:tc>
-          <w:tcPr>
-            <w:tcW w:w="2260" w:type="dxa"/>
-            <w:vAlign w:val="center"/>
-          </w:tcPr>
-          <w:p>
-            <w:pPr>
-              <w:rPr>
-                <w:rFonts w:ascii="Times New Roman" w:hAnsi="Times New Roman" w:cs="Times New Roman"/>
-                <w:sz w:val="24"/>
-                <w:szCs w:val="24"/>
-              </w:rPr>
-            </w:pPr>
-            <w:r>
-              <w:rPr>
-                <w:rFonts w:ascii="Times New Roman" w:hAnsi="Times New Roman" w:cs="Times New Roman"/>
-                <w:sz w:val="24"/>
-                <w:szCs w:val="24"/>
-              </w:rPr>
-              <w:t>Sales; gateway 10.20.10.1</w:t>
-            </w:r>
-          </w:p>
-        </w:tc>
-      </w:tr>
-      <w:tr>
-        <w:tc>
-          <w:tcPr>
-            <w:tcW w:w="1699" w:type="dxa"/>
-            <w:vAlign w:val="center"/>
-          </w:tcPr>
-          <w:p>
-            <w:pPr>
-              <w:rPr>
-                <w:rFonts w:ascii="Times New Roman" w:hAnsi="Times New Roman" w:cs="Times New Roman"/>
-                <w:sz w:val="24"/>
-                <w:szCs w:val="24"/>
-              </w:rPr>
-            </w:pPr>
-            <w:r>
-              <w:rPr>
-                <w:rFonts w:ascii="Times New Roman" w:hAnsi="Times New Roman" w:cs="Times New Roman"/>
-                <w:sz w:val="24"/>
-                <w:szCs w:val="24"/>
-              </w:rPr>
-              <w:t>NEX-BR-R1 / NEX-BR-R2</w:t>
-            </w:r>
-          </w:p>
-        </w:tc>
-        <w:tc>
-          <w:tcPr>
-            <w:tcW w:w="1500" w:type="dxa"/>
-            <w:vAlign w:val="center"/>
-          </w:tcPr>
-          <w:p>
-            <w:pPr>
-              <w:rPr>
-                <w:rFonts w:ascii="Times New Roman" w:hAnsi="Times New Roman" w:cs="Times New Roman"/>
-                <w:sz w:val="24"/>
-                <w:szCs w:val="24"/>
-              </w:rPr>
-            </w:pPr>
-            <w:r>
-              <w:rPr>
-                <w:rFonts w:ascii="Times New Roman" w:hAnsi="Times New Roman" w:cs="Times New Roman"/>
-                <w:sz w:val="24"/>
-                <w:szCs w:val="24"/>
-              </w:rPr>
-              <w:t>Gi0/0/0.20</w:t>
-            </w:r>
-          </w:p>
-        </w:tc>
-        <w:tc>
-          <w:tcPr>
-            <w:tcW w:w="1500" w:type="dxa"/>
-            <w:vAlign w:val="center"/>
-          </w:tcPr>
-          <w:p>
-            <w:pPr>
-              <w:rPr>
-                <w:rFonts w:ascii="Times New Roman" w:hAnsi="Times New Roman" w:cs="Times New Roman"/>
-                <w:sz w:val="24"/>
-                <w:szCs w:val="24"/>
-              </w:rPr>
-            </w:pPr>
-            <w:r>
-              <w:rPr>
-                <w:rFonts w:ascii="Times New Roman" w:hAnsi="Times New Roman" w:cs="Times New Roman"/>
-                <w:sz w:val="24"/>
-                <w:szCs w:val="24"/>
-              </w:rPr>
-              <w:t>10.20.20.2 / 10.20.20.3</w:t>
-            </w:r>
-          </w:p>
-        </w:tc>
-        <w:tc>
-          <w:tcPr>
-            <w:tcW w:w="1700" w:type="dxa"/>
-            <w:vAlign w:val="center"/>
-          </w:tcPr>
-          <w:p>
-            <w:pPr>
-              <w:rPr>
-                <w:rFonts w:ascii="Times New Roman" w:hAnsi="Times New Roman" w:cs="Times New Roman"/>
-                <w:sz w:val="24"/>
-                <w:szCs w:val="24"/>
-              </w:rPr>
-            </w:pPr>
-            <w:r>
-              <w:rPr>
-                <w:rFonts w:ascii="Times New Roman" w:hAnsi="Times New Roman" w:cs="Times New Roman"/>
-                <w:sz w:val="24"/>
-                <w:szCs w:val="24"/>
-              </w:rPr>
-              <w:t>255.255.255.240</w:t>
-            </w:r>
-          </w:p>
-        </w:tc>
-        <w:tc>
-          <w:tcPr>
-            <w:tcW w:w="701" w:type="dxa"/>
-            <w:vAlign w:val="center"/>
-          </w:tcPr>
-          <w:p>
-            <w:pPr>
-              <w:rPr>
-                <w:rFonts w:ascii="Times New Roman" w:hAnsi="Times New Roman" w:cs="Times New Roman"/>
-                <w:sz w:val="24"/>
-                <w:szCs w:val="24"/>
-              </w:rPr>
-            </w:pPr>
-            <w:r>
-              <w:rPr>
-                <w:rFonts w:ascii="Times New Roman" w:hAnsi="Times New Roman" w:cs="Times New Roman"/>
-                <w:sz w:val="24"/>
-                <w:szCs w:val="24"/>
-              </w:rPr>
-              <w:t>20</w:t>
-            </w:r>
-          </w:p>
-        </w:tc>
-        <w:tc>
-          <w:tcPr>
-            <w:tcW w:w="2260" w:type="dxa"/>
-            <w:vAlign w:val="center"/>
-          </w:tcPr>
-          <w:p>
-            <w:pPr>
-              <w:rPr>
-                <w:rFonts w:ascii="Times New Roman" w:hAnsi="Times New Roman" w:cs="Times New Roman"/>
-                <w:sz w:val="24"/>
-                <w:szCs w:val="24"/>
-              </w:rPr>
-            </w:pPr>
-            <w:r>
-              <w:rPr>
-                <w:rFonts w:ascii="Times New Roman" w:hAnsi="Times New Roman" w:cs="Times New Roman"/>
-                <w:sz w:val="24"/>
-                <w:szCs w:val="24"/>
-              </w:rPr>
-              <w:t>Operations; gateway 10.20.20.1</w:t>
-            </w:r>
-          </w:p>
-        </w:tc>
-      </w:tr>
-      <w:tr>
-        <w:tc>
-          <w:tcPr>
-            <w:tcW w:w="1699" w:type="dxa"/>
-            <w:vAlign w:val="center"/>
-          </w:tcPr>
-          <w:p>
-            <w:pPr>
-              <w:rPr>
-                <w:rFonts w:ascii="Times New Roman" w:hAnsi="Times New Roman" w:cs="Times New Roman"/>
-                <w:sz w:val="24"/>
-                <w:szCs w:val="24"/>
-              </w:rPr>
-            </w:pPr>
-            <w:r>
-              <w:rPr>
-                <w:rFonts w:ascii="Times New Roman" w:hAnsi="Times New Roman" w:cs="Times New Roman"/>
-                <w:sz w:val="24"/>
-                <w:szCs w:val="24"/>
-              </w:rPr>
-              <w:t>NEX-BR-R1 / NEX-BR-R2</w:t>
-            </w:r>
-          </w:p>
-        </w:tc>
-        <w:tc>
-          <w:tcPr>
-            <w:tcW w:w="1500" w:type="dxa"/>
-            <w:vAlign w:val="center"/>
-          </w:tcPr>
-          <w:p>
-            <w:pPr>
-              <w:rPr>
-                <w:rFonts w:ascii="Times New Roman" w:hAnsi="Times New Roman" w:cs="Times New Roman"/>
-                <w:sz w:val="24"/>
-                <w:szCs w:val="24"/>
-              </w:rPr>
-            </w:pPr>
-            <w:r>
-              <w:rPr>
-                <w:rFonts w:ascii="Times New Roman" w:hAnsi="Times New Roman" w:cs="Times New Roman"/>
-                <w:sz w:val="24"/>
-                <w:szCs w:val="24"/>
-              </w:rPr>
-              <w:t>Gi0/0/0.30</w:t>
-            </w:r>
-          </w:p>
-        </w:tc>
-        <w:tc>
-          <w:tcPr>
-            <w:tcW w:w="1500" w:type="dxa"/>
-            <w:vAlign w:val="center"/>
-          </w:tcPr>
-          <w:p>
-            <w:pPr>
-              <w:rPr>
-                <w:rFonts w:ascii="Times New Roman" w:hAnsi="Times New Roman" w:cs="Times New Roman"/>
-                <w:sz w:val="24"/>
-                <w:szCs w:val="24"/>
-              </w:rPr>
-            </w:pPr>
-            <w:r>
-              <w:rPr>
-                <w:rFonts w:ascii="Times New Roman" w:hAnsi="Times New Roman" w:cs="Times New Roman"/>
-                <w:sz w:val="24"/>
-                <w:szCs w:val="24"/>
-              </w:rPr>
-              <w:t>10.20.30.2 / 10.20.30.3</w:t>
-            </w:r>
-          </w:p>
-        </w:tc>
-        <w:tc>
-          <w:tcPr>
-            <w:tcW w:w="1700" w:type="dxa"/>
-            <w:vAlign w:val="center"/>
-          </w:tcPr>
-          <w:p>
-            <w:pPr>
-              <w:rPr>
-                <w:rFonts w:ascii="Times New Roman" w:hAnsi="Times New Roman" w:cs="Times New Roman"/>
-                <w:sz w:val="24"/>
-                <w:szCs w:val="24"/>
-              </w:rPr>
-            </w:pPr>
-            <w:r>
-              <w:rPr>
-                <w:rFonts w:ascii="Times New Roman" w:hAnsi="Times New Roman" w:cs="Times New Roman"/>
-                <w:sz w:val="24"/>
-                <w:szCs w:val="24"/>
-              </w:rPr>
-              <w:t>255.255.255.240</w:t>
-            </w:r>
-          </w:p>
-        </w:tc>
-        <w:tc>
-          <w:tcPr>
-            <w:tcW w:w="701" w:type="dxa"/>
-            <w:vAlign w:val="center"/>
-          </w:tcPr>
-          <w:p>
-            <w:pPr>
-              <w:rPr>
-                <w:rFonts w:ascii="Times New Roman" w:hAnsi="Times New Roman" w:cs="Times New Roman"/>
-                <w:sz w:val="24"/>
-                <w:szCs w:val="24"/>
-              </w:rPr>
-            </w:pPr>
-            <w:r>
-              <w:rPr>
-                <w:rFonts w:ascii="Times New Roman" w:hAnsi="Times New Roman" w:cs="Times New Roman"/>
-                <w:sz w:val="24"/>
-                <w:szCs w:val="24"/>
-              </w:rPr>
-              <w:t>30</w:t>
-            </w:r>
-          </w:p>
-        </w:tc>
-        <w:tc>
-          <w:tcPr>
-            <w:tcW w:w="2260" w:type="dxa"/>
-            <w:vAlign w:val="center"/>
-          </w:tcPr>
-          <w:p>
-            <w:pPr>
-              <w:rPr>
-                <w:rFonts w:ascii="Times New Roman" w:hAnsi="Times New Roman" w:cs="Times New Roman"/>
-                <w:sz w:val="24"/>
-                <w:szCs w:val="24"/>
-              </w:rPr>
-            </w:pPr>
-            <w:r>
-              <w:rPr>
-                <w:rFonts w:ascii="Times New Roman" w:hAnsi="Times New Roman" w:cs="Times New Roman"/>
-                <w:sz w:val="24"/>
-                <w:szCs w:val="24"/>
-              </w:rPr>
-              <w:t>IT; gateway 10.20.30.1</w:t>
-            </w:r>
-          </w:p>
-        </w:tc>
-      </w:tr>
-      <w:tr>
-        <w:tc>
-          <w:tcPr>
-            <w:tcW w:w="1699" w:type="dxa"/>
-            <w:vAlign w:val="center"/>
-          </w:tcPr>
-          <w:p>
-            <w:pPr>
-              <w:rPr>
-                <w:rFonts w:ascii="Times New Roman" w:hAnsi="Times New Roman" w:cs="Times New Roman"/>
-                <w:sz w:val="24"/>
-                <w:szCs w:val="24"/>
-              </w:rPr>
-            </w:pPr>
-            <w:r>
-              <w:rPr>
-                <w:rFonts w:ascii="Times New Roman" w:hAnsi="Times New Roman" w:cs="Times New Roman"/>
-                <w:sz w:val="24"/>
-                <w:szCs w:val="24"/>
-              </w:rPr>
-              <w:t>NEX-BR-R1 / NEX-BR-R2</w:t>
-            </w:r>
-          </w:p>
-        </w:tc>
-        <w:tc>
-          <w:tcPr>
-            <w:tcW w:w="1500" w:type="dxa"/>
-            <w:vAlign w:val="center"/>
-          </w:tcPr>
-          <w:p>
-            <w:pPr>
-              <w:rPr>
-                <w:rFonts w:ascii="Times New Roman" w:hAnsi="Times New Roman" w:cs="Times New Roman"/>
-                <w:sz w:val="24"/>
-                <w:szCs w:val="24"/>
-              </w:rPr>
-            </w:pPr>
-            <w:r>
-              <w:rPr>
-                <w:rFonts w:ascii="Times New Roman" w:hAnsi="Times New Roman" w:cs="Times New Roman"/>
-                <w:sz w:val="24"/>
-                <w:szCs w:val="24"/>
-              </w:rPr>
-              <w:t>Gi0/0/0.50</w:t>
-            </w:r>
-          </w:p>
-        </w:tc>
-        <w:tc>
-          <w:tcPr>
-            <w:tcW w:w="1500" w:type="dxa"/>
-            <w:vAlign w:val="center"/>
-          </w:tcPr>
-          <w:p>
-            <w:pPr>
-              <w:rPr>
-                <w:rFonts w:ascii="Times New Roman" w:hAnsi="Times New Roman" w:cs="Times New Roman"/>
-                <w:sz w:val="24"/>
-                <w:szCs w:val="24"/>
-              </w:rPr>
-            </w:pPr>
-            <w:r>
-              <w:rPr>
-                <w:rFonts w:ascii="Times New Roman" w:hAnsi="Times New Roman" w:cs="Times New Roman"/>
-                <w:sz w:val="24"/>
-                <w:szCs w:val="24"/>
-              </w:rPr>
-              <w:t>10.20.50.2 / 10.20.50.3</w:t>
-            </w:r>
-          </w:p>
-        </w:tc>
-        <w:tc>
-          <w:tcPr>
-            <w:tcW w:w="1700" w:type="dxa"/>
-            <w:vAlign w:val="center"/>
-          </w:tcPr>
-          <w:p>
-            <w:pPr>
-              <w:rPr>
-                <w:rFonts w:ascii="Times New Roman" w:hAnsi="Times New Roman" w:cs="Times New Roman"/>
-                <w:sz w:val="24"/>
-                <w:szCs w:val="24"/>
-              </w:rPr>
-            </w:pPr>
-            <w:r>
-              <w:rPr>
-                <w:rFonts w:ascii="Times New Roman" w:hAnsi="Times New Roman" w:cs="Times New Roman"/>
-                <w:sz w:val="24"/>
-                <w:szCs w:val="24"/>
-              </w:rPr>
-              <w:t>255.255.255.248</w:t>
-            </w:r>
-          </w:p>
-        </w:tc>
-        <w:tc>
-          <w:tcPr>
-            <w:tcW w:w="701" w:type="dxa"/>
-            <w:vAlign w:val="center"/>
-          </w:tcPr>
-          <w:p>
-            <w:pPr>
-              <w:rPr>
-                <w:rFonts w:ascii="Times New Roman" w:hAnsi="Times New Roman" w:cs="Times New Roman"/>
-                <w:sz w:val="24"/>
-                <w:szCs w:val="24"/>
-              </w:rPr>
-            </w:pPr>
-            <w:r>
-              <w:rPr>
-                <w:rFonts w:ascii="Times New Roman" w:hAnsi="Times New Roman" w:cs="Times New Roman"/>
-                <w:sz w:val="24"/>
-                <w:szCs w:val="24"/>
-              </w:rPr>
-              <w:t>50</w:t>
-            </w:r>
-          </w:p>
-        </w:tc>
-        <w:tc>
-          <w:tcPr>
-            <w:tcW w:w="2260" w:type="dxa"/>
-            <w:vAlign w:val="center"/>
-          </w:tcPr>
-          <w:p>
-            <w:pPr>
-              <w:rPr>
-                <w:rFonts w:ascii="Times New Roman" w:hAnsi="Times New Roman" w:cs="Times New Roman"/>
-                <w:sz w:val="24"/>
-                <w:szCs w:val="24"/>
-              </w:rPr>
-            </w:pPr>
-            <w:r>
-              <w:rPr>
-                <w:rFonts w:ascii="Times New Roman" w:hAnsi="Times New Roman" w:cs="Times New Roman"/>
-                <w:sz w:val="24"/>
-                <w:szCs w:val="24"/>
-              </w:rPr>
-              <w:t>Guest; gateway 10.20.50.1</w:t>
-            </w:r>
-          </w:p>
-        </w:tc>
-      </w:tr>
-      <w:tr>
-        <w:tc>
-          <w:tcPr>
-            <w:tcW w:w="1699" w:type="dxa"/>
-            <w:vAlign w:val="center"/>
-          </w:tcPr>
-          <w:p>
-            <w:pPr>
-              <w:rPr>
-                <w:rFonts w:ascii="Times New Roman" w:hAnsi="Times New Roman" w:cs="Times New Roman"/>
-                <w:sz w:val="24"/>
-                <w:szCs w:val="24"/>
-              </w:rPr>
-            </w:pPr>
-            <w:r>
-              <w:rPr>
-                <w:rFonts w:ascii="Times New Roman" w:hAnsi="Times New Roman" w:cs="Times New Roman"/>
-                <w:sz w:val="24"/>
-                <w:szCs w:val="24"/>
-              </w:rPr>
-              <w:t>NEX-BR-R1 / NEX-BR-R2</w:t>
-            </w:r>
-          </w:p>
-        </w:tc>
-        <w:tc>
-          <w:tcPr>
-            <w:tcW w:w="1500" w:type="dxa"/>
-            <w:vAlign w:val="center"/>
-          </w:tcPr>
-          <w:p>
-            <w:pPr>
-              <w:rPr>
-                <w:rFonts w:ascii="Times New Roman" w:hAnsi="Times New Roman" w:cs="Times New Roman"/>
-                <w:sz w:val="24"/>
-                <w:szCs w:val="24"/>
-              </w:rPr>
-            </w:pPr>
-            <w:r>
-              <w:rPr>
-                <w:rFonts w:ascii="Times New Roman" w:hAnsi="Times New Roman" w:cs="Times New Roman"/>
-                <w:sz w:val="24"/>
-                <w:szCs w:val="24"/>
-              </w:rPr>
-              <w:t>Gi0/0/0.99</w:t>
-            </w:r>
-          </w:p>
-        </w:tc>
-        <w:tc>
-          <w:tcPr>
-            <w:tcW w:w="1500" w:type="dxa"/>
-            <w:vAlign w:val="center"/>
-          </w:tcPr>
-          <w:p>
-            <w:pPr>
-              <w:rPr>
-                <w:rFonts w:ascii="Times New Roman" w:hAnsi="Times New Roman" w:cs="Times New Roman"/>
-                <w:sz w:val="24"/>
-                <w:szCs w:val="24"/>
-              </w:rPr>
-            </w:pPr>
-            <w:r>
-              <w:rPr>
-                <w:rFonts w:ascii="Times New Roman" w:hAnsi="Times New Roman" w:cs="Times New Roman"/>
-                <w:sz w:val="24"/>
-                <w:szCs w:val="24"/>
-              </w:rPr>
-              <w:t>10.20.99.2 / 10.20.99.3</w:t>
-            </w:r>
-          </w:p>
-        </w:tc>
-        <w:tc>
-          <w:tcPr>
-            <w:tcW w:w="1700" w:type="dxa"/>
-            <w:vAlign w:val="center"/>
-          </w:tcPr>
-          <w:p>
-            <w:pPr>
-              <w:rPr>
-                <w:rFonts w:ascii="Times New Roman" w:hAnsi="Times New Roman" w:cs="Times New Roman"/>
-                <w:sz w:val="24"/>
-                <w:szCs w:val="24"/>
-              </w:rPr>
-            </w:pPr>
-            <w:r>
-              <w:rPr>
-                <w:rFonts w:ascii="Times New Roman" w:hAnsi="Times New Roman" w:cs="Times New Roman"/>
-                <w:sz w:val="24"/>
-                <w:szCs w:val="24"/>
-              </w:rPr>
-              <w:t>255.255.255.248</w:t>
-            </w:r>
-          </w:p>
-        </w:tc>
-        <w:tc>
-          <w:tcPr>
-            <w:tcW w:w="701" w:type="dxa"/>
-            <w:vAlign w:val="center"/>
-          </w:tcPr>
-          <w:p>
-            <w:pPr>
-              <w:rPr>
-                <w:rFonts w:ascii="Times New Roman" w:hAnsi="Times New Roman" w:cs="Times New Roman"/>
-                <w:sz w:val="24"/>
-                <w:szCs w:val="24"/>
-              </w:rPr>
-            </w:pPr>
-            <w:r>
-              <w:rPr>
-                <w:rFonts w:ascii="Times New Roman" w:hAnsi="Times New Roman" w:cs="Times New Roman"/>
-                <w:sz w:val="24"/>
-                <w:szCs w:val="24"/>
-              </w:rPr>
-              <w:t>99</w:t>
-            </w:r>
-          </w:p>
-        </w:tc>
-        <w:tc>
-          <w:tcPr>
-            <w:tcW w:w="2260" w:type="dxa"/>
-            <w:vAlign w:val="center"/>
-          </w:tcPr>
-          <w:p>
-            <w:pPr>
-              <w:rPr>
-                <w:rFonts w:ascii="Times New Roman" w:hAnsi="Times New Roman" w:cs="Times New Roman"/>
-                <w:sz w:val="24"/>
-                <w:szCs w:val="24"/>
-              </w:rPr>
-            </w:pPr>
-            <w:r>
-              <w:rPr>
-                <w:rFonts w:ascii="Times New Roman" w:hAnsi="Times New Roman" w:cs="Times New Roman"/>
-                <w:sz w:val="24"/>
-                <w:szCs w:val="24"/>
-              </w:rPr>
-              <w:t>Network Mgmt; gateway 10.20.99.1</w:t>
+            <w:tcW w:w="1440" w:type="dxa"/>
+          </w:tcPr>
+          <w:p>
+            <w:r>
+              <w:t>Branch-RTR1</w:t>
+            </w:r>
+          </w:p>
+        </w:tc>
+        <w:tc>
+          <w:tcPr>
+            <w:tcW w:w="1440" w:type="dxa"/>
+          </w:tcPr>
+          <w:p>
+            <w:r>
+              <w:t>Serial0/1/0</w:t>
+            </w:r>
+          </w:p>
+        </w:tc>
+        <w:tc>
+          <w:tcPr>
+            <w:tcW w:w="1440" w:type="dxa"/>
+          </w:tcPr>
+          <w:p>
+            <w:r>
+              <w:t>10.0.0.2</w:t>
+            </w:r>
+          </w:p>
+        </w:tc>
+        <w:tc>
+          <w:tcPr>
+            <w:tcW w:w="1440" w:type="dxa"/>
+          </w:tcPr>
+          <w:p>
+            <w:r>
+              <w:t>255.255.255.252</w:t>
+            </w:r>
+          </w:p>
+        </w:tc>
+        <w:tc>
+          <w:tcPr>
+            <w:tcW w:w="1440" w:type="dxa"/>
+          </w:tcPr>
+          <w:p/>
+        </w:tc>
+        <w:tc>
+          <w:tcPr>
+            <w:tcW w:w="1440" w:type="dxa"/>
+          </w:tcPr>
+          <w:p>
+            <w:r>
+              <w:t>WAN connection</w:t>
             </w:r>
           </w:p>
         </w:tc>
       </w:tr>
     </w:tbl>
     <w:p>
-      <w:pPr>
-        <w:spacing w:after="120"/>
-        <w:jc w:val="both"/>
-      </w:pPr>
-    </w:p>
-    <w:tbl>
-      <w:tblPr>
-        <w:tblW w:w="9360" w:type="dxa"/>
-        <w:tblBorders>
-          <w:top w:val="single" w:sz="4" w:space="0" w:color="auto"/>
-          <w:left w:val="single" w:sz="4" w:space="0" w:color="auto"/>
-          <w:bottom w:val="single" w:sz="4" w:space="0" w:color="auto"/>
-          <w:right w:val="single" w:sz="4" w:space="0" w:color="auto"/>
-          <w:insideH w:val="single" w:sz="4" w:space="0" w:color="auto"/>
-          <w:insideV w:val="single" w:sz="4" w:space="0" w:color="auto"/>
-        </w:tblBorders>
-        <w:tblCellMar>
-          <w:left w:w="10" w:type="dxa"/>
-          <w:right w:w="10" w:type="dxa"/>
-        </w:tblCellMar>
-        <w:tblLook w:val="04A0" w:firstRow="1" w:lastRow="0" w:firstColumn="1" w:lastColumn="0" w:noHBand="0" w:noVBand="1"/>
-      </w:tblPr>
-      <w:tblGrid>
-        <w:gridCol w:w="2800"/>
-        <w:gridCol w:w="3000"/>
-        <w:gridCol w:w="3560"/>
-      </w:tblGrid>
-      <w:tr>
-        <w:tc>
-          <w:tcPr>
-            <w:tcW w:w="2800" w:type="dxa"/>
-            <w:shd w:val="clear" w:color="auto" w:fill="E6F1FB"/>
-          </w:tcPr>
-          <w:p>
-            <w:pPr>
-              <w:rPr>
-                <w:sz w:val="24"/>
-                <w:szCs w:val="24"/>
-              </w:rPr>
-            </w:pPr>
-            <w:r>
-              <w:rPr>
-                <w:rFonts w:ascii="Times New Roman" w:eastAsia="Times New Roman" w:hAnsi="Times New Roman" w:cs="Times New Roman"/>
-                <w:b/>
-                <w:bCs/>
-                <w:sz w:val="24"/>
-                <w:szCs w:val="24"/>
-              </w:rPr>
-              <w:t>VLAN</w:t>
-            </w:r>
-          </w:p>
-        </w:tc>
-        <w:tc>
-          <w:tcPr>
-            <w:tcW w:w="3000" w:type="dxa"/>
-            <w:shd w:val="clear" w:color="auto" w:fill="E6F1FB"/>
-          </w:tcPr>
-          <w:p>
-            <w:pPr>
-              <w:rPr>
-                <w:sz w:val="24"/>
-                <w:szCs w:val="24"/>
-              </w:rPr>
-            </w:pPr>
-            <w:r>
-              <w:rPr>
-                <w:rFonts w:ascii="Times New Roman" w:eastAsia="Times New Roman" w:hAnsi="Times New Roman" w:cs="Times New Roman"/>
-                <w:b/>
-                <w:bCs/>
-                <w:sz w:val="24"/>
-                <w:szCs w:val="24"/>
-              </w:rPr>
-              <w:t>HSRP Gateway (virtual IP)</w:t>
-            </w:r>
-          </w:p>
-        </w:tc>
-        <w:tc>
-          <w:tcPr>
-            <w:tcW w:w="3560" w:type="dxa"/>
-            <w:shd w:val="clear" w:color="auto" w:fill="E6F1FB"/>
-          </w:tcPr>
-          <w:p>
-            <w:pPr>
-              <w:rPr>
-                <w:sz w:val="24"/>
-                <w:szCs w:val="24"/>
-              </w:rPr>
-            </w:pPr>
-            <w:r>
-              <w:rPr>
-                <w:rFonts w:ascii="Times New Roman" w:eastAsia="Times New Roman" w:hAnsi="Times New Roman" w:cs="Times New Roman"/>
-                <w:b/>
-                <w:bCs/>
-                <w:sz w:val="24"/>
-                <w:szCs w:val="24"/>
-              </w:rPr>
-              <w:t>DHCP Range</w:t>
-            </w:r>
-          </w:p>
-        </w:tc>
-      </w:tr>
-      <w:tr>
-        <w:tc>
-          <w:tcPr>
-            <w:tcW w:w="2800" w:type="dxa"/>
-          </w:tcPr>
-          <w:p>
-            <w:pPr>
-              <w:rPr>
-                <w:sz w:val="24"/>
-                <w:szCs w:val="24"/>
-              </w:rPr>
-            </w:pPr>
-            <w:r>
-              <w:rPr>
-                <w:rFonts w:ascii="Times New Roman" w:eastAsia="Times New Roman" w:hAnsi="Times New Roman" w:cs="Times New Roman"/>
-                <w:sz w:val="24"/>
-                <w:szCs w:val="24"/>
-              </w:rPr>
-              <w:t>VLAN 10 - Sales</w:t>
-            </w:r>
-          </w:p>
-        </w:tc>
-        <w:tc>
-          <w:tcPr>
-            <w:tcW w:w="3000" w:type="dxa"/>
-          </w:tcPr>
-          <w:p>
-            <w:pPr>
-              <w:rPr>
-                <w:sz w:val="24"/>
-                <w:szCs w:val="24"/>
-              </w:rPr>
-            </w:pPr>
-            <w:r>
-              <w:rPr>
-                <w:rFonts w:ascii="Times New Roman" w:eastAsia="Times New Roman" w:hAnsi="Times New Roman" w:cs="Times New Roman"/>
-                <w:sz w:val="24"/>
-                <w:szCs w:val="24"/>
-              </w:rPr>
-              <w:t>10.10.10.1 / 10.20.10.1</w:t>
-            </w:r>
-          </w:p>
-        </w:tc>
-        <w:tc>
-          <w:tcPr>
-            <w:tcW w:w="3560" w:type="dxa"/>
-          </w:tcPr>
-          <w:p>
-            <w:pPr>
-              <w:rPr>
-                <w:sz w:val="24"/>
-                <w:szCs w:val="24"/>
-              </w:rPr>
-            </w:pPr>
-            <w:r>
-              <w:rPr>
-                <w:rFonts w:ascii="Times New Roman" w:eastAsia="Times New Roman" w:hAnsi="Times New Roman" w:cs="Times New Roman"/>
-                <w:sz w:val="24"/>
-                <w:szCs w:val="24"/>
-              </w:rPr>
-              <w:t>10.10.10.4-14 / 10.20.10.4-14</w:t>
-            </w:r>
-          </w:p>
-        </w:tc>
-      </w:tr>
-      <w:tr>
-        <w:tc>
-          <w:tcPr>
-            <w:tcW w:w="2800" w:type="dxa"/>
-          </w:tcPr>
-          <w:p>
-            <w:pPr>
-              <w:rPr>
-                <w:sz w:val="24"/>
-                <w:szCs w:val="24"/>
-              </w:rPr>
-            </w:pPr>
-            <w:r>
-              <w:rPr>
-                <w:rFonts w:ascii="Times New Roman" w:eastAsia="Times New Roman" w:hAnsi="Times New Roman" w:cs="Times New Roman"/>
-                <w:sz w:val="24"/>
-                <w:szCs w:val="24"/>
-              </w:rPr>
-              <w:t>VLAN 20 - Operations</w:t>
-            </w:r>
-          </w:p>
-        </w:tc>
-        <w:tc>
-          <w:tcPr>
-            <w:tcW w:w="3000" w:type="dxa"/>
-          </w:tcPr>
-          <w:p>
-            <w:pPr>
-              <w:rPr>
-                <w:sz w:val="24"/>
-                <w:szCs w:val="24"/>
-              </w:rPr>
-            </w:pPr>
-            <w:r>
-              <w:rPr>
-                <w:rFonts w:ascii="Times New Roman" w:eastAsia="Times New Roman" w:hAnsi="Times New Roman" w:cs="Times New Roman"/>
-                <w:sz w:val="24"/>
-                <w:szCs w:val="24"/>
-              </w:rPr>
-              <w:t>10.10.20.1 / 10.20.20.1</w:t>
-            </w:r>
-          </w:p>
-        </w:tc>
-        <w:tc>
-          <w:tcPr>
-            <w:tcW w:w="3560" w:type="dxa"/>
-          </w:tcPr>
-          <w:p>
-            <w:pPr>
-              <w:rPr>
-                <w:sz w:val="24"/>
-                <w:szCs w:val="24"/>
-              </w:rPr>
-            </w:pPr>
-            <w:r>
-              <w:rPr>
-                <w:rFonts w:ascii="Times New Roman" w:eastAsia="Times New Roman" w:hAnsi="Times New Roman" w:cs="Times New Roman"/>
-                <w:sz w:val="24"/>
-                <w:szCs w:val="24"/>
-              </w:rPr>
-              <w:t>10.10.20.4-14 / 10.20.20.4-14</w:t>
-            </w:r>
-          </w:p>
-        </w:tc>
-      </w:tr>
-      <w:tr>
-        <w:tc>
-          <w:tcPr>
-            <w:tcW w:w="2800" w:type="dxa"/>
-          </w:tcPr>
-          <w:p>
-            <w:pPr>
-              <w:rPr>
-                <w:sz w:val="24"/>
-                <w:szCs w:val="24"/>
-              </w:rPr>
-            </w:pPr>
-            <w:r>
-              <w:rPr>
-                <w:rFonts w:ascii="Times New Roman" w:eastAsia="Times New Roman" w:hAnsi="Times New Roman" w:cs="Times New Roman"/>
-                <w:sz w:val="24"/>
-                <w:szCs w:val="24"/>
-              </w:rPr>
-              <w:t>VLAN 30 - IT</w:t>
-            </w:r>
-          </w:p>
-        </w:tc>
-        <w:tc>
-          <w:tcPr>
-            <w:tcW w:w="3000" w:type="dxa"/>
-          </w:tcPr>
-          <w:p>
-            <w:pPr>
-              <w:rPr>
-                <w:sz w:val="24"/>
-                <w:szCs w:val="24"/>
-              </w:rPr>
-            </w:pPr>
-            <w:r>
-              <w:rPr>
-                <w:rFonts w:ascii="Times New Roman" w:eastAsia="Times New Roman" w:hAnsi="Times New Roman" w:cs="Times New Roman"/>
-                <w:sz w:val="24"/>
-                <w:szCs w:val="24"/>
-              </w:rPr>
-              <w:t>10.10.30.1 / 10.20.30.1</w:t>
-            </w:r>
-          </w:p>
-        </w:tc>
-        <w:tc>
-          <w:tcPr>
-            <w:tcW w:w="3560" w:type="dxa"/>
-          </w:tcPr>
-          <w:p>
-            <w:pPr>
-              <w:rPr>
-                <w:sz w:val="24"/>
-                <w:szCs w:val="24"/>
-              </w:rPr>
-            </w:pPr>
-            <w:r>
-              <w:rPr>
-                <w:rFonts w:ascii="Times New Roman" w:eastAsia="Times New Roman" w:hAnsi="Times New Roman" w:cs="Times New Roman"/>
-                <w:sz w:val="24"/>
-                <w:szCs w:val="24"/>
-              </w:rPr>
-              <w:t>10.10.30.5-14 (HQ, .4 reserved for server) / 10.20.30.4-14</w:t>
-            </w:r>
-          </w:p>
-        </w:tc>
-      </w:tr>
-      <w:tr>
-        <w:tc>
-          <w:tcPr>
-            <w:tcW w:w="2800" w:type="dxa"/>
-          </w:tcPr>
-          <w:p>
-            <w:pPr>
-              <w:rPr>
-                <w:sz w:val="24"/>
-                <w:szCs w:val="24"/>
-              </w:rPr>
-            </w:pPr>
-            <w:r>
-              <w:rPr>
-                <w:rFonts w:ascii="Times New Roman" w:eastAsia="Times New Roman" w:hAnsi="Times New Roman" w:cs="Times New Roman"/>
-                <w:sz w:val="24"/>
-                <w:szCs w:val="24"/>
-              </w:rPr>
-              <w:t>VLAN 40 - Management (HQ only)</w:t>
-            </w:r>
-          </w:p>
-        </w:tc>
-        <w:tc>
-          <w:tcPr>
-            <w:tcW w:w="3000" w:type="dxa"/>
-          </w:tcPr>
-          <w:p>
-            <w:pPr>
-              <w:rPr>
-                <w:sz w:val="24"/>
-                <w:szCs w:val="24"/>
-              </w:rPr>
-            </w:pPr>
-            <w:r>
-              <w:rPr>
-                <w:rFonts w:ascii="Times New Roman" w:eastAsia="Times New Roman" w:hAnsi="Times New Roman" w:cs="Times New Roman"/>
-                <w:sz w:val="24"/>
-                <w:szCs w:val="24"/>
-              </w:rPr>
-              <w:t>10.10.40.1</w:t>
-            </w:r>
-          </w:p>
-        </w:tc>
-        <w:tc>
-          <w:tcPr>
-            <w:tcW w:w="3560" w:type="dxa"/>
-          </w:tcPr>
-          <w:p>
-            <w:pPr>
-              <w:rPr>
-                <w:sz w:val="24"/>
-                <w:szCs w:val="24"/>
-              </w:rPr>
-            </w:pPr>
-            <w:r>
-              <w:rPr>
-                <w:rFonts w:ascii="Times New Roman" w:eastAsia="Times New Roman" w:hAnsi="Times New Roman" w:cs="Times New Roman"/>
-                <w:sz w:val="24"/>
-                <w:szCs w:val="24"/>
-              </w:rPr>
-              <w:t>10.10.40.4-6</w:t>
-            </w:r>
-          </w:p>
-        </w:tc>
-      </w:tr>
-      <w:tr>
-        <w:tc>
-          <w:tcPr>
-            <w:tcW w:w="2800" w:type="dxa"/>
-          </w:tcPr>
-          <w:p>
-            <w:pPr>
-              <w:rPr>
-                <w:sz w:val="24"/>
-                <w:szCs w:val="24"/>
-              </w:rPr>
-            </w:pPr>
-            <w:r>
-              <w:rPr>
-                <w:rFonts w:ascii="Times New Roman" w:eastAsia="Times New Roman" w:hAnsi="Times New Roman" w:cs="Times New Roman"/>
-                <w:sz w:val="24"/>
-                <w:szCs w:val="24"/>
-              </w:rPr>
-              <w:t>VLAN 50 - Guest</w:t>
-            </w:r>
-          </w:p>
-        </w:tc>
-        <w:tc>
-          <w:tcPr>
-            <w:tcW w:w="3000" w:type="dxa"/>
-          </w:tcPr>
-          <w:p>
-            <w:pPr>
-              <w:rPr>
-                <w:sz w:val="24"/>
-                <w:szCs w:val="24"/>
-              </w:rPr>
-            </w:pPr>
-            <w:r>
-              <w:rPr>
-                <w:rFonts w:ascii="Times New Roman" w:eastAsia="Times New Roman" w:hAnsi="Times New Roman" w:cs="Times New Roman"/>
-                <w:sz w:val="24"/>
-                <w:szCs w:val="24"/>
-              </w:rPr>
-              <w:t>10.10.50.1 / 10.20.50.1</w:t>
-            </w:r>
-          </w:p>
-        </w:tc>
-        <w:tc>
-          <w:tcPr>
-            <w:tcW w:w="3560" w:type="dxa"/>
-          </w:tcPr>
-          <w:p>
-            <w:pPr>
-              <w:rPr>
-                <w:sz w:val="24"/>
-                <w:szCs w:val="24"/>
-              </w:rPr>
-            </w:pPr>
-            <w:r>
-              <w:rPr>
-                <w:rFonts w:ascii="Times New Roman" w:eastAsia="Times New Roman" w:hAnsi="Times New Roman" w:cs="Times New Roman"/>
-                <w:sz w:val="24"/>
-                <w:szCs w:val="24"/>
-              </w:rPr>
-              <w:t>10.10.50.4-6 / 10.20.50.4-6</w:t>
-            </w:r>
-          </w:p>
-        </w:tc>
-      </w:tr>
-      <w:tr>
-        <w:tc>
-          <w:tcPr>
-            <w:tcW w:w="2800" w:type="dxa"/>
-          </w:tcPr>
-          <w:p>
-            <w:pPr>
-              <w:rPr>
-                <w:sz w:val="24"/>
-                <w:szCs w:val="24"/>
-              </w:rPr>
-            </w:pPr>
-            <w:r>
-              <w:rPr>
-                <w:rFonts w:ascii="Times New Roman" w:eastAsia="Times New Roman" w:hAnsi="Times New Roman" w:cs="Times New Roman"/>
-                <w:sz w:val="24"/>
-                <w:szCs w:val="24"/>
-              </w:rPr>
-              <w:t>VLAN 99 - Network Management</w:t>
-            </w:r>
-          </w:p>
-        </w:tc>
-        <w:tc>
-          <w:tcPr>
-            <w:tcW w:w="3000" w:type="dxa"/>
-          </w:tcPr>
-          <w:p>
-            <w:pPr>
-              <w:rPr>
-                <w:sz w:val="24"/>
-                <w:szCs w:val="24"/>
-              </w:rPr>
-            </w:pPr>
-            <w:r>
-              <w:rPr>
-                <w:rFonts w:ascii="Times New Roman" w:eastAsia="Times New Roman" w:hAnsi="Times New Roman" w:cs="Times New Roman"/>
-                <w:sz w:val="24"/>
-                <w:szCs w:val="24"/>
-              </w:rPr>
-              <w:t>10.10.99.1 / 10.20.99.1</w:t>
-            </w:r>
-          </w:p>
-        </w:tc>
-        <w:tc>
-          <w:tcPr>
-            <w:tcW w:w="3560" w:type="dxa"/>
-          </w:tcPr>
-          <w:p>
-            <w:pPr>
-              <w:rPr>
-                <w:sz w:val="24"/>
-                <w:szCs w:val="24"/>
-              </w:rPr>
-            </w:pPr>
-            <w:r>
-              <w:rPr>
-                <w:rFonts w:ascii="Times New Roman" w:eastAsia="Times New Roman" w:hAnsi="Times New Roman" w:cs="Times New Roman"/>
-                <w:sz w:val="24"/>
-                <w:szCs w:val="24"/>
-              </w:rPr>
-              <w:t>10.10.99.4-6 / 10.20.99.4-6 (static, switch SVIs only)</w:t>
-            </w:r>
-          </w:p>
-        </w:tc>
-      </w:tr>
-    </w:tbl>
-    <w:p/>
+      <w:r>
+        <w:lastRenderedPageBreak/>
+        <w:br w:type="textWrapping" w:clear="all"/>
+      </w:r>
+    </w:p>
     <w:p>
       <w:pPr>
         <w:rPr>
@@ -5431,7 +2289,6 @@
           <w:sz w:val="28"/>
           <w:szCs w:val="28"/>
         </w:rPr>
-        <w:lastRenderedPageBreak/>
         <w:t>5. END DEVICE INVENTORY</w:t>
       </w:r>
     </w:p>
@@ -5450,7 +2307,15 @@
           <w:sz w:val="24"/>
           <w:szCs w:val="24"/>
         </w:rPr>
-        <w:t>Each department has one representative device per type, with spare subnet capacity deliberately reserved for future growth rather than populated with duplicate devices:</w:t>
+        <w:t>Each department has one representative device per type, with spare subnet capacity deliberat</w:t>
+      </w:r>
+      <w:r>
+        <w:rPr>
+          <w:rFonts w:ascii="Times New Roman" w:eastAsia="Times New Roman" w:hAnsi="Times New Roman" w:cs="Times New Roman"/>
+          <w:sz w:val="24"/>
+          <w:szCs w:val="24"/>
+        </w:rPr>
+        <w:t>ely reserved for future growth. It consists of 13 devices in the entire network.</w:t>
       </w:r>
     </w:p>
     <w:tbl>
@@ -6873,7 +3738,6 @@
         <w:rPr>
           <w:noProof/>
         </w:rPr>
-        <w:lastRenderedPageBreak/>
         <w:drawing>
           <wp:inline distT="0" distB="0" distL="0" distR="0" wp14:anchorId="51EE1924" wp14:editId="36476D52">
             <wp:extent cx="3963670" cy="3705225"/>
@@ -6931,6 +3795,7 @@
         <w:rPr>
           <w:noProof/>
         </w:rPr>
+        <w:lastRenderedPageBreak/>
         <w:drawing>
           <wp:inline distT="0" distB="0" distL="0" distR="0" wp14:anchorId="229323DF" wp14:editId="01D3EC32">
             <wp:extent cx="4619625" cy="4095750"/>
@@ -9494,7 +6359,7 @@
     <w:lsdException w:name="Table Web 2" w:semiHidden="1" w:unhideWhenUsed="1"/>
     <w:lsdException w:name="Table Web 3" w:semiHidden="1" w:unhideWhenUsed="1"/>
     <w:lsdException w:name="Balloon Text" w:semiHidden="1" w:unhideWhenUsed="1"/>
-    <w:lsdException w:name="Table Grid" w:uiPriority="39"/>
+    <w:lsdException w:name="Table Grid" w:uiPriority="59"/>
     <w:lsdException w:name="Table Theme" w:semiHidden="1" w:unhideWhenUsed="1"/>
     <w:lsdException w:name="Placeholder Text" w:semiHidden="1"/>
     <w:lsdException w:name="No Spacing" w:uiPriority="1" w:qFormat="1"/>
@@ -9825,6 +6690,48 @@
       <w:szCs w:val="20"/>
     </w:rPr>
   </w:style>
+  <w:style w:type="table" w:styleId="TableGrid">
+    <w:name w:val="Table Grid"/>
+    <w:basedOn w:val="TableNormal"/>
+    <w:uiPriority w:val="59"/>
+    <w:rsid w:val="00606427"/>
+    <w:pPr>
+      <w:spacing w:after="0" w:line="240" w:lineRule="auto"/>
+    </w:pPr>
+    <w:rPr>
+      <w:rFonts w:ascii="Times New Roman" w:hAnsi="Times New Roman"/>
+      <w:sz w:val="24"/>
+    </w:rPr>
+    <w:tblPr>
+      <w:tblBorders>
+        <w:top w:val="single" w:sz="8" w:space="0" w:color="auto"/>
+        <w:left w:val="single" w:sz="8" w:space="0" w:color="auto"/>
+        <w:bottom w:val="single" w:sz="8" w:space="0" w:color="auto"/>
+        <w:right w:val="single" w:sz="8" w:space="0" w:color="auto"/>
+        <w:insideH w:val="single" w:sz="8" w:space="0" w:color="auto"/>
+        <w:insideV w:val="single" w:sz="8" w:space="0" w:color="auto"/>
+      </w:tblBorders>
+    </w:tblPr>
+  </w:style>
+  <w:style w:type="table" w:styleId="TableGridLight">
+    <w:name w:val="Grid Table Light"/>
+    <w:basedOn w:val="TableNormal"/>
+    <w:uiPriority w:val="40"/>
+    <w:rsid w:val="00606427"/>
+    <w:pPr>
+      <w:spacing w:after="0" w:line="240" w:lineRule="auto"/>
+    </w:pPr>
+    <w:tblPr>
+      <w:tblBorders>
+        <w:top w:val="single" w:sz="4" w:space="0" w:color="BFBFBF" w:themeColor="background1" w:themeShade="BF"/>
+        <w:left w:val="single" w:sz="4" w:space="0" w:color="BFBFBF" w:themeColor="background1" w:themeShade="BF"/>
+        <w:bottom w:val="single" w:sz="4" w:space="0" w:color="BFBFBF" w:themeColor="background1" w:themeShade="BF"/>
+        <w:right w:val="single" w:sz="4" w:space="0" w:color="BFBFBF" w:themeColor="background1" w:themeShade="BF"/>
+        <w:insideH w:val="single" w:sz="4" w:space="0" w:color="BFBFBF" w:themeColor="background1" w:themeShade="BF"/>
+        <w:insideV w:val="single" w:sz="4" w:space="0" w:color="BFBFBF" w:themeColor="background1" w:themeShade="BF"/>
+      </w:tblBorders>
+    </w:tblPr>
+  </w:style>
 </w:styles>
 </file>
 

--- a/KIBET_ANNETTE_CCNA3Project.docx
+++ b/KIBET_ANNETTE_CCNA3Project.docx
@@ -108,7 +108,40 @@
           <w:sz w:val="24"/>
           <w:szCs w:val="24"/>
         </w:rPr>
-        <w:t>Date: October 2026</w:t>
+        <w:t xml:space="preserve">Date: </w:t>
+      </w:r>
+      <w:r>
+        <w:rPr>
+          <w:rFonts w:ascii="Times New Roman" w:eastAsia="Times New Roman" w:hAnsi="Times New Roman" w:cs="Times New Roman"/>
+          <w:sz w:val="24"/>
+          <w:szCs w:val="24"/>
+        </w:rPr>
+        <w:t>23</w:t>
+      </w:r>
+      <w:r>
+        <w:rPr>
+          <w:rFonts w:ascii="Times New Roman" w:eastAsia="Times New Roman" w:hAnsi="Times New Roman" w:cs="Times New Roman"/>
+          <w:sz w:val="24"/>
+          <w:szCs w:val="24"/>
+          <w:vertAlign w:val="superscript"/>
+        </w:rPr>
+        <w:t>rd</w:t>
+      </w:r>
+      <w:r>
+        <w:rPr>
+          <w:rFonts w:ascii="Times New Roman" w:eastAsia="Times New Roman" w:hAnsi="Times New Roman" w:cs="Times New Roman"/>
+          <w:sz w:val="24"/>
+          <w:szCs w:val="24"/>
+        </w:rPr>
+        <w:t xml:space="preserve"> </w:t>
+      </w:r>
+      <w:r>
+        <w:rPr>
+          <w:rFonts w:ascii="Times New Roman" w:eastAsia="Times New Roman" w:hAnsi="Times New Roman" w:cs="Times New Roman"/>
+          <w:sz w:val="24"/>
+          <w:szCs w:val="24"/>
+        </w:rPr>
+        <w:t>October 2026</w:t>
       </w:r>
     </w:p>
     <w:p>
@@ -305,6 +338,66 @@
         <w:t>3. VLAN PLAN</w:t>
       </w:r>
     </w:p>
+    <w:p>
+      <w:pPr>
+        <w:spacing w:line="360" w:lineRule="auto"/>
+        <w:jc w:val="both"/>
+        <w:rPr>
+          <w:rFonts w:ascii="Times New Roman" w:hAnsi="Times New Roman" w:cs="Times New Roman"/>
+          <w:b/>
+          <w:sz w:val="28"/>
+          <w:szCs w:val="28"/>
+        </w:rPr>
+      </w:pPr>
+      <w:r>
+        <w:rPr>
+          <w:rFonts w:ascii="Times New Roman" w:eastAsia="Times New Roman" w:hAnsi="Times New Roman" w:cs="Times New Roman"/>
+          <w:sz w:val="24"/>
+          <w:szCs w:val="24"/>
+        </w:rPr>
+        <w:t xml:space="preserve">Departments </w:t>
+      </w:r>
+      <w:r>
+        <w:rPr>
+          <w:rFonts w:ascii="Times New Roman" w:eastAsia="Times New Roman" w:hAnsi="Times New Roman" w:cs="Times New Roman"/>
+          <w:sz w:val="24"/>
+          <w:szCs w:val="24"/>
+        </w:rPr>
+        <w:t xml:space="preserve">were separated into VLANs so that each functions as its own broadcast domain, </w:t>
+      </w:r>
+      <w:r>
+        <w:rPr>
+          <w:rFonts w:ascii="Times New Roman" w:eastAsia="Times New Roman" w:hAnsi="Times New Roman" w:cs="Times New Roman"/>
+          <w:sz w:val="24"/>
+          <w:szCs w:val="24"/>
+        </w:rPr>
+        <w:t xml:space="preserve">thus </w:t>
+      </w:r>
+      <w:r>
+        <w:rPr>
+          <w:rFonts w:ascii="Times New Roman" w:eastAsia="Times New Roman" w:hAnsi="Times New Roman" w:cs="Times New Roman"/>
+          <w:sz w:val="24"/>
+          <w:szCs w:val="24"/>
+        </w:rPr>
+        <w:t>keep</w:t>
+      </w:r>
+      <w:r>
+        <w:rPr>
+          <w:rFonts w:ascii="Times New Roman" w:eastAsia="Times New Roman" w:hAnsi="Times New Roman" w:cs="Times New Roman"/>
+          <w:sz w:val="24"/>
+          <w:szCs w:val="24"/>
+        </w:rPr>
+        <w:t>ing</w:t>
+      </w:r>
+      <w:r>
+        <w:rPr>
+          <w:rFonts w:ascii="Times New Roman" w:eastAsia="Times New Roman" w:hAnsi="Times New Roman" w:cs="Times New Roman"/>
+          <w:sz w:val="24"/>
+          <w:szCs w:val="24"/>
+        </w:rPr>
+        <w:t xml:space="preserve"> departments logically separated. A dedicated Network Management VLAN, distinct from the Management business department, was created specifically to carry switch and router management interfaces, so that remote access could be restricted to IT staff through a single, consistent mechanism</w:t>
+      </w:r>
+    </w:p>
     <w:tbl>
       <w:tblPr>
         <w:tblW w:w="8190" w:type="dxa"/>
@@ -1101,11 +1194,6 @@
     </w:tbl>
     <w:p>
       <w:pPr>
-        <w:jc w:val="both"/>
-      </w:pPr>
-    </w:p>
-    <w:p>
-      <w:pPr>
         <w:spacing w:after="0" w:line="360" w:lineRule="auto"/>
         <w:jc w:val="both"/>
         <w:rPr>
@@ -1114,54 +1202,6 @@
           <w:szCs w:val="24"/>
         </w:rPr>
       </w:pPr>
-      <w:r>
-        <w:rPr>
-          <w:rFonts w:ascii="Times New Roman" w:eastAsia="Times New Roman" w:hAnsi="Times New Roman" w:cs="Times New Roman"/>
-          <w:sz w:val="24"/>
-          <w:szCs w:val="24"/>
-        </w:rPr>
-        <w:t xml:space="preserve">Departments </w:t>
-      </w:r>
-      <w:r>
-        <w:rPr>
-          <w:rFonts w:ascii="Times New Roman" w:eastAsia="Times New Roman" w:hAnsi="Times New Roman" w:cs="Times New Roman"/>
-          <w:sz w:val="24"/>
-          <w:szCs w:val="24"/>
-        </w:rPr>
-        <w:t xml:space="preserve">were separated into VLANs so that each functions as its own broadcast domain, </w:t>
-      </w:r>
-      <w:r>
-        <w:rPr>
-          <w:rFonts w:ascii="Times New Roman" w:eastAsia="Times New Roman" w:hAnsi="Times New Roman" w:cs="Times New Roman"/>
-          <w:sz w:val="24"/>
-          <w:szCs w:val="24"/>
-        </w:rPr>
-        <w:t xml:space="preserve">thus </w:t>
-      </w:r>
-      <w:r>
-        <w:rPr>
-          <w:rFonts w:ascii="Times New Roman" w:eastAsia="Times New Roman" w:hAnsi="Times New Roman" w:cs="Times New Roman"/>
-          <w:sz w:val="24"/>
-          <w:szCs w:val="24"/>
-        </w:rPr>
-        <w:t>keep</w:t>
-      </w:r>
-      <w:r>
-        <w:rPr>
-          <w:rFonts w:ascii="Times New Roman" w:eastAsia="Times New Roman" w:hAnsi="Times New Roman" w:cs="Times New Roman"/>
-          <w:sz w:val="24"/>
-          <w:szCs w:val="24"/>
-        </w:rPr>
-        <w:t>ing</w:t>
-      </w:r>
-      <w:r>
-        <w:rPr>
-          <w:rFonts w:ascii="Times New Roman" w:eastAsia="Times New Roman" w:hAnsi="Times New Roman" w:cs="Times New Roman"/>
-          <w:sz w:val="24"/>
-          <w:szCs w:val="24"/>
-        </w:rPr>
-        <w:t xml:space="preserve"> departments logically separated. A dedicated Network Management VLAN, distinct from the Management business department, was created specifically to carry switch and router management interfaces, so that remote access could be restricted to IT staff through a single, consistent mechanism.</w:t>
-      </w:r>
     </w:p>
     <w:p>
       <w:pPr>
@@ -2192,10 +2232,7 @@
           <w:tcPr>
             <w:tcW w:w="1440" w:type="dxa"/>
           </w:tcPr>
-          <w:p>
-            <w:bookmarkStart w:id="0" w:name="_GoBack"/>
-            <w:bookmarkEnd w:id="0"/>
-          </w:p>
+          <w:p/>
         </w:tc>
         <w:tc>
           <w:tcPr>
@@ -3677,7 +3714,21 @@
           <w:sz w:val="24"/>
           <w:szCs w:val="24"/>
         </w:rPr>
-        <w:t>HSRP: configured on every VLAN sub-interface at both sites. The active router (R1) holds priority 110 with preempt enabled; the standby router (R2) uses the default priority. If the active router fails, the standby takes over the shared gateway IP within seconds, and recovers it automatically once the active router returns.</w:t>
+        <w:t>HSRP</w:t>
+      </w:r>
+      <w:r>
+        <w:rPr>
+          <w:sz w:val="24"/>
+          <w:szCs w:val="24"/>
+        </w:rPr>
+        <w:t xml:space="preserve"> (Hot standby Router protocol)</w:t>
+      </w:r>
+      <w:r>
+        <w:rPr>
+          <w:sz w:val="24"/>
+          <w:szCs w:val="24"/>
+        </w:rPr>
+        <w:t>: configured on every VLAN sub-interface at both sites. The active router (R1) holds priority 110 with preempt enabled; the standby router (R2) uses the default priority. If the active router fails, the standby takes over the shared gateway IP within seconds, and recovers it automatically once the active router returns.</w:t>
       </w:r>
     </w:p>
     <w:p>
@@ -3689,13 +3740,34 @@
           <w:szCs w:val="24"/>
         </w:rPr>
       </w:pPr>
-      <w:r>
+    </w:p>
+    <w:p>
+      <w:pPr>
         <w:rPr>
           <w:rFonts w:ascii="Times New Roman" w:hAnsi="Times New Roman" w:cs="Times New Roman"/>
           <w:b/>
           <w:sz w:val="24"/>
           <w:szCs w:val="24"/>
         </w:rPr>
+      </w:pPr>
+    </w:p>
+    <w:p>
+      <w:pPr>
+        <w:rPr>
+          <w:rFonts w:ascii="Times New Roman" w:hAnsi="Times New Roman" w:cs="Times New Roman"/>
+          <w:b/>
+          <w:sz w:val="24"/>
+          <w:szCs w:val="24"/>
+        </w:rPr>
+      </w:pPr>
+      <w:r>
+        <w:rPr>
+          <w:rFonts w:ascii="Times New Roman" w:hAnsi="Times New Roman" w:cs="Times New Roman"/>
+          <w:b/>
+          <w:sz w:val="24"/>
+          <w:szCs w:val="24"/>
+        </w:rPr>
+        <w:lastRenderedPageBreak/>
         <w:t>HSRP FAILOVER</w:t>
       </w:r>
     </w:p>
@@ -3717,11 +3789,6 @@
         </w:rPr>
         <w:t>NEX-HQ-R2 takes over as Active on every group while NEX-HQ-R1 is shut down.</w:t>
       </w:r>
-    </w:p>
-    <w:p>
-      <w:pPr>
-        <w:ind w:firstLine="720"/>
-      </w:pPr>
     </w:p>
     <w:p>
       <w:pPr>
@@ -3740,7 +3807,7 @@
         </w:rPr>
         <w:drawing>
           <wp:inline distT="0" distB="0" distL="0" distR="0" wp14:anchorId="51EE1924" wp14:editId="36476D52">
-            <wp:extent cx="3963670" cy="3705225"/>
+            <wp:extent cx="3963670" cy="3990975"/>
             <wp:effectExtent l="0" t="0" r="0" b="9525"/>
             <wp:docPr id="11" name="Picture 11"/>
             <wp:cNvGraphicFramePr>
@@ -3762,7 +3829,7 @@
                   <pic:spPr>
                     <a:xfrm>
                       <a:off x="0" y="0"/>
-                      <a:ext cx="3988498" cy="3728434"/>
+                      <a:ext cx="3988500" cy="4015976"/>
                     </a:xfrm>
                     <a:prstGeom prst="rect">
                       <a:avLst/>
@@ -3775,8 +3842,36 @@
         </w:drawing>
       </w:r>
     </w:p>
-    <w:p>
-      <w:r>
+    <w:p/>
+    <w:p/>
+    <w:p/>
+    <w:p/>
+    <w:p/>
+    <w:p/>
+    <w:p/>
+    <w:p/>
+    <w:p/>
+    <w:p/>
+    <w:p>
+      <w:pPr>
+        <w:tabs>
+          <w:tab w:val="left" w:pos="1605"/>
+        </w:tabs>
+      </w:pPr>
+      <w:r>
+        <w:tab/>
+      </w:r>
+    </w:p>
+    <w:p>
+      <w:pPr>
+        <w:tabs>
+          <w:tab w:val="left" w:pos="1605"/>
+        </w:tabs>
+      </w:pPr>
+    </w:p>
+    <w:p>
+      <w:r>
+        <w:lastRenderedPageBreak/>
         <w:t>After NEX-HQ-R1 is restored, it takes the Active role back on every group (preempt).</w:t>
       </w:r>
     </w:p>
@@ -3795,11 +3890,10 @@
         <w:rPr>
           <w:noProof/>
         </w:rPr>
-        <w:lastRenderedPageBreak/>
         <w:drawing>
           <wp:inline distT="0" distB="0" distL="0" distR="0" wp14:anchorId="229323DF" wp14:editId="01D3EC32">
-            <wp:extent cx="4619625" cy="4095750"/>
-            <wp:effectExtent l="0" t="0" r="9525" b="0"/>
+            <wp:extent cx="4619625" cy="5362575"/>
+            <wp:effectExtent l="0" t="0" r="9525" b="9525"/>
             <wp:docPr id="20" name="Picture 20"/>
             <wp:cNvGraphicFramePr>
               <a:graphicFrameLocks xmlns:a="http://schemas.openxmlformats.org/drawingml/2006/main" noChangeAspect="1"/>
@@ -3820,7 +3914,7 @@
                   <pic:spPr>
                     <a:xfrm>
                       <a:off x="0" y="0"/>
-                      <a:ext cx="4619625" cy="4095750"/>
+                      <a:ext cx="4619625" cy="5362575"/>
                     </a:xfrm>
                     <a:prstGeom prst="rect">
                       <a:avLst/>
@@ -3942,7 +4036,7 @@
         <w:pStyle w:val="ListParagraph"/>
         <w:spacing w:line="360" w:lineRule="auto"/>
         <w:ind w:left="720"/>
-        <w:jc w:val="both"/>
+        <w:jc w:val="center"/>
         <w:rPr>
           <w:sz w:val="24"/>
           <w:szCs w:val="24"/>
@@ -4933,17 +5027,6 @@
     </w:p>
     <w:p>
       <w:pPr>
-        <w:jc w:val="center"/>
-        <w:rPr>
-          <w:rFonts w:ascii="Times New Roman" w:hAnsi="Times New Roman" w:cs="Times New Roman"/>
-          <w:i/>
-          <w:sz w:val="24"/>
-          <w:szCs w:val="24"/>
-        </w:rPr>
-      </w:pPr>
-    </w:p>
-    <w:p>
-      <w:pPr>
         <w:pStyle w:val="ListParagraph"/>
         <w:numPr>
           <w:ilvl w:val="0"/>
@@ -4978,13 +5061,14 @@
       <w:r>
         <w:rPr>
           <w:noProof/>
-        </w:rPr>
-        <w:lastRenderedPageBreak/>
+          <w:sz w:val="24"/>
+          <w:szCs w:val="24"/>
+        </w:rPr>
         <w:drawing>
-          <wp:inline distT="0" distB="0" distL="0" distR="0" wp14:anchorId="1875CA8E" wp14:editId="79E85BA3">
-            <wp:extent cx="4655820" cy="5010150"/>
-            <wp:effectExtent l="0" t="0" r="0" b="0"/>
-            <wp:docPr id="37" name="Picture 37"/>
+          <wp:inline distT="0" distB="0" distL="0" distR="0" wp14:anchorId="043A1AA4" wp14:editId="1EA34C5C">
+            <wp:extent cx="4514520" cy="2514393"/>
+            <wp:effectExtent l="0" t="0" r="635" b="635"/>
+            <wp:docPr id="2" name="Picture 2"/>
             <wp:cNvGraphicFramePr>
               <a:graphicFrameLocks xmlns:a="http://schemas.openxmlformats.org/drawingml/2006/main" noChangeAspect="1"/>
             </wp:cNvGraphicFramePr>
@@ -5004,7 +5088,7 @@
                   <pic:spPr>
                     <a:xfrm>
                       <a:off x="0" y="0"/>
-                      <a:ext cx="4683152" cy="5039562"/>
+                      <a:ext cx="4522141" cy="2518638"/>
                     </a:xfrm>
                     <a:prstGeom prst="rect">
                       <a:avLst/>
@@ -5034,10 +5118,9 @@
           <w:sz w:val="24"/>
           <w:szCs w:val="24"/>
         </w:rPr>
-        <w:t>show spanning-tree on NEX-HQ-SW1: every port is forwarding and the root bridge is reached through Port-channel 1, so there is no loop.</w:t>
-      </w:r>
-    </w:p>
-    <w:p/>
+        <w:t>show spanning-tree vlan 10 on NEX-HQ-SW2: this switch is the root bridge (default priority 32768 plus VLAN 10, lowest MAC address wins). Gi0/1 and Po1 are both forwarding, so no link is blocked.</w:t>
+      </w:r>
+    </w:p>
     <w:p/>
     <w:p>
       <w:pPr>
@@ -5115,7 +5198,6 @@
           <w:sz w:val="28"/>
           <w:szCs w:val="28"/>
         </w:rPr>
-        <w:lastRenderedPageBreak/>
         <w:t>9</w:t>
       </w:r>
       <w:r>
@@ -5237,21 +5319,36 @@
       </w:r>
     </w:p>
     <w:p/>
+    <w:p/>
+    <w:p/>
     <w:p>
       <w:pPr>
         <w:jc w:val="center"/>
       </w:pPr>
-      <w:r>
-        <w:rPr>
-          <w:rFonts w:ascii="Times New Roman" w:hAnsi="Times New Roman" w:cs="Times New Roman"/>
-          <w:noProof/>
-        </w:rPr>
-        <w:lastRenderedPageBreak/>
+    </w:p>
+    <w:p>
+      <w:pPr>
+        <w:jc w:val="center"/>
+        <w:rPr>
+          <w:rFonts w:ascii="Times New Roman" w:hAnsi="Times New Roman" w:cs="Times New Roman"/>
+          <w:b/>
+          <w:sz w:val="24"/>
+          <w:szCs w:val="24"/>
+        </w:rPr>
+      </w:pPr>
+      <w:bookmarkStart w:id="0" w:name="_GoBack"/>
+      <w:r>
+        <w:rPr>
+          <w:rFonts w:ascii="Times New Roman" w:hAnsi="Times New Roman" w:cs="Times New Roman"/>
+          <w:b/>
+          <w:sz w:val="24"/>
+          <w:szCs w:val="24"/>
+        </w:rPr>
         <w:drawing>
-          <wp:inline distT="0" distB="0" distL="0" distR="0" wp14:anchorId="0EB49C66" wp14:editId="62798671">
-            <wp:extent cx="3582670" cy="4791075"/>
+          <wp:inline distT="0" distB="0" distL="0" distR="0" wp14:anchorId="25BB8EE2" wp14:editId="57B3C375">
+            <wp:extent cx="4363059" cy="2715004"/>
             <wp:effectExtent l="0" t="0" r="0" b="9525"/>
-            <wp:docPr id="10" name="Picture 10"/>
+            <wp:docPr id="6" name="Picture 6"/>
             <wp:cNvGraphicFramePr>
               <a:graphicFrameLocks xmlns:a="http://schemas.openxmlformats.org/drawingml/2006/main" noChangeAspect="1"/>
             </wp:cNvGraphicFramePr>
@@ -5271,7 +5368,7 @@
                   <pic:spPr>
                     <a:xfrm>
                       <a:off x="0" y="0"/>
-                      <a:ext cx="3604762" cy="4820619"/>
+                      <a:ext cx="4363059" cy="2715004"/>
                     </a:xfrm>
                     <a:prstGeom prst="rect">
                       <a:avLst/>
@@ -5283,12 +5380,24 @@
           </wp:inline>
         </w:drawing>
       </w:r>
+      <w:bookmarkEnd w:id="0"/>
+    </w:p>
+    <w:p>
+      <w:pPr>
+        <w:rPr>
+          <w:rFonts w:ascii="Times New Roman" w:hAnsi="Times New Roman" w:cs="Times New Roman"/>
+          <w:b/>
+          <w:sz w:val="24"/>
+          <w:szCs w:val="24"/>
+        </w:rPr>
+      </w:pPr>
     </w:p>
     <w:p>
       <w:pPr>
         <w:jc w:val="center"/>
         <w:rPr>
           <w:rFonts w:ascii="Times New Roman" w:hAnsi="Times New Roman" w:cs="Times New Roman"/>
+          <w:b/>
           <w:i/>
           <w:sz w:val="24"/>
           <w:szCs w:val="24"/>
@@ -5301,7 +5410,25 @@
           <w:sz w:val="24"/>
           <w:szCs w:val="24"/>
         </w:rPr>
-        <w:t>NEX-BR-SW1: five VLANs (no VLAN 40 at Branch), with Gi0/1 and Po1 trunking.</w:t>
+        <w:t xml:space="preserve">show ip interface brief on NEX-HQ-R1: Serial0/1/0 is configured with 10.0.0.1 on the 10.0.0.0/30 </w:t>
+      </w:r>
+      <w:r>
+        <w:rPr>
+          <w:rFonts w:ascii="Times New Roman" w:hAnsi="Times New Roman" w:cs="Times New Roman"/>
+          <w:i/>
+          <w:sz w:val="24"/>
+          <w:szCs w:val="24"/>
+        </w:rPr>
+        <w:t>WAN subnet</w:t>
+      </w:r>
+      <w:r>
+        <w:rPr>
+          <w:rFonts w:ascii="Times New Roman" w:hAnsi="Times New Roman" w:cs="Times New Roman"/>
+          <w:i/>
+          <w:sz w:val="24"/>
+          <w:szCs w:val="24"/>
+        </w:rPr>
+        <w:t xml:space="preserve"> and is up/up, so the point-to-point link to NEX-BR-R1 (10.0.0.2) is operational.</w:t>
       </w:r>
     </w:p>
     <w:p>
@@ -5313,13 +5440,23 @@
           <w:szCs w:val="24"/>
         </w:rPr>
       </w:pPr>
-      <w:r>
+    </w:p>
+    <w:p>
+      <w:pPr>
         <w:rPr>
           <w:rFonts w:ascii="Times New Roman" w:hAnsi="Times New Roman" w:cs="Times New Roman"/>
           <w:b/>
           <w:sz w:val="24"/>
           <w:szCs w:val="24"/>
         </w:rPr>
+      </w:pPr>
+      <w:r>
+        <w:rPr>
+          <w:rFonts w:ascii="Times New Roman" w:hAnsi="Times New Roman" w:cs="Times New Roman"/>
+          <w:b/>
+          <w:sz w:val="24"/>
+          <w:szCs w:val="24"/>
+        </w:rPr>
         <w:t>OSPF NEIGHBOR VERIFICATION</w:t>
       </w:r>
     </w:p>
@@ -5328,15 +5465,11 @@
         <w:rPr>
           <w:rFonts w:ascii="Times New Roman" w:hAnsi="Times New Roman" w:cs="Times New Roman"/>
           <w:b/>
-          <w:sz w:val="20"/>
-          <w:szCs w:val="20"/>
-        </w:rPr>
-      </w:pPr>
-      <w:r>
-        <w:rPr>
-          <w:rFonts w:ascii="Times New Roman" w:hAnsi="Times New Roman" w:cs="Times New Roman"/>
-          <w:sz w:val="20"/>
-          <w:szCs w:val="20"/>
+        </w:rPr>
+      </w:pPr>
+      <w:r>
+        <w:rPr>
+          <w:rFonts w:ascii="Times New Roman" w:hAnsi="Times New Roman" w:cs="Times New Roman"/>
         </w:rPr>
         <w:t>NEX-HQ-R1 OSPF neighbors: its HQ partner on each VLAN plus the Branch router across the WAN (Serial0/1/0).</w:t>
       </w:r>
@@ -5347,10 +5480,10 @@
           <w:noProof/>
         </w:rPr>
         <w:drawing>
-          <wp:inline distT="0" distB="0" distL="0" distR="0" wp14:anchorId="4AF44A32" wp14:editId="7C1E1A6A">
-            <wp:extent cx="4314825" cy="2019300"/>
-            <wp:effectExtent l="0" t="0" r="9525" b="0"/>
-            <wp:docPr id="14" name="Picture 14"/>
+          <wp:inline distT="0" distB="0" distL="0" distR="0" wp14:anchorId="23DE091F" wp14:editId="5309D01A">
+            <wp:extent cx="4419600" cy="2171700"/>
+            <wp:effectExtent l="0" t="0" r="0" b="0"/>
+            <wp:docPr id="1" name="Picture 1"/>
             <wp:cNvGraphicFramePr>
               <a:graphicFrameLocks xmlns:a="http://schemas.openxmlformats.org/drawingml/2006/main" noChangeAspect="1"/>
             </wp:cNvGraphicFramePr>
@@ -5370,7 +5503,7 @@
                   <pic:spPr>
                     <a:xfrm>
                       <a:off x="0" y="0"/>
-                      <a:ext cx="4315430" cy="2019583"/>
+                      <a:ext cx="4420219" cy="2172004"/>
                     </a:xfrm>
                     <a:prstGeom prst="rect">
                       <a:avLst/>
@@ -5409,18 +5542,18 @@
           <w:sz w:val="24"/>
           <w:szCs w:val="24"/>
         </w:rPr>
+        <w:t xml:space="preserve">DHCP CONFIGURATION </w:t>
+      </w:r>
+    </w:p>
+    <w:p>
+      <w:pPr>
+        <w:jc w:val="center"/>
+      </w:pPr>
+      <w:r>
+        <w:rPr>
+          <w:noProof/>
+        </w:rPr>
         <w:lastRenderedPageBreak/>
-        <w:t xml:space="preserve">DHCP CONFIGURATION </w:t>
-      </w:r>
-    </w:p>
-    <w:p>
-      <w:pPr>
-        <w:jc w:val="center"/>
-      </w:pPr>
-      <w:r>
-        <w:rPr>
-          <w:noProof/>
-        </w:rPr>
         <w:drawing>
           <wp:inline distT="0" distB="0" distL="0" distR="0" wp14:anchorId="5967BB10" wp14:editId="7B333B57">
             <wp:extent cx="4639322" cy="3019846"/>
@@ -5575,33 +5708,26 @@
           <w:sz w:val="24"/>
           <w:szCs w:val="24"/>
         </w:rPr>
+        <w:t>INTER-SITE CONNECTIVITY</w:t>
+      </w:r>
+    </w:p>
+    <w:p>
+      <w:pPr>
+        <w:rPr>
+          <w:rFonts w:ascii="Times New Roman" w:hAnsi="Times New Roman" w:cs="Times New Roman"/>
+          <w:sz w:val="24"/>
+          <w:szCs w:val="24"/>
+        </w:rPr>
+      </w:pPr>
+      <w:r>
+        <w:rPr>
+          <w:rFonts w:ascii="Times New Roman" w:hAnsi="Times New Roman" w:cs="Times New Roman"/>
+          <w:sz w:val="24"/>
+          <w:szCs w:val="24"/>
+        </w:rPr>
         <w:lastRenderedPageBreak/>
-        <w:t>INTER-SITE CONNECTIVITY</w:t>
-      </w:r>
-    </w:p>
-    <w:p>
-      <w:pPr>
-        <w:rPr>
-          <w:rFonts w:ascii="Times New Roman" w:hAnsi="Times New Roman" w:cs="Times New Roman"/>
-          <w:sz w:val="24"/>
-          <w:szCs w:val="24"/>
-        </w:rPr>
-      </w:pPr>
-      <w:r>
-        <w:rPr>
-          <w:rFonts w:ascii="Times New Roman" w:hAnsi="Times New Roman" w:cs="Times New Roman"/>
-          <w:sz w:val="24"/>
-          <w:szCs w:val="24"/>
-        </w:rPr>
         <w:t>PINGING FROM BRANCH OPERATIONS TO HQ OPERATIONS (same VLAN number, other office) AND HQ SALES (different VLAN).</w:t>
       </w:r>
-    </w:p>
-    <w:p>
-      <w:pPr>
-        <w:tabs>
-          <w:tab w:val="left" w:pos="1080"/>
-        </w:tabs>
-      </w:pPr>
     </w:p>
     <w:p>
       <w:r>
